--- a/docs/19_어린이주일_행사_계획서.docx
+++ b/docs/19_어린이주일_행사_계획서.docx
@@ -11,7 +11,7 @@
         <w:rPr>
           <w:b w:val="0"/>
         </w:rPr>
-        <w:t>202X년 (교회명) 어린이주일 기념 예배 및 특별 프로그램 계획서</w:t>
+        <w:t>________년 (교회명) 교회학교 어린이주일 행사 계획서</w:t>
       </w:r>
     </w:p>
     <w:p>
@@ -22,7 +22,7 @@
         <w:rPr>
           <w:b w:val="0"/>
         </w:rPr>
-        <w:t>1. 개요</w:t>
+        <w:t>개요</w:t>
       </w:r>
     </w:p>
     <w:p>
@@ -31,15 +31,9 @@
       </w:pPr>
       <w:r>
         <w:rPr>
-          <w:b/>
-        </w:rPr>
-        <w:t>행사명:</w:t>
-      </w:r>
-      <w:r>
-        <w:rPr>
           <w:b w:val="0"/>
         </w:rPr>
-        <w:t xml:space="preserve"> 202X년 (교회명) 어린이주일 "하나님의 보물, 우리 아이들"</w:t>
+        <w:t>주제 : 예수님의 사랑 안에서 자라는 어린이</w:t>
       </w:r>
     </w:p>
     <w:p>
@@ -48,15 +42,9 @@
       </w:pPr>
       <w:r>
         <w:rPr>
-          <w:b/>
-        </w:rPr>
-        <w:t>주제 성구:</w:t>
-      </w:r>
-      <w:r>
-        <w:rPr>
           <w:b w:val="0"/>
         </w:rPr>
-        <w:t xml:space="preserve"> 마태복음 19:13-15</w:t>
+        <w:t>주제 말씀 : 마가복음 10:16</w:t>
       </w:r>
     </w:p>
     <w:p>
@@ -65,15 +53,9 @@
       </w:pPr>
       <w:r>
         <w:rPr>
-          <w:b/>
-        </w:rPr>
-        <w:t>일시:</w:t>
-      </w:r>
-      <w:r>
-        <w:rPr>
           <w:b w:val="0"/>
         </w:rPr>
-        <w:t xml:space="preserve"> 202X년 5월 __일(주일) 오전 __시 ~ 오후 __시</w:t>
+        <w:t>목적 : 어린이를 축복하고 부모와 함께 예배하며 믿음의 기쁨을 나눈다.</w:t>
       </w:r>
     </w:p>
     <w:p>
@@ -82,15 +64,9 @@
       </w:pPr>
       <w:r>
         <w:rPr>
-          <w:b/>
-        </w:rPr>
-        <w:t>장소:</w:t>
-      </w:r>
-      <w:r>
-        <w:rPr>
           <w:b w:val="0"/>
         </w:rPr>
-        <w:t xml:space="preserve"> (교회명) 본당 및 소예배실</w:t>
+        <w:t>장소 : ________</w:t>
       </w:r>
     </w:p>
     <w:p>
@@ -99,15 +75,9 @@
       </w:pPr>
       <w:r>
         <w:rPr>
-          <w:b/>
-        </w:rPr>
-        <w:t>대상:</w:t>
-      </w:r>
-      <w:r>
-        <w:rPr>
           <w:b w:val="0"/>
         </w:rPr>
-        <w:t xml:space="preserve"> 영유아부, 유치부, 초등부 어린이 및 학부모</w:t>
+        <w:t>일시 : ________년 5월 ________일(주일) ________시~________시</w:t>
       </w:r>
     </w:p>
     <w:p>
@@ -116,15 +86,20 @@
       </w:pPr>
       <w:r>
         <w:rPr>
-          <w:b/>
+          <w:b w:val="0"/>
         </w:rPr>
-        <w:t>목적:</w:t>
+        <w:t>담당 : ________</w:t>
       </w:r>
+    </w:p>
+    <w:p>
+      <w:pPr>
+        <w:pStyle w:val="ListBullet"/>
+      </w:pPr>
       <w:r>
         <w:rPr>
           <w:b w:val="0"/>
         </w:rPr>
-        <w:t xml:space="preserve"> 어린이들이 하나님의 사랑 안에서 소중한 존재임을 깨닫고, 온 세대가 함께 축복하며 기쁨을 나누는 예배와 화합의 장을 마련함.</w:t>
+        <w:t>대상 : (예상 인원 ________명: 학생 ________, 교사 ________, 보호자 ________)</w:t>
       </w:r>
     </w:p>
     <w:p>
@@ -135,7 +110,1143 @@
         <w:rPr>
           <w:b w:val="0"/>
         </w:rPr>
-        <w:t>2. 어린이주일 축하 예배 순서 (예시)</w:t>
+        <w:t>준비물</w:t>
+      </w:r>
+    </w:p>
+    <w:tbl>
+      <w:tblPr>
+        <w:tblStyle w:val="TableGrid"/>
+        <w:tblW w:type="auto" w:w="0"/>
+        <w:tblLook w:firstColumn="1" w:firstRow="1" w:lastColumn="0" w:lastRow="0" w:noHBand="0" w:noVBand="1" w:val="04A0"/>
+      </w:tblPr>
+      <w:tblGrid>
+        <w:gridCol w:w="2880"/>
+        <w:gridCol w:w="2880"/>
+        <w:gridCol w:w="2880"/>
+      </w:tblGrid>
+      <w:tr>
+        <w:tc>
+          <w:tcPr>
+            <w:tcW w:type="dxa" w:w="2880"/>
+          </w:tcPr>
+          <w:p>
+            <w:r>
+              <w:rPr>
+                <w:b/>
+              </w:rPr>
+              <w:t>구분</w:t>
+            </w:r>
+          </w:p>
+        </w:tc>
+        <w:tc>
+          <w:tcPr>
+            <w:tcW w:type="dxa" w:w="2880"/>
+          </w:tcPr>
+          <w:p>
+            <w:r>
+              <w:rPr>
+                <w:b/>
+              </w:rPr>
+              <w:t>준비물</w:t>
+            </w:r>
+          </w:p>
+        </w:tc>
+        <w:tc>
+          <w:tcPr>
+            <w:tcW w:type="dxa" w:w="2880"/>
+          </w:tcPr>
+          <w:p>
+            <w:r>
+              <w:rPr>
+                <w:b/>
+              </w:rPr>
+              <w:t>비고</w:t>
+            </w:r>
+          </w:p>
+        </w:tc>
+      </w:tr>
+      <w:tr>
+        <w:tc>
+          <w:tcPr>
+            <w:tcW w:type="dxa" w:w="2880"/>
+          </w:tcPr>
+          <w:p>
+            <w:r>
+              <w:rPr>
+                <w:b w:val="0"/>
+              </w:rPr>
+              <w:t>예배</w:t>
+            </w:r>
+          </w:p>
+        </w:tc>
+        <w:tc>
+          <w:tcPr>
+            <w:tcW w:type="dxa" w:w="2880"/>
+          </w:tcPr>
+          <w:p>
+            <w:r>
+              <w:rPr>
+                <w:b w:val="0"/>
+              </w:rPr>
+              <w:t>찬양 자료, 성경, 예배 순서지</w:t>
+            </w:r>
+          </w:p>
+        </w:tc>
+        <w:tc>
+          <w:tcPr>
+            <w:tcW w:type="dxa" w:w="2880"/>
+          </w:tcPr>
+          <w:p>
+            <w:r>
+              <w:rPr>
+                <w:b w:val="0"/>
+              </w:rPr>
+              <w:t>진행·기도 담당 사전 확인</w:t>
+            </w:r>
+          </w:p>
+        </w:tc>
+      </w:tr>
+      <w:tr>
+        <w:tc>
+          <w:tcPr>
+            <w:tcW w:type="dxa" w:w="2880"/>
+          </w:tcPr>
+          <w:p>
+            <w:r>
+              <w:rPr>
+                <w:b w:val="0"/>
+              </w:rPr>
+              <w:t>축복 기도</w:t>
+            </w:r>
+          </w:p>
+        </w:tc>
+        <w:tc>
+          <w:tcPr>
+            <w:tcW w:type="dxa" w:w="2880"/>
+          </w:tcPr>
+          <w:p>
+            <w:r>
+              <w:rPr>
+                <w:b w:val="0"/>
+              </w:rPr>
+              <w:t>어린이 명단, 기도 제목 카드</w:t>
+            </w:r>
+          </w:p>
+        </w:tc>
+        <w:tc>
+          <w:tcPr>
+            <w:tcW w:type="dxa" w:w="2880"/>
+          </w:tcPr>
+          <w:p>
+            <w:r>
+              <w:rPr>
+                <w:b w:val="0"/>
+              </w:rPr>
+              <w:t>기도 담당 ________</w:t>
+            </w:r>
+          </w:p>
+        </w:tc>
+      </w:tr>
+      <w:tr>
+        <w:tc>
+          <w:tcPr>
+            <w:tcW w:type="dxa" w:w="2880"/>
+          </w:tcPr>
+          <w:p>
+            <w:r>
+              <w:rPr>
+                <w:b w:val="0"/>
+              </w:rPr>
+              <w:t>선물</w:t>
+            </w:r>
+          </w:p>
+        </w:tc>
+        <w:tc>
+          <w:tcPr>
+            <w:tcW w:type="dxa" w:w="2880"/>
+          </w:tcPr>
+          <w:p>
+            <w:r>
+              <w:rPr>
+                <w:b w:val="0"/>
+              </w:rPr>
+              <w:t>선물 ________개, 포장 봉투</w:t>
+            </w:r>
+          </w:p>
+        </w:tc>
+        <w:tc>
+          <w:tcPr>
+            <w:tcW w:type="dxa" w:w="2880"/>
+          </w:tcPr>
+          <w:p>
+            <w:r>
+              <w:rPr>
+                <w:b w:val="0"/>
+              </w:rPr>
+              <w:t>미참석 어린이 몫 포함</w:t>
+            </w:r>
+          </w:p>
+        </w:tc>
+      </w:tr>
+      <w:tr>
+        <w:tc>
+          <w:tcPr>
+            <w:tcW w:type="dxa" w:w="2880"/>
+          </w:tcPr>
+          <w:p>
+            <w:r>
+              <w:rPr>
+                <w:b w:val="0"/>
+              </w:rPr>
+              <w:t>부모 초청</w:t>
+            </w:r>
+          </w:p>
+        </w:tc>
+        <w:tc>
+          <w:tcPr>
+            <w:tcW w:type="dxa" w:w="2880"/>
+          </w:tcPr>
+          <w:p>
+            <w:r>
+              <w:rPr>
+                <w:b w:val="0"/>
+              </w:rPr>
+              <w:t>초청 안내, 좌석 안내표</w:t>
+            </w:r>
+          </w:p>
+        </w:tc>
+        <w:tc>
+          <w:tcPr>
+            <w:tcW w:type="dxa" w:w="2880"/>
+          </w:tcPr>
+          <w:p>
+            <w:r>
+              <w:rPr>
+                <w:b w:val="0"/>
+              </w:rPr>
+              <w:t>보호자 참석 여부 확인</w:t>
+            </w:r>
+          </w:p>
+        </w:tc>
+      </w:tr>
+      <w:tr>
+        <w:tc>
+          <w:tcPr>
+            <w:tcW w:type="dxa" w:w="2880"/>
+          </w:tcPr>
+          <w:p>
+            <w:r>
+              <w:rPr>
+                <w:b w:val="0"/>
+              </w:rPr>
+              <w:t>놀이</w:t>
+            </w:r>
+          </w:p>
+        </w:tc>
+        <w:tc>
+          <w:tcPr>
+            <w:tcW w:type="dxa" w:w="2880"/>
+          </w:tcPr>
+          <w:p>
+            <w:r>
+              <w:rPr>
+                <w:b w:val="0"/>
+              </w:rPr>
+              <w:t>종이컵, 공, 바구니, 색연필</w:t>
+            </w:r>
+          </w:p>
+        </w:tc>
+        <w:tc>
+          <w:tcPr>
+            <w:tcW w:type="dxa" w:w="2880"/>
+          </w:tcPr>
+          <w:p>
+            <w:r>
+              <w:rPr>
+                <w:b w:val="0"/>
+              </w:rPr>
+              <w:t>연령에 맞게 준비</w:t>
+            </w:r>
+          </w:p>
+        </w:tc>
+      </w:tr>
+      <w:tr>
+        <w:tc>
+          <w:tcPr>
+            <w:tcW w:type="dxa" w:w="2880"/>
+          </w:tcPr>
+          <w:p>
+            <w:r>
+              <w:rPr>
+                <w:b w:val="0"/>
+              </w:rPr>
+              <w:t>간식·안전</w:t>
+            </w:r>
+          </w:p>
+        </w:tc>
+        <w:tc>
+          <w:tcPr>
+            <w:tcW w:type="dxa" w:w="2880"/>
+          </w:tcPr>
+          <w:p>
+            <w:r>
+              <w:rPr>
+                <w:b w:val="0"/>
+              </w:rPr>
+              <w:t>간식, 생수, 구급함</w:t>
+            </w:r>
+          </w:p>
+        </w:tc>
+        <w:tc>
+          <w:tcPr>
+            <w:tcW w:type="dxa" w:w="2880"/>
+          </w:tcPr>
+          <w:p>
+            <w:r>
+              <w:rPr>
+                <w:b w:val="0"/>
+              </w:rPr>
+              <w:t>알레르기 사전 확인</w:t>
+            </w:r>
+          </w:p>
+        </w:tc>
+      </w:tr>
+      <w:tr>
+        <w:tc>
+          <w:tcPr>
+            <w:tcW w:type="dxa" w:w="2880"/>
+          </w:tcPr>
+          <w:p>
+            <w:r>
+              <w:rPr>
+                <w:b w:val="0"/>
+              </w:rPr>
+              <w:t>사진</w:t>
+            </w:r>
+          </w:p>
+        </w:tc>
+        <w:tc>
+          <w:tcPr>
+            <w:tcW w:type="dxa" w:w="2880"/>
+          </w:tcPr>
+          <w:p>
+            <w:r>
+              <w:rPr>
+                <w:b w:val="0"/>
+              </w:rPr>
+              <w:t>촬영 기기, 동의 확인 명단</w:t>
+            </w:r>
+          </w:p>
+        </w:tc>
+        <w:tc>
+          <w:tcPr>
+            <w:tcW w:type="dxa" w:w="2880"/>
+          </w:tcPr>
+          <w:p>
+            <w:r>
+              <w:rPr>
+                <w:b w:val="0"/>
+              </w:rPr>
+              <w:t>촬영 담당 ________</w:t>
+            </w:r>
+          </w:p>
+        </w:tc>
+      </w:tr>
+    </w:tbl>
+    <w:p/>
+    <w:p>
+      <w:pPr>
+        <w:pStyle w:val="Heading2"/>
+      </w:pPr>
+      <w:r>
+        <w:rPr>
+          <w:b w:val="0"/>
+        </w:rPr>
+        <w:t>시간표</w:t>
+      </w:r>
+    </w:p>
+    <w:tbl>
+      <w:tblPr>
+        <w:tblStyle w:val="TableGrid"/>
+        <w:tblW w:type="auto" w:w="0"/>
+        <w:tblLook w:firstColumn="1" w:firstRow="1" w:lastColumn="0" w:lastRow="0" w:noHBand="0" w:noVBand="1" w:val="04A0"/>
+      </w:tblPr>
+      <w:tblGrid>
+        <w:gridCol w:w="2880"/>
+        <w:gridCol w:w="2880"/>
+        <w:gridCol w:w="2880"/>
+      </w:tblGrid>
+      <w:tr>
+        <w:tc>
+          <w:tcPr>
+            <w:tcW w:type="dxa" w:w="2880"/>
+          </w:tcPr>
+          <w:p>
+            <w:r>
+              <w:rPr>
+                <w:b/>
+              </w:rPr>
+              <w:t>시간</w:t>
+            </w:r>
+          </w:p>
+        </w:tc>
+        <w:tc>
+          <w:tcPr>
+            <w:tcW w:type="dxa" w:w="2880"/>
+          </w:tcPr>
+          <w:p>
+            <w:r>
+              <w:rPr>
+                <w:b/>
+              </w:rPr>
+              <w:t>순서</w:t>
+            </w:r>
+          </w:p>
+        </w:tc>
+        <w:tc>
+          <w:tcPr>
+            <w:tcW w:type="dxa" w:w="2880"/>
+          </w:tcPr>
+          <w:p>
+            <w:r>
+              <w:rPr>
+                <w:b/>
+              </w:rPr>
+              <w:t>내용·담당</w:t>
+            </w:r>
+          </w:p>
+        </w:tc>
+      </w:tr>
+      <w:tr>
+        <w:tc>
+          <w:tcPr>
+            <w:tcW w:type="dxa" w:w="2880"/>
+          </w:tcPr>
+          <w:p>
+            <w:r>
+              <w:rPr>
+                <w:b w:val="0"/>
+              </w:rPr>
+              <w:t>10:30~10:40</w:t>
+            </w:r>
+          </w:p>
+        </w:tc>
+        <w:tc>
+          <w:tcPr>
+            <w:tcW w:type="dxa" w:w="2880"/>
+          </w:tcPr>
+          <w:p>
+            <w:r>
+              <w:rPr>
+                <w:b w:val="0"/>
+              </w:rPr>
+              <w:t>맞이·부모 초청</w:t>
+            </w:r>
+          </w:p>
+        </w:tc>
+        <w:tc>
+          <w:tcPr>
+            <w:tcW w:type="dxa" w:w="2880"/>
+          </w:tcPr>
+          <w:p>
+            <w:r>
+              <w:rPr>
+                <w:b w:val="0"/>
+              </w:rPr>
+              <w:t>어린이와 보호자 이름표 배부, 함께 착석 / ________</w:t>
+            </w:r>
+          </w:p>
+        </w:tc>
+      </w:tr>
+      <w:tr>
+        <w:tc>
+          <w:tcPr>
+            <w:tcW w:type="dxa" w:w="2880"/>
+          </w:tcPr>
+          <w:p>
+            <w:r>
+              <w:rPr>
+                <w:b w:val="0"/>
+              </w:rPr>
+              <w:t>10:40~11:10</w:t>
+            </w:r>
+          </w:p>
+        </w:tc>
+        <w:tc>
+          <w:tcPr>
+            <w:tcW w:type="dxa" w:w="2880"/>
+          </w:tcPr>
+          <w:p>
+            <w:r>
+              <w:rPr>
+                <w:b w:val="0"/>
+              </w:rPr>
+              <w:t>어린이주일 예배</w:t>
+            </w:r>
+          </w:p>
+        </w:tc>
+        <w:tc>
+          <w:tcPr>
+            <w:tcW w:type="dxa" w:w="2880"/>
+          </w:tcPr>
+          <w:p>
+            <w:r>
+              <w:rPr>
+                <w:b w:val="0"/>
+              </w:rPr>
+              <w:t>아래 예배 순서 참고 / ________</w:t>
+            </w:r>
+          </w:p>
+        </w:tc>
+      </w:tr>
+      <w:tr>
+        <w:tc>
+          <w:tcPr>
+            <w:tcW w:type="dxa" w:w="2880"/>
+          </w:tcPr>
+          <w:p>
+            <w:r>
+              <w:rPr>
+                <w:b w:val="0"/>
+              </w:rPr>
+              <w:t>11:10~11:20</w:t>
+            </w:r>
+          </w:p>
+        </w:tc>
+        <w:tc>
+          <w:tcPr>
+            <w:tcW w:type="dxa" w:w="2880"/>
+          </w:tcPr>
+          <w:p>
+            <w:r>
+              <w:rPr>
+                <w:b w:val="0"/>
+              </w:rPr>
+              <w:t>축복 기도·선물 전달</w:t>
+            </w:r>
+          </w:p>
+        </w:tc>
+        <w:tc>
+          <w:tcPr>
+            <w:tcW w:type="dxa" w:w="2880"/>
+          </w:tcPr>
+          <w:p>
+            <w:r>
+              <w:rPr>
+                <w:b w:val="0"/>
+              </w:rPr>
+              <w:t>어린이 한 명씩 축복하고 선물 전달 / ________</w:t>
+            </w:r>
+          </w:p>
+        </w:tc>
+      </w:tr>
+      <w:tr>
+        <w:tc>
+          <w:tcPr>
+            <w:tcW w:type="dxa" w:w="2880"/>
+          </w:tcPr>
+          <w:p>
+            <w:r>
+              <w:rPr>
+                <w:b w:val="0"/>
+              </w:rPr>
+              <w:t>11:20~11:30</w:t>
+            </w:r>
+          </w:p>
+        </w:tc>
+        <w:tc>
+          <w:tcPr>
+            <w:tcW w:type="dxa" w:w="2880"/>
+          </w:tcPr>
+          <w:p>
+            <w:r>
+              <w:rPr>
+                <w:b w:val="0"/>
+              </w:rPr>
+              <w:t>부모와 함께</w:t>
+            </w:r>
+          </w:p>
+        </w:tc>
+        <w:tc>
+          <w:tcPr>
+            <w:tcW w:type="dxa" w:w="2880"/>
+          </w:tcPr>
+          <w:p>
+            <w:r>
+              <w:rPr>
+                <w:b w:val="0"/>
+              </w:rPr>
+              <w:t>감사 인사, 가족 축복 카드 작성 / ________</w:t>
+            </w:r>
+          </w:p>
+        </w:tc>
+      </w:tr>
+      <w:tr>
+        <w:tc>
+          <w:tcPr>
+            <w:tcW w:type="dxa" w:w="2880"/>
+          </w:tcPr>
+          <w:p>
+            <w:r>
+              <w:rPr>
+                <w:b w:val="0"/>
+              </w:rPr>
+              <w:t>11:30~12:00</w:t>
+            </w:r>
+          </w:p>
+        </w:tc>
+        <w:tc>
+          <w:tcPr>
+            <w:tcW w:type="dxa" w:w="2880"/>
+          </w:tcPr>
+          <w:p>
+            <w:r>
+              <w:rPr>
+                <w:b w:val="0"/>
+              </w:rPr>
+              <w:t>놀이 프로그램</w:t>
+            </w:r>
+          </w:p>
+        </w:tc>
+        <w:tc>
+          <w:tcPr>
+            <w:tcW w:type="dxa" w:w="2880"/>
+          </w:tcPr>
+          <w:p>
+            <w:r>
+              <w:rPr>
+                <w:b w:val="0"/>
+              </w:rPr>
+              <w:t>세 활동을 차례로 진행 / ________</w:t>
+            </w:r>
+          </w:p>
+        </w:tc>
+      </w:tr>
+      <w:tr>
+        <w:tc>
+          <w:tcPr>
+            <w:tcW w:type="dxa" w:w="2880"/>
+          </w:tcPr>
+          <w:p>
+            <w:r>
+              <w:rPr>
+                <w:b w:val="0"/>
+              </w:rPr>
+              <w:t>12:00~12:10</w:t>
+            </w:r>
+          </w:p>
+        </w:tc>
+        <w:tc>
+          <w:tcPr>
+            <w:tcW w:type="dxa" w:w="2880"/>
+          </w:tcPr>
+          <w:p>
+            <w:r>
+              <w:rPr>
+                <w:b w:val="0"/>
+              </w:rPr>
+              <w:t>간식·마침</w:t>
+            </w:r>
+          </w:p>
+        </w:tc>
+        <w:tc>
+          <w:tcPr>
+            <w:tcW w:type="dxa" w:w="2880"/>
+          </w:tcPr>
+          <w:p>
+            <w:r>
+              <w:rPr>
+                <w:b w:val="0"/>
+              </w:rPr>
+              <w:t>감사 기도, 보호자 인계, 정리 / ________</w:t>
+            </w:r>
+          </w:p>
+        </w:tc>
+      </w:tr>
+    </w:tbl>
+    <w:p/>
+    <w:p>
+      <w:pPr>
+        <w:pStyle w:val="Heading3"/>
+      </w:pPr>
+      <w:r>
+        <w:rPr>
+          <w:b w:val="0"/>
+        </w:rPr>
+        <w:t>예배 순서 예시</w:t>
+      </w:r>
+    </w:p>
+    <w:tbl>
+      <w:tblPr>
+        <w:tblStyle w:val="TableGrid"/>
+        <w:tblW w:type="auto" w:w="0"/>
+        <w:tblLook w:firstColumn="1" w:firstRow="1" w:lastColumn="0" w:lastRow="0" w:noHBand="0" w:noVBand="1" w:val="04A0"/>
+      </w:tblPr>
+      <w:tblGrid>
+        <w:gridCol w:w="2880"/>
+        <w:gridCol w:w="2880"/>
+        <w:gridCol w:w="2880"/>
+      </w:tblGrid>
+      <w:tr>
+        <w:tc>
+          <w:tcPr>
+            <w:tcW w:type="dxa" w:w="2880"/>
+          </w:tcPr>
+          <w:p>
+            <w:r>
+              <w:rPr>
+                <w:b/>
+              </w:rPr>
+              <w:t>순서</w:t>
+            </w:r>
+          </w:p>
+        </w:tc>
+        <w:tc>
+          <w:tcPr>
+            <w:tcW w:type="dxa" w:w="2880"/>
+          </w:tcPr>
+          <w:p>
+            <w:r>
+              <w:rPr>
+                <w:b/>
+              </w:rPr>
+              <w:t>내용</w:t>
+            </w:r>
+          </w:p>
+        </w:tc>
+        <w:tc>
+          <w:tcPr>
+            <w:tcW w:type="dxa" w:w="2880"/>
+          </w:tcPr>
+          <w:p>
+            <w:r>
+              <w:rPr>
+                <w:b/>
+              </w:rPr>
+              <w:t>담당</w:t>
+            </w:r>
+          </w:p>
+        </w:tc>
+      </w:tr>
+      <w:tr>
+        <w:tc>
+          <w:tcPr>
+            <w:tcW w:type="dxa" w:w="2880"/>
+          </w:tcPr>
+          <w:p>
+            <w:r>
+              <w:rPr>
+                <w:b w:val="0"/>
+              </w:rPr>
+              <w:t>1</w:t>
+            </w:r>
+          </w:p>
+        </w:tc>
+        <w:tc>
+          <w:tcPr>
+            <w:tcW w:type="dxa" w:w="2880"/>
+          </w:tcPr>
+          <w:p>
+            <w:r>
+              <w:rPr>
+                <w:b w:val="0"/>
+              </w:rPr>
+              <w:t>예배로 부름·시작 기도</w:t>
+            </w:r>
+          </w:p>
+        </w:tc>
+        <w:tc>
+          <w:tcPr>
+            <w:tcW w:type="dxa" w:w="2880"/>
+          </w:tcPr>
+          <w:p>
+            <w:r>
+              <w:rPr>
+                <w:b w:val="0"/>
+              </w:rPr>
+              <w:t>________</w:t>
+            </w:r>
+          </w:p>
+        </w:tc>
+      </w:tr>
+      <w:tr>
+        <w:tc>
+          <w:tcPr>
+            <w:tcW w:type="dxa" w:w="2880"/>
+          </w:tcPr>
+          <w:p>
+            <w:r>
+              <w:rPr>
+                <w:b w:val="0"/>
+              </w:rPr>
+              <w:t>2</w:t>
+            </w:r>
+          </w:p>
+        </w:tc>
+        <w:tc>
+          <w:tcPr>
+            <w:tcW w:type="dxa" w:w="2880"/>
+          </w:tcPr>
+          <w:p>
+            <w:r>
+              <w:rPr>
+                <w:b w:val="0"/>
+              </w:rPr>
+              <w:t>함께 찬양</w:t>
+            </w:r>
+          </w:p>
+        </w:tc>
+        <w:tc>
+          <w:tcPr>
+            <w:tcW w:type="dxa" w:w="2880"/>
+          </w:tcPr>
+          <w:p>
+            <w:r>
+              <w:rPr>
+                <w:b w:val="0"/>
+              </w:rPr>
+              <w:t>________</w:t>
+            </w:r>
+          </w:p>
+        </w:tc>
+      </w:tr>
+      <w:tr>
+        <w:tc>
+          <w:tcPr>
+            <w:tcW w:type="dxa" w:w="2880"/>
+          </w:tcPr>
+          <w:p>
+            <w:r>
+              <w:rPr>
+                <w:b w:val="0"/>
+              </w:rPr>
+              <w:t>3</w:t>
+            </w:r>
+          </w:p>
+        </w:tc>
+        <w:tc>
+          <w:tcPr>
+            <w:tcW w:type="dxa" w:w="2880"/>
+          </w:tcPr>
+          <w:p>
+            <w:r>
+              <w:rPr>
+                <w:b w:val="0"/>
+              </w:rPr>
+              <w:t>대표 기도</w:t>
+            </w:r>
+          </w:p>
+        </w:tc>
+        <w:tc>
+          <w:tcPr>
+            <w:tcW w:type="dxa" w:w="2880"/>
+          </w:tcPr>
+          <w:p>
+            <w:r>
+              <w:rPr>
+                <w:b w:val="0"/>
+              </w:rPr>
+              <w:t>________</w:t>
+            </w:r>
+          </w:p>
+        </w:tc>
+      </w:tr>
+      <w:tr>
+        <w:tc>
+          <w:tcPr>
+            <w:tcW w:type="dxa" w:w="2880"/>
+          </w:tcPr>
+          <w:p>
+            <w:r>
+              <w:rPr>
+                <w:b w:val="0"/>
+              </w:rPr>
+              <w:t>4</w:t>
+            </w:r>
+          </w:p>
+        </w:tc>
+        <w:tc>
+          <w:tcPr>
+            <w:tcW w:type="dxa" w:w="2880"/>
+          </w:tcPr>
+          <w:p>
+            <w:r>
+              <w:rPr>
+                <w:b w:val="0"/>
+              </w:rPr>
+              <w:t>성경 봉독: 마가복음 10:16</w:t>
+            </w:r>
+          </w:p>
+        </w:tc>
+        <w:tc>
+          <w:tcPr>
+            <w:tcW w:type="dxa" w:w="2880"/>
+          </w:tcPr>
+          <w:p>
+            <w:r>
+              <w:rPr>
+                <w:b w:val="0"/>
+              </w:rPr>
+              <w:t>________</w:t>
+            </w:r>
+          </w:p>
+        </w:tc>
+      </w:tr>
+      <w:tr>
+        <w:tc>
+          <w:tcPr>
+            <w:tcW w:type="dxa" w:w="2880"/>
+          </w:tcPr>
+          <w:p>
+            <w:r>
+              <w:rPr>
+                <w:b w:val="0"/>
+              </w:rPr>
+              <w:t>5</w:t>
+            </w:r>
+          </w:p>
+        </w:tc>
+        <w:tc>
+          <w:tcPr>
+            <w:tcW w:type="dxa" w:w="2880"/>
+          </w:tcPr>
+          <w:p>
+            <w:r>
+              <w:rPr>
+                <w:b w:val="0"/>
+              </w:rPr>
+              <w:t>말씀 나눔: 예수님이 사랑하시는 어린이</w:t>
+            </w:r>
+          </w:p>
+        </w:tc>
+        <w:tc>
+          <w:tcPr>
+            <w:tcW w:type="dxa" w:w="2880"/>
+          </w:tcPr>
+          <w:p>
+            <w:r>
+              <w:rPr>
+                <w:b w:val="0"/>
+              </w:rPr>
+              <w:t>________</w:t>
+            </w:r>
+          </w:p>
+        </w:tc>
+      </w:tr>
+      <w:tr>
+        <w:tc>
+          <w:tcPr>
+            <w:tcW w:type="dxa" w:w="2880"/>
+          </w:tcPr>
+          <w:p>
+            <w:r>
+              <w:rPr>
+                <w:b w:val="0"/>
+              </w:rPr>
+              <w:t>6</w:t>
+            </w:r>
+          </w:p>
+        </w:tc>
+        <w:tc>
+          <w:tcPr>
+            <w:tcW w:type="dxa" w:w="2880"/>
+          </w:tcPr>
+          <w:p>
+            <w:r>
+              <w:rPr>
+                <w:b w:val="0"/>
+              </w:rPr>
+              <w:t>감사 헌금·봉헌 기도</w:t>
+            </w:r>
+          </w:p>
+        </w:tc>
+        <w:tc>
+          <w:tcPr>
+            <w:tcW w:type="dxa" w:w="2880"/>
+          </w:tcPr>
+          <w:p>
+            <w:r>
+              <w:rPr>
+                <w:b w:val="0"/>
+              </w:rPr>
+              <w:t>________</w:t>
+            </w:r>
+          </w:p>
+        </w:tc>
+      </w:tr>
+      <w:tr>
+        <w:tc>
+          <w:tcPr>
+            <w:tcW w:type="dxa" w:w="2880"/>
+          </w:tcPr>
+          <w:p>
+            <w:r>
+              <w:rPr>
+                <w:b w:val="0"/>
+              </w:rPr>
+              <w:t>7</w:t>
+            </w:r>
+          </w:p>
+        </w:tc>
+        <w:tc>
+          <w:tcPr>
+            <w:tcW w:type="dxa" w:w="2880"/>
+          </w:tcPr>
+          <w:p>
+            <w:r>
+              <w:rPr>
+                <w:b w:val="0"/>
+              </w:rPr>
+              <w:t>어린이 축복 기도</w:t>
+            </w:r>
+          </w:p>
+        </w:tc>
+        <w:tc>
+          <w:tcPr>
+            <w:tcW w:type="dxa" w:w="2880"/>
+          </w:tcPr>
+          <w:p>
+            <w:r>
+              <w:rPr>
+                <w:b w:val="0"/>
+              </w:rPr>
+              <w:t>________</w:t>
+            </w:r>
+          </w:p>
+        </w:tc>
+      </w:tr>
+      <w:tr>
+        <w:tc>
+          <w:tcPr>
+            <w:tcW w:type="dxa" w:w="2880"/>
+          </w:tcPr>
+          <w:p>
+            <w:r>
+              <w:rPr>
+                <w:b w:val="0"/>
+              </w:rPr>
+              <w:t>8</w:t>
+            </w:r>
+          </w:p>
+        </w:tc>
+        <w:tc>
+          <w:tcPr>
+            <w:tcW w:type="dxa" w:w="2880"/>
+          </w:tcPr>
+          <w:p>
+            <w:r>
+              <w:rPr>
+                <w:b w:val="0"/>
+              </w:rPr>
+              <w:t>주기도문·광고</w:t>
+            </w:r>
+          </w:p>
+        </w:tc>
+        <w:tc>
+          <w:tcPr>
+            <w:tcW w:type="dxa" w:w="2880"/>
+          </w:tcPr>
+          <w:p>
+            <w:r>
+              <w:rPr>
+                <w:b w:val="0"/>
+              </w:rPr>
+              <w:t>________</w:t>
+            </w:r>
+          </w:p>
+        </w:tc>
+      </w:tr>
+    </w:tbl>
+    <w:p/>
+    <w:p>
+      <w:pPr>
+        <w:pStyle w:val="Heading2"/>
+      </w:pPr>
+      <w:r>
+        <w:rPr>
+          <w:b w:val="0"/>
+        </w:rPr>
+        <w:t>특별활동</w:t>
+      </w:r>
+    </w:p>
+    <w:p>
+      <w:r>
+        <w:rPr>
+          <w:b w:val="0"/>
+        </w:rPr>
+        <w:t xml:space="preserve">1) </w:t>
+      </w:r>
+      <w:r>
+        <w:rPr>
+          <w:b/>
+        </w:rPr>
+        <w:t>어린이 축복 기도·선물 전달</w:t>
+      </w:r>
+    </w:p>
+    <w:p>
+      <w:r>
+        <w:rPr>
+          <w:b w:val="0"/>
+        </w:rPr>
+        <w:t>어린이가 원하는 기도 제목을 말하거나 카드에 적는다. 기도 담당자가 이름을 부르며 건강·가정·학교생활·믿음의 성장을 위해 짧게 기도한다. 신체 접촉은 어린이의 의사를 존중한다. 같은 선물을 준비하고 미참석 어린이 전달 담당을 정한다.</w:t>
+      </w:r>
+    </w:p>
+    <w:p>
+      <w:pPr>
+        <w:pStyle w:val="ListBullet"/>
+      </w:pPr>
+      <w:r>
+        <w:rPr>
+          <w:b w:val="0"/>
+        </w:rPr>
+        <w:t>선물 품목 : ________ / 포장 담당 : ________ / 미참석자 전달 : ________</w:t>
+      </w:r>
+    </w:p>
+    <w:p>
+      <w:r>
+        <w:rPr>
+          <w:b w:val="0"/>
+        </w:rPr>
+        <w:t xml:space="preserve">2) </w:t>
+      </w:r>
+      <w:r>
+        <w:rPr>
+          <w:b/>
+        </w:rPr>
+        <w:t>부모 초청 순서</w:t>
+      </w:r>
+    </w:p>
+    <w:p>
+      <w:r>
+        <w:rPr>
+          <w:b w:val="0"/>
+        </w:rPr>
+        <w:t>초청 안내 발송 → 참석 회신 확인 → 예배 동석 → 어린이 감사 인사 → 보호자의 축복 한마디 → 가족 축복 카드 작성 순으로 진행한다. 보호자가 참석하지 못한 어린이는 교사와 함께 참여한다.</w:t>
+      </w:r>
+    </w:p>
+    <w:p>
+      <w:pPr>
+        <w:pStyle w:val="ListBullet"/>
+      </w:pPr>
+      <w:r>
+        <w:rPr>
+          <w:b w:val="0"/>
+        </w:rPr>
+        <w:t>초청 안내일 : ________ / 회신 마감일 : ________ / 안내 담당 : ________</w:t>
+      </w:r>
+    </w:p>
+    <w:p>
+      <w:r>
+        <w:rPr>
+          <w:b w:val="0"/>
+        </w:rPr>
+        <w:t xml:space="preserve">3) </w:t>
+      </w:r>
+      <w:r>
+        <w:rPr>
+          <w:b/>
+        </w:rPr>
+        <w:t>함께하는 놀이 프로그램</w:t>
       </w:r>
     </w:p>
     <w:tbl>
@@ -160,7 +1271,7 @@
               <w:rPr>
                 <w:b/>
               </w:rPr>
-              <w:t>순서</w:t>
+              <w:t>시간</w:t>
             </w:r>
           </w:p>
         </w:tc>
@@ -173,7 +1284,7 @@
               <w:rPr>
                 <w:b/>
               </w:rPr>
-              <w:t>내용</w:t>
+              <w:t>활동</w:t>
             </w:r>
           </w:p>
         </w:tc>
@@ -186,7 +1297,7 @@
               <w:rPr>
                 <w:b/>
               </w:rPr>
-              <w:t>담당자</w:t>
+              <w:t>진행 방법</w:t>
             </w:r>
           </w:p>
         </w:tc>
@@ -199,7 +1310,7 @@
               <w:rPr>
                 <w:b/>
               </w:rPr>
-              <w:t>비고</w:t>
+              <w:t>준비물·담당</w:t>
             </w:r>
           </w:p>
         </w:tc>
@@ -214,7 +1325,7 @@
               <w:rPr>
                 <w:b w:val="0"/>
               </w:rPr>
-              <w:t>개회 찬양</w:t>
+              <w:t>11:30~11:40</w:t>
             </w:r>
           </w:p>
         </w:tc>
@@ -227,7 +1338,7 @@
               <w:rPr>
                 <w:b w:val="0"/>
               </w:rPr>
-              <w:t>다함께 찬양 (어린이 찬양 위주)</w:t>
+              <w:t>종이컵 함께 쌓기</w:t>
             </w:r>
           </w:p>
         </w:tc>
@@ -240,7 +1351,7 @@
               <w:rPr>
                 <w:b w:val="0"/>
               </w:rPr>
-              <w:t>찬양팀</w:t>
+              <w:t>어린이와 보호자·교사가 한 팀으로 탑 쌓기</w:t>
             </w:r>
           </w:p>
         </w:tc>
@@ -253,7 +1364,7 @@
               <w:rPr>
                 <w:b w:val="0"/>
               </w:rPr>
-              <w:t>인도: ________</w:t>
+              <w:t>종이컵 / ________</w:t>
             </w:r>
           </w:p>
         </w:tc>
@@ -268,7 +1379,7 @@
               <w:rPr>
                 <w:b w:val="0"/>
               </w:rPr>
-              <w:t>예배 부름</w:t>
+              <w:t>11:40~11:50</w:t>
             </w:r>
           </w:p>
         </w:tc>
@@ -281,7 +1392,7 @@
               <w:rPr>
                 <w:b w:val="0"/>
               </w:rPr>
-              <w:t>사회자</w:t>
+              <w:t>사랑의 공 옮기기</w:t>
             </w:r>
           </w:p>
         </w:tc>
@@ -294,28 +1405,7 @@
               <w:rPr>
                 <w:b w:val="0"/>
               </w:rPr>
-              <w:t>인도자</w:t>
-            </w:r>
-          </w:p>
-        </w:tc>
-        <w:tc>
-          <w:tcPr>
-            <w:tcW w:type="dxa" w:w="2160"/>
-          </w:tcPr>
-          <w:p/>
-        </w:tc>
-      </w:tr>
-      <w:tr>
-        <w:tc>
-          <w:tcPr>
-            <w:tcW w:type="dxa" w:w="2160"/>
-          </w:tcPr>
-          <w:p>
-            <w:r>
-              <w:rPr>
-                <w:b w:val="0"/>
-              </w:rPr>
-              <w:t>신앙 고백</w:t>
+              <w:t>두 사람이 수건으로 공을 옮겨 바구니에 넣기</w:t>
             </w:r>
           </w:p>
         </w:tc>
@@ -328,80 +1418,7 @@
               <w:rPr>
                 <w:b w:val="0"/>
               </w:rPr>
-              <w:t>사도신경</w:t>
-            </w:r>
-          </w:p>
-        </w:tc>
-        <w:tc>
-          <w:tcPr>
-            <w:tcW w:type="dxa" w:w="2160"/>
-          </w:tcPr>
-          <w:p>
-            <w:r>
-              <w:rPr>
-                <w:b w:val="0"/>
-              </w:rPr>
-              <w:t>다함께</w:t>
-            </w:r>
-          </w:p>
-        </w:tc>
-        <w:tc>
-          <w:tcPr>
-            <w:tcW w:type="dxa" w:w="2160"/>
-          </w:tcPr>
-          <w:p/>
-        </w:tc>
-      </w:tr>
-      <w:tr>
-        <w:tc>
-          <w:tcPr>
-            <w:tcW w:type="dxa" w:w="2160"/>
-          </w:tcPr>
-          <w:p>
-            <w:r>
-              <w:rPr>
-                <w:b w:val="0"/>
-              </w:rPr>
-              <w:t>대표 기도</w:t>
-            </w:r>
-          </w:p>
-        </w:tc>
-        <w:tc>
-          <w:tcPr>
-            <w:tcW w:type="dxa" w:w="2160"/>
-          </w:tcPr>
-          <w:p>
-            <w:r>
-              <w:rPr>
-                <w:b w:val="0"/>
-              </w:rPr>
-              <w:t>어린이 신앙 성장을 위한 기도</w:t>
-            </w:r>
-          </w:p>
-        </w:tc>
-        <w:tc>
-          <w:tcPr>
-            <w:tcW w:type="dxa" w:w="2160"/>
-          </w:tcPr>
-          <w:p>
-            <w:r>
-              <w:rPr>
-                <w:b w:val="0"/>
-              </w:rPr>
-              <w:t>(성도 혹은 교사 대표)</w:t>
-            </w:r>
-          </w:p>
-        </w:tc>
-        <w:tc>
-          <w:tcPr>
-            <w:tcW w:type="dxa" w:w="2160"/>
-          </w:tcPr>
-          <w:p>
-            <w:r>
-              <w:rPr>
-                <w:b w:val="0"/>
-              </w:rPr>
-              <w:t>기도자: ________</w:t>
+              <w:t>공, 수건, 바구니 / ________</w:t>
             </w:r>
           </w:p>
         </w:tc>
@@ -416,7 +1433,7 @@
               <w:rPr>
                 <w:b w:val="0"/>
               </w:rPr>
-              <w:t>성경 봉독</w:t>
+              <w:t>11:50~12:00</w:t>
             </w:r>
           </w:p>
         </w:tc>
@@ -429,7 +1446,7 @@
               <w:rPr>
                 <w:b w:val="0"/>
               </w:rPr>
-              <w:t>마태복음 19:13-15</w:t>
+              <w:t>축복 카드 꾸미기</w:t>
             </w:r>
           </w:p>
         </w:tc>
@@ -442,28 +1459,7 @@
               <w:rPr>
                 <w:b w:val="0"/>
               </w:rPr>
-              <w:t>인도자</w:t>
-            </w:r>
-          </w:p>
-        </w:tc>
-        <w:tc>
-          <w:tcPr>
-            <w:tcW w:type="dxa" w:w="2160"/>
-          </w:tcPr>
-          <w:p/>
-        </w:tc>
-      </w:tr>
-      <w:tr>
-        <w:tc>
-          <w:tcPr>
-            <w:tcW w:type="dxa" w:w="2160"/>
-          </w:tcPr>
-          <w:p>
-            <w:r>
-              <w:rPr>
-                <w:b w:val="0"/>
-              </w:rPr>
-              <w:t>말씀 선포</w:t>
+              <w:t>서로에게 전할 응원과 감사 적기</w:t>
             </w:r>
           </w:p>
         </w:tc>
@@ -476,673 +1472,7 @@
               <w:rPr>
                 <w:b w:val="0"/>
               </w:rPr>
-              <w:t>"예수님이 사랑하시는 어린이"</w:t>
-            </w:r>
-          </w:p>
-        </w:tc>
-        <w:tc>
-          <w:tcPr>
-            <w:tcW w:type="dxa" w:w="2160"/>
-          </w:tcPr>
-          <w:p>
-            <w:r>
-              <w:rPr>
-                <w:b w:val="0"/>
-              </w:rPr>
-              <w:t>설교자</w:t>
-            </w:r>
-          </w:p>
-        </w:tc>
-        <w:tc>
-          <w:tcPr>
-            <w:tcW w:type="dxa" w:w="2160"/>
-          </w:tcPr>
-          <w:p>
-            <w:r>
-              <w:rPr>
-                <w:b w:val="0"/>
-              </w:rPr>
-              <w:t>설교자: ________</w:t>
-            </w:r>
-          </w:p>
-        </w:tc>
-      </w:tr>
-      <w:tr>
-        <w:tc>
-          <w:tcPr>
-            <w:tcW w:type="dxa" w:w="2160"/>
-          </w:tcPr>
-          <w:p>
-            <w:r>
-              <w:rPr>
-                <w:b w:val="0"/>
-              </w:rPr>
-              <w:t>특별 순서</w:t>
-            </w:r>
-          </w:p>
-        </w:tc>
-        <w:tc>
-          <w:tcPr>
-            <w:tcW w:type="dxa" w:w="2160"/>
-          </w:tcPr>
-          <w:p>
-            <w:r>
-              <w:rPr>
-                <w:b w:val="0"/>
-              </w:rPr>
-              <w:t>어린이 축복 및 선물 전달</w:t>
-            </w:r>
-          </w:p>
-        </w:tc>
-        <w:tc>
-          <w:tcPr>
-            <w:tcW w:type="dxa" w:w="2160"/>
-          </w:tcPr>
-          <w:p>
-            <w:r>
-              <w:rPr>
-                <w:b w:val="0"/>
-              </w:rPr>
-              <w:t>교역자 및 당회원</w:t>
-            </w:r>
-          </w:p>
-        </w:tc>
-        <w:tc>
-          <w:tcPr>
-            <w:tcW w:type="dxa" w:w="2160"/>
-          </w:tcPr>
-          <w:p>
-            <w:r>
-              <w:rPr>
-                <w:b w:val="0"/>
-              </w:rPr>
-              <w:t>축복 기도 포함</w:t>
-            </w:r>
-          </w:p>
-        </w:tc>
-      </w:tr>
-      <w:tr>
-        <w:tc>
-          <w:tcPr>
-            <w:tcW w:type="dxa" w:w="2160"/>
-          </w:tcPr>
-          <w:p>
-            <w:r>
-              <w:rPr>
-                <w:b w:val="0"/>
-              </w:rPr>
-              <w:t>부모님 순서</w:t>
-            </w:r>
-          </w:p>
-        </w:tc>
-        <w:tc>
-          <w:tcPr>
-            <w:tcW w:type="dxa" w:w="2160"/>
-          </w:tcPr>
-          <w:p>
-            <w:r>
-              <w:rPr>
-                <w:b w:val="0"/>
-              </w:rPr>
-              <w:t>자녀를 위한 축복 선언</w:t>
-            </w:r>
-          </w:p>
-        </w:tc>
-        <w:tc>
-          <w:tcPr>
-            <w:tcW w:type="dxa" w:w="2160"/>
-          </w:tcPr>
-          <w:p>
-            <w:r>
-              <w:rPr>
-                <w:b w:val="0"/>
-              </w:rPr>
-              <w:t>학부모 대표</w:t>
-            </w:r>
-          </w:p>
-        </w:tc>
-        <w:tc>
-          <w:tcPr>
-            <w:tcW w:type="dxa" w:w="2160"/>
-          </w:tcPr>
-          <w:p/>
-        </w:tc>
-      </w:tr>
-      <w:tr>
-        <w:tc>
-          <w:tcPr>
-            <w:tcW w:type="dxa" w:w="2160"/>
-          </w:tcPr>
-          <w:p>
-            <w:r>
-              <w:rPr>
-                <w:b w:val="0"/>
-              </w:rPr>
-              <w:t>봉헌 및 기도</w:t>
-            </w:r>
-          </w:p>
-        </w:tc>
-        <w:tc>
-          <w:tcPr>
-            <w:tcW w:type="dxa" w:w="2160"/>
-          </w:tcPr>
-          <w:p>
-            <w:r>
-              <w:rPr>
-                <w:b w:val="0"/>
-              </w:rPr>
-              <w:t>어린이 기금 및 감사 예물</w:t>
-            </w:r>
-          </w:p>
-        </w:tc>
-        <w:tc>
-          <w:tcPr>
-            <w:tcW w:type="dxa" w:w="2160"/>
-          </w:tcPr>
-          <w:p>
-            <w:r>
-              <w:rPr>
-                <w:b w:val="0"/>
-              </w:rPr>
-              <w:t>봉헌위원</w:t>
-            </w:r>
-          </w:p>
-        </w:tc>
-        <w:tc>
-          <w:tcPr>
-            <w:tcW w:type="dxa" w:w="2160"/>
-          </w:tcPr>
-          <w:p>
-            <w:r>
-              <w:rPr>
-                <w:b w:val="0"/>
-              </w:rPr>
-              <w:t>봉헌위원: ________</w:t>
-            </w:r>
-          </w:p>
-        </w:tc>
-      </w:tr>
-      <w:tr>
-        <w:tc>
-          <w:tcPr>
-            <w:tcW w:type="dxa" w:w="2160"/>
-          </w:tcPr>
-          <w:p>
-            <w:r>
-              <w:rPr>
-                <w:b w:val="0"/>
-              </w:rPr>
-              <w:t>교회 소식</w:t>
-            </w:r>
-          </w:p>
-        </w:tc>
-        <w:tc>
-          <w:tcPr>
-            <w:tcW w:type="dxa" w:w="2160"/>
-          </w:tcPr>
-          <w:p>
-            <w:r>
-              <w:rPr>
-                <w:b w:val="0"/>
-              </w:rPr>
-              <w:t>광고 및 다음 프로그램 안내</w:t>
-            </w:r>
-          </w:p>
-        </w:tc>
-        <w:tc>
-          <w:tcPr>
-            <w:tcW w:type="dxa" w:w="2160"/>
-          </w:tcPr>
-          <w:p>
-            <w:r>
-              <w:rPr>
-                <w:b w:val="0"/>
-              </w:rPr>
-              <w:t>사회자</w:t>
-            </w:r>
-          </w:p>
-        </w:tc>
-        <w:tc>
-          <w:tcPr>
-            <w:tcW w:type="dxa" w:w="2160"/>
-          </w:tcPr>
-          <w:p/>
-        </w:tc>
-      </w:tr>
-      <w:tr>
-        <w:tc>
-          <w:tcPr>
-            <w:tcW w:type="dxa" w:w="2160"/>
-          </w:tcPr>
-          <w:p>
-            <w:r>
-              <w:rPr>
-                <w:b w:val="0"/>
-              </w:rPr>
-              <w:t>축도/주기도문</w:t>
-            </w:r>
-          </w:p>
-        </w:tc>
-        <w:tc>
-          <w:tcPr>
-            <w:tcW w:type="dxa" w:w="2160"/>
-          </w:tcPr>
-          <w:p>
-            <w:r>
-              <w:rPr>
-                <w:b w:val="0"/>
-              </w:rPr>
-              <w:t>예배 마침</w:t>
-            </w:r>
-          </w:p>
-        </w:tc>
-        <w:tc>
-          <w:tcPr>
-            <w:tcW w:type="dxa" w:w="2160"/>
-          </w:tcPr>
-          <w:p>
-            <w:r>
-              <w:rPr>
-                <w:b w:val="0"/>
-              </w:rPr>
-              <w:t>설교자</w:t>
-            </w:r>
-          </w:p>
-        </w:tc>
-        <w:tc>
-          <w:tcPr>
-            <w:tcW w:type="dxa" w:w="2160"/>
-          </w:tcPr>
-          <w:p/>
-        </w:tc>
-      </w:tr>
-    </w:tbl>
-    <w:p/>
-    <w:p>
-      <w:pPr>
-        <w:pStyle w:val="Heading2"/>
-      </w:pPr>
-      <w:r>
-        <w:rPr>
-          <w:b w:val="0"/>
-        </w:rPr>
-        <w:t>3. 어린이 축복 기도 및 선물 준비</w:t>
-      </w:r>
-    </w:p>
-    <w:p>
-      <w:pPr>
-        <w:pStyle w:val="Heading3"/>
-      </w:pPr>
-      <w:r>
-        <w:rPr>
-          <w:b w:val="0"/>
-        </w:rPr>
-        <w:t>3.1 어린이 축복 기도문 (예시)</w:t>
-      </w:r>
-    </w:p>
-    <w:p>
-      <w:r>
-        <w:rPr>
-          <w:b w:val="0"/>
-        </w:rPr>
-        <w:t>사랑의 하나님, 오늘 어린이주일을 맞아 (교회명)의 귀한 보배들을 주님 앞에 세워 주심에 감사합니다. 이 아이들이 예수님의 키와 지혜가 자라듯 하나님과 사람 앞에 더욱 사랑스럽게 자라나게 하옵소서. 세상의 풍파 속에서도 흔들리지 않는 믿음의 전신갑주를 입혀 주시고, 하나님의 꿈을 꾸는 요셉처럼, 담대하게 복음을 전하는 바울처럼 귀하게 쓰임 받게 하옵소서. 오늘 전달되는 선물이 주님의 사랑의 징표가 되게 하시고, 이들의 평생에 하나님의 동행하심이 가득하기를 예수님의 이름으로 기도드립니다. 아멘.</w:t>
-      </w:r>
-    </w:p>
-    <w:p>
-      <w:pPr>
-        <w:pStyle w:val="Heading3"/>
-      </w:pPr>
-      <w:r>
-        <w:rPr>
-          <w:b w:val="0"/>
-        </w:rPr>
-        <w:t>3.2 선물 준비 리스트</w:t>
-      </w:r>
-    </w:p>
-    <w:tbl>
-      <w:tblPr>
-        <w:tblStyle w:val="TableGrid"/>
-        <w:tblW w:type="auto" w:w="0"/>
-        <w:tblLook w:firstColumn="1" w:firstRow="1" w:lastColumn="0" w:lastRow="0" w:noHBand="0" w:noVBand="1" w:val="04A0"/>
-      </w:tblPr>
-      <w:tblGrid>
-        <w:gridCol w:w="1728"/>
-        <w:gridCol w:w="1728"/>
-        <w:gridCol w:w="1728"/>
-        <w:gridCol w:w="1728"/>
-        <w:gridCol w:w="1728"/>
-      </w:tblGrid>
-      <w:tr>
-        <w:tc>
-          <w:tcPr>
-            <w:tcW w:type="dxa" w:w="1728"/>
-          </w:tcPr>
-          <w:p>
-            <w:r>
-              <w:rPr>
-                <w:b/>
-              </w:rPr>
-              <w:t>품목</w:t>
-            </w:r>
-          </w:p>
-        </w:tc>
-        <w:tc>
-          <w:tcPr>
-            <w:tcW w:type="dxa" w:w="1728"/>
-          </w:tcPr>
-          <w:p>
-            <w:r>
-              <w:rPr>
-                <w:b/>
-              </w:rPr>
-              <w:t>수량</w:t>
-            </w:r>
-          </w:p>
-        </w:tc>
-        <w:tc>
-          <w:tcPr>
-            <w:tcW w:type="dxa" w:w="1728"/>
-          </w:tcPr>
-          <w:p>
-            <w:r>
-              <w:rPr>
-                <w:b/>
-              </w:rPr>
-              <w:t>단가</w:t>
-            </w:r>
-          </w:p>
-        </w:tc>
-        <w:tc>
-          <w:tcPr>
-            <w:tcW w:type="dxa" w:w="1728"/>
-          </w:tcPr>
-          <w:p>
-            <w:r>
-              <w:rPr>
-                <w:b/>
-              </w:rPr>
-              <w:t>예상 비용</w:t>
-            </w:r>
-          </w:p>
-        </w:tc>
-        <w:tc>
-          <w:tcPr>
-            <w:tcW w:type="dxa" w:w="1728"/>
-          </w:tcPr>
-          <w:p>
-            <w:r>
-              <w:rPr>
-                <w:b/>
-              </w:rPr>
-              <w:t>준비 담당</w:t>
-            </w:r>
-          </w:p>
-        </w:tc>
-      </w:tr>
-      <w:tr>
-        <w:tc>
-          <w:tcPr>
-            <w:tcW w:type="dxa" w:w="1728"/>
-          </w:tcPr>
-          <w:p>
-            <w:r>
-              <w:rPr>
-                <w:b w:val="0"/>
-              </w:rPr>
-              <w:t>문구 세트</w:t>
-            </w:r>
-          </w:p>
-        </w:tc>
-        <w:tc>
-          <w:tcPr>
-            <w:tcW w:type="dxa" w:w="1728"/>
-          </w:tcPr>
-          <w:p>
-            <w:r>
-              <w:rPr>
-                <w:b w:val="0"/>
-              </w:rPr>
-              <w:t>__개</w:t>
-            </w:r>
-          </w:p>
-        </w:tc>
-        <w:tc>
-          <w:tcPr>
-            <w:tcW w:type="dxa" w:w="1728"/>
-          </w:tcPr>
-          <w:p>
-            <w:r>
-              <w:rPr>
-                <w:b w:val="0"/>
-              </w:rPr>
-              <w:t>______원</w:t>
-            </w:r>
-          </w:p>
-        </w:tc>
-        <w:tc>
-          <w:tcPr>
-            <w:tcW w:type="dxa" w:w="1728"/>
-          </w:tcPr>
-          <w:p>
-            <w:r>
-              <w:rPr>
-                <w:b w:val="0"/>
-              </w:rPr>
-              <w:t>______원</w:t>
-            </w:r>
-          </w:p>
-        </w:tc>
-        <w:tc>
-          <w:tcPr>
-            <w:tcW w:type="dxa" w:w="1728"/>
-          </w:tcPr>
-          <w:p>
-            <w:r>
-              <w:rPr>
-                <w:b w:val="0"/>
-              </w:rPr>
-              <w:t>________</w:t>
-            </w:r>
-          </w:p>
-        </w:tc>
-      </w:tr>
-      <w:tr>
-        <w:tc>
-          <w:tcPr>
-            <w:tcW w:type="dxa" w:w="1728"/>
-          </w:tcPr>
-          <w:p>
-            <w:r>
-              <w:rPr>
-                <w:b w:val="0"/>
-              </w:rPr>
-              <w:t>간식 꾸러미</w:t>
-            </w:r>
-          </w:p>
-        </w:tc>
-        <w:tc>
-          <w:tcPr>
-            <w:tcW w:type="dxa" w:w="1728"/>
-          </w:tcPr>
-          <w:p>
-            <w:r>
-              <w:rPr>
-                <w:b w:val="0"/>
-              </w:rPr>
-              <w:t>__개</w:t>
-            </w:r>
-          </w:p>
-        </w:tc>
-        <w:tc>
-          <w:tcPr>
-            <w:tcW w:type="dxa" w:w="1728"/>
-          </w:tcPr>
-          <w:p>
-            <w:r>
-              <w:rPr>
-                <w:b w:val="0"/>
-              </w:rPr>
-              <w:t>______원</w:t>
-            </w:r>
-          </w:p>
-        </w:tc>
-        <w:tc>
-          <w:tcPr>
-            <w:tcW w:type="dxa" w:w="1728"/>
-          </w:tcPr>
-          <w:p>
-            <w:r>
-              <w:rPr>
-                <w:b w:val="0"/>
-              </w:rPr>
-              <w:t>______원</w:t>
-            </w:r>
-          </w:p>
-        </w:tc>
-        <w:tc>
-          <w:tcPr>
-            <w:tcW w:type="dxa" w:w="1728"/>
-          </w:tcPr>
-          <w:p>
-            <w:r>
-              <w:rPr>
-                <w:b w:val="0"/>
-              </w:rPr>
-              <w:t>________</w:t>
-            </w:r>
-          </w:p>
-        </w:tc>
-      </w:tr>
-      <w:tr>
-        <w:tc>
-          <w:tcPr>
-            <w:tcW w:type="dxa" w:w="1728"/>
-          </w:tcPr>
-          <w:p>
-            <w:r>
-              <w:rPr>
-                <w:b w:val="0"/>
-              </w:rPr>
-              <w:t>신앙 서적</w:t>
-            </w:r>
-          </w:p>
-        </w:tc>
-        <w:tc>
-          <w:tcPr>
-            <w:tcW w:type="dxa" w:w="1728"/>
-          </w:tcPr>
-          <w:p>
-            <w:r>
-              <w:rPr>
-                <w:b w:val="0"/>
-              </w:rPr>
-              <w:t>__개</w:t>
-            </w:r>
-          </w:p>
-        </w:tc>
-        <w:tc>
-          <w:tcPr>
-            <w:tcW w:type="dxa" w:w="1728"/>
-          </w:tcPr>
-          <w:p>
-            <w:r>
-              <w:rPr>
-                <w:b w:val="0"/>
-              </w:rPr>
-              <w:t>______원</w:t>
-            </w:r>
-          </w:p>
-        </w:tc>
-        <w:tc>
-          <w:tcPr>
-            <w:tcW w:type="dxa" w:w="1728"/>
-          </w:tcPr>
-          <w:p>
-            <w:r>
-              <w:rPr>
-                <w:b w:val="0"/>
-              </w:rPr>
-              <w:t>______원</w:t>
-            </w:r>
-          </w:p>
-        </w:tc>
-        <w:tc>
-          <w:tcPr>
-            <w:tcW w:type="dxa" w:w="1728"/>
-          </w:tcPr>
-          <w:p>
-            <w:r>
-              <w:rPr>
-                <w:b w:val="0"/>
-              </w:rPr>
-              <w:t>________</w:t>
-            </w:r>
-          </w:p>
-        </w:tc>
-      </w:tr>
-      <w:tr>
-        <w:tc>
-          <w:tcPr>
-            <w:tcW w:type="dxa" w:w="1728"/>
-          </w:tcPr>
-          <w:p>
-            <w:r>
-              <w:rPr>
-                <w:b w:val="0"/>
-              </w:rPr>
-              <w:t>기념 뱃지</w:t>
-            </w:r>
-          </w:p>
-        </w:tc>
-        <w:tc>
-          <w:tcPr>
-            <w:tcW w:type="dxa" w:w="1728"/>
-          </w:tcPr>
-          <w:p>
-            <w:r>
-              <w:rPr>
-                <w:b w:val="0"/>
-              </w:rPr>
-              <w:t>__개</w:t>
-            </w:r>
-          </w:p>
-        </w:tc>
-        <w:tc>
-          <w:tcPr>
-            <w:tcW w:type="dxa" w:w="1728"/>
-          </w:tcPr>
-          <w:p>
-            <w:r>
-              <w:rPr>
-                <w:b w:val="0"/>
-              </w:rPr>
-              <w:t>______원</w:t>
-            </w:r>
-          </w:p>
-        </w:tc>
-        <w:tc>
-          <w:tcPr>
-            <w:tcW w:type="dxa" w:w="1728"/>
-          </w:tcPr>
-          <w:p>
-            <w:r>
-              <w:rPr>
-                <w:b w:val="0"/>
-              </w:rPr>
-              <w:t>______원</w:t>
-            </w:r>
-          </w:p>
-        </w:tc>
-        <w:tc>
-          <w:tcPr>
-            <w:tcW w:type="dxa" w:w="1728"/>
-          </w:tcPr>
-          <w:p>
-            <w:r>
-              <w:rPr>
-                <w:b w:val="0"/>
-              </w:rPr>
-              <w:t>________</w:t>
+              <w:t>카드, 색연필 / ________</w:t>
             </w:r>
           </w:p>
         </w:tc>
@@ -1151,24 +1481,13 @@
     <w:p/>
     <w:p>
       <w:pPr>
-        <w:pStyle w:val="Heading2"/>
+        <w:pStyle w:val="ListBullet"/>
       </w:pPr>
       <w:r>
         <w:rPr>
           <w:b w:val="0"/>
         </w:rPr>
-        <w:t>4. 부모 초청 및 참여 순서</w:t>
-      </w:r>
-    </w:p>
-    <w:p>
-      <w:pPr>
-        <w:pStyle w:val="Heading3"/>
-      </w:pPr>
-      <w:r>
-        <w:rPr>
-          <w:b w:val="0"/>
-        </w:rPr>
-        <w:t>4.1 부모님과 함께하는 시간</w:t>
+        <w:t>안전 담당 : ________ / 응급 상황 연락 담당 : ________</w:t>
       </w:r>
     </w:p>
     <w:p>
@@ -1177,49 +1496,9 @@
       </w:pPr>
       <w:r>
         <w:rPr>
-          <w:b/>
-        </w:rPr>
-        <w:t>사랑의 편지 낭독:</w:t>
-      </w:r>
-      <w:r>
-        <w:rPr>
           <w:b w:val="0"/>
         </w:rPr>
-        <w:t xml:space="preserve"> 부모가 자녀에게 미리 작성한 짧은 편지를 예배 중 혹은 식사 시간에 낭독함.</w:t>
-      </w:r>
-    </w:p>
-    <w:p>
-      <w:pPr>
-        <w:pStyle w:val="ListBullet"/>
-      </w:pPr>
-      <w:r>
-        <w:rPr>
-          <w:b/>
-        </w:rPr>
-        <w:t>허그(Hug) 타임:</w:t>
-      </w:r>
-      <w:r>
-        <w:rPr>
-          <w:b w:val="0"/>
-        </w:rPr>
-        <w:t xml:space="preserve"> "너는 하나님의 걸작품이란다"라고 말하며 부모가 자녀를 안아주는 시간.</w:t>
-      </w:r>
-    </w:p>
-    <w:p>
-      <w:pPr>
-        <w:pStyle w:val="ListBullet"/>
-      </w:pPr>
-      <w:r>
-        <w:rPr>
-          <w:b/>
-        </w:rPr>
-        <w:t>축복의 안수:</w:t>
-      </w:r>
-      <w:r>
-        <w:rPr>
-          <w:b w:val="0"/>
-        </w:rPr>
-        <w:t xml:space="preserve"> 부모가 자녀의 머리에 손을 얹고 함께 통성으로 기도하는 순서.</w:t>
+        <w:t>뛰는 활동은 공간과 연령에 맞게 조정하고 참여가 어려운 어린이에게는 앉아서 하는 역할을 맡긴다.</w:t>
       </w:r>
     </w:p>
     <w:p>
@@ -1230,368 +1509,7 @@
         <w:rPr>
           <w:b w:val="0"/>
         </w:rPr>
-        <w:t>5. 놀이 및 특별 프로그램 표</w:t>
-      </w:r>
-    </w:p>
-    <w:tbl>
-      <w:tblPr>
-        <w:tblStyle w:val="TableGrid"/>
-        <w:tblW w:type="auto" w:w="0"/>
-        <w:tblLook w:firstColumn="1" w:firstRow="1" w:lastColumn="0" w:lastRow="0" w:noHBand="0" w:noVBand="1" w:val="04A0"/>
-      </w:tblPr>
-      <w:tblGrid>
-        <w:gridCol w:w="1728"/>
-        <w:gridCol w:w="1728"/>
-        <w:gridCol w:w="1728"/>
-        <w:gridCol w:w="1728"/>
-        <w:gridCol w:w="1728"/>
-      </w:tblGrid>
-      <w:tr>
-        <w:tc>
-          <w:tcPr>
-            <w:tcW w:type="dxa" w:w="1728"/>
-          </w:tcPr>
-          <w:p>
-            <w:r>
-              <w:rPr>
-                <w:b/>
-              </w:rPr>
-              <w:t>교시</w:t>
-            </w:r>
-          </w:p>
-        </w:tc>
-        <w:tc>
-          <w:tcPr>
-            <w:tcW w:type="dxa" w:w="1728"/>
-          </w:tcPr>
-          <w:p>
-            <w:r>
-              <w:rPr>
-                <w:b/>
-              </w:rPr>
-              <w:t>시간</w:t>
-            </w:r>
-          </w:p>
-        </w:tc>
-        <w:tc>
-          <w:tcPr>
-            <w:tcW w:type="dxa" w:w="1728"/>
-          </w:tcPr>
-          <w:p>
-            <w:r>
-              <w:rPr>
-                <w:b/>
-              </w:rPr>
-              <w:t>프로그램명</w:t>
-            </w:r>
-          </w:p>
-        </w:tc>
-        <w:tc>
-          <w:tcPr>
-            <w:tcW w:type="dxa" w:w="1728"/>
-          </w:tcPr>
-          <w:p>
-            <w:r>
-              <w:rPr>
-                <w:b/>
-              </w:rPr>
-              <w:t>주요 내용</w:t>
-            </w:r>
-          </w:p>
-        </w:tc>
-        <w:tc>
-          <w:tcPr>
-            <w:tcW w:type="dxa" w:w="1728"/>
-          </w:tcPr>
-          <w:p>
-            <w:r>
-              <w:rPr>
-                <w:b/>
-              </w:rPr>
-              <w:t>장소</w:t>
-            </w:r>
-          </w:p>
-        </w:tc>
-      </w:tr>
-      <w:tr>
-        <w:tc>
-          <w:tcPr>
-            <w:tcW w:type="dxa" w:w="1728"/>
-          </w:tcPr>
-          <w:p>
-            <w:r>
-              <w:rPr>
-                <w:b w:val="0"/>
-              </w:rPr>
-              <w:t>1부</w:t>
-            </w:r>
-          </w:p>
-        </w:tc>
-        <w:tc>
-          <w:tcPr>
-            <w:tcW w:type="dxa" w:w="1728"/>
-          </w:tcPr>
-          <w:p>
-            <w:r>
-              <w:rPr>
-                <w:b w:val="0"/>
-              </w:rPr>
-              <w:t>13:00~13:30</w:t>
-            </w:r>
-          </w:p>
-        </w:tc>
-        <w:tc>
-          <w:tcPr>
-            <w:tcW w:type="dxa" w:w="1728"/>
-          </w:tcPr>
-          <w:p>
-            <w:r>
-              <w:rPr>
-                <w:b w:val="0"/>
-              </w:rPr>
-              <w:t>아이스브레이킹</w:t>
-            </w:r>
-          </w:p>
-        </w:tc>
-        <w:tc>
-          <w:tcPr>
-            <w:tcW w:type="dxa" w:w="1728"/>
-          </w:tcPr>
-          <w:p>
-            <w:r>
-              <w:rPr>
-                <w:b w:val="0"/>
-              </w:rPr>
-              <w:t>레크리에이션, 팀 나누기</w:t>
-            </w:r>
-          </w:p>
-        </w:tc>
-        <w:tc>
-          <w:tcPr>
-            <w:tcW w:type="dxa" w:w="1728"/>
-          </w:tcPr>
-          <w:p>
-            <w:r>
-              <w:rPr>
-                <w:b w:val="0"/>
-              </w:rPr>
-              <w:t>소예배실</w:t>
-            </w:r>
-          </w:p>
-        </w:tc>
-      </w:tr>
-      <w:tr>
-        <w:tc>
-          <w:tcPr>
-            <w:tcW w:type="dxa" w:w="1728"/>
-          </w:tcPr>
-          <w:p>
-            <w:r>
-              <w:rPr>
-                <w:b w:val="0"/>
-              </w:rPr>
-              <w:t>2부</w:t>
-            </w:r>
-          </w:p>
-        </w:tc>
-        <w:tc>
-          <w:tcPr>
-            <w:tcW w:type="dxa" w:w="1728"/>
-          </w:tcPr>
-          <w:p>
-            <w:r>
-              <w:rPr>
-                <w:b w:val="0"/>
-              </w:rPr>
-              <w:t>13:30~14:30</w:t>
-            </w:r>
-          </w:p>
-        </w:tc>
-        <w:tc>
-          <w:tcPr>
-            <w:tcW w:type="dxa" w:w="1728"/>
-          </w:tcPr>
-          <w:p>
-            <w:r>
-              <w:rPr>
-                <w:b w:val="0"/>
-              </w:rPr>
-              <w:t>성경 골든벨</w:t>
-            </w:r>
-          </w:p>
-        </w:tc>
-        <w:tc>
-          <w:tcPr>
-            <w:tcW w:type="dxa" w:w="1728"/>
-          </w:tcPr>
-          <w:p>
-            <w:r>
-              <w:rPr>
-                <w:b w:val="0"/>
-              </w:rPr>
-              <w:t>어린이주일 관련 성경 퀴즈</w:t>
-            </w:r>
-          </w:p>
-        </w:tc>
-        <w:tc>
-          <w:tcPr>
-            <w:tcW w:type="dxa" w:w="1728"/>
-          </w:tcPr>
-          <w:p>
-            <w:r>
-              <w:rPr>
-                <w:b w:val="0"/>
-              </w:rPr>
-              <w:t>소예배실</w:t>
-            </w:r>
-          </w:p>
-        </w:tc>
-      </w:tr>
-      <w:tr>
-        <w:tc>
-          <w:tcPr>
-            <w:tcW w:type="dxa" w:w="1728"/>
-          </w:tcPr>
-          <w:p>
-            <w:r>
-              <w:rPr>
-                <w:b w:val="0"/>
-              </w:rPr>
-              <w:t>3부</w:t>
-            </w:r>
-          </w:p>
-        </w:tc>
-        <w:tc>
-          <w:tcPr>
-            <w:tcW w:type="dxa" w:w="1728"/>
-          </w:tcPr>
-          <w:p>
-            <w:r>
-              <w:rPr>
-                <w:b w:val="0"/>
-              </w:rPr>
-              <w:t>14:30~15:30</w:t>
-            </w:r>
-          </w:p>
-        </w:tc>
-        <w:tc>
-          <w:tcPr>
-            <w:tcW w:type="dxa" w:w="1728"/>
-          </w:tcPr>
-          <w:p>
-            <w:r>
-              <w:rPr>
-                <w:b w:val="0"/>
-              </w:rPr>
-              <w:t>포스트 게임</w:t>
-            </w:r>
-          </w:p>
-        </w:tc>
-        <w:tc>
-          <w:tcPr>
-            <w:tcW w:type="dxa" w:w="1728"/>
-          </w:tcPr>
-          <w:p>
-            <w:r>
-              <w:rPr>
-                <w:b w:val="0"/>
-              </w:rPr>
-              <w:t>1. 신발 양궁 &lt;br&gt; 2. 성경 구절 맞추기 &lt;br&gt; 3. 달란트 시장</w:t>
-            </w:r>
-          </w:p>
-        </w:tc>
-        <w:tc>
-          <w:tcPr>
-            <w:tcW w:type="dxa" w:w="1728"/>
-          </w:tcPr>
-          <w:p>
-            <w:r>
-              <w:rPr>
-                <w:b w:val="0"/>
-              </w:rPr>
-              <w:t>교회 마당/실내</w:t>
-            </w:r>
-          </w:p>
-        </w:tc>
-      </w:tr>
-      <w:tr>
-        <w:tc>
-          <w:tcPr>
-            <w:tcW w:type="dxa" w:w="1728"/>
-          </w:tcPr>
-          <w:p>
-            <w:r>
-              <w:rPr>
-                <w:b w:val="0"/>
-              </w:rPr>
-              <w:t>4부</w:t>
-            </w:r>
-          </w:p>
-        </w:tc>
-        <w:tc>
-          <w:tcPr>
-            <w:tcW w:type="dxa" w:w="1728"/>
-          </w:tcPr>
-          <w:p>
-            <w:r>
-              <w:rPr>
-                <w:b w:val="0"/>
-              </w:rPr>
-              <w:t>15:30~16:00</w:t>
-            </w:r>
-          </w:p>
-        </w:tc>
-        <w:tc>
-          <w:tcPr>
-            <w:tcW w:type="dxa" w:w="1728"/>
-          </w:tcPr>
-          <w:p>
-            <w:r>
-              <w:rPr>
-                <w:b w:val="0"/>
-              </w:rPr>
-              <w:t>시상 및 정리</w:t>
-            </w:r>
-          </w:p>
-        </w:tc>
-        <w:tc>
-          <w:tcPr>
-            <w:tcW w:type="dxa" w:w="1728"/>
-          </w:tcPr>
-          <w:p>
-            <w:r>
-              <w:rPr>
-                <w:b w:val="0"/>
-              </w:rPr>
-              <w:t>우승팀 시상 및 간식 나눔</w:t>
-            </w:r>
-          </w:p>
-        </w:tc>
-        <w:tc>
-          <w:tcPr>
-            <w:tcW w:type="dxa" w:w="1728"/>
-          </w:tcPr>
-          <w:p>
-            <w:r>
-              <w:rPr>
-                <w:b w:val="0"/>
-              </w:rPr>
-              <w:t>소예배실</w:t>
-            </w:r>
-          </w:p>
-        </w:tc>
-      </w:tr>
-    </w:tbl>
-    <w:p/>
-    <w:p>
-      <w:pPr>
-        <w:pStyle w:val="Heading2"/>
-      </w:pPr>
-      <w:r>
-        <w:rPr>
-          <w:b w:val="0"/>
-        </w:rPr>
-        <w:t>6. 예산 계획 (예시)</w:t>
+        <w:t>예산표</w:t>
       </w:r>
     </w:p>
     <w:tbl>
@@ -1630,7 +1548,7 @@
               <w:rPr>
                 <w:b/>
               </w:rPr>
-              <w:t>세부 내용</w:t>
+              <w:t>단가</w:t>
             </w:r>
           </w:p>
         </w:tc>
@@ -1643,7 +1561,7 @@
               <w:rPr>
                 <w:b/>
               </w:rPr>
-              <w:t>산출 근거</w:t>
+              <w:t>수량</w:t>
             </w:r>
           </w:p>
         </w:tc>
@@ -1656,7 +1574,7 @@
               <w:rPr>
                 <w:b/>
               </w:rPr>
-              <w:t>예산액</w:t>
+              <w:t>금액</w:t>
             </w:r>
           </w:p>
         </w:tc>
@@ -1684,7 +1602,7 @@
               <w:rPr>
                 <w:b w:val="0"/>
               </w:rPr>
-              <w:t>예배 소모품</w:t>
+              <w:t>어린이 선물</w:t>
             </w:r>
           </w:p>
         </w:tc>
@@ -1697,7 +1615,7 @@
               <w:rPr>
                 <w:b w:val="0"/>
               </w:rPr>
-              <w:t>강단 장식(풍선, 현수막)</w:t>
+              <w:t>________원</w:t>
             </w:r>
           </w:p>
         </w:tc>
@@ -1710,7 +1628,7 @@
               <w:rPr>
                 <w:b w:val="0"/>
               </w:rPr>
-              <w:t>일식</w:t>
+              <w:t>________개</w:t>
             </w:r>
           </w:p>
         </w:tc>
@@ -1723,7 +1641,74 @@
               <w:rPr>
                 <w:b w:val="0"/>
               </w:rPr>
-              <w:t>______원</w:t>
+              <w:t>________원</w:t>
+            </w:r>
+          </w:p>
+        </w:tc>
+        <w:tc>
+          <w:tcPr>
+            <w:tcW w:type="dxa" w:w="1728"/>
+          </w:tcPr>
+          <w:p>
+            <w:r>
+              <w:rPr>
+                <w:b w:val="0"/>
+              </w:rPr>
+              <w:t>미참석자 포함</w:t>
+            </w:r>
+          </w:p>
+        </w:tc>
+      </w:tr>
+      <w:tr>
+        <w:tc>
+          <w:tcPr>
+            <w:tcW w:type="dxa" w:w="1728"/>
+          </w:tcPr>
+          <w:p>
+            <w:r>
+              <w:rPr>
+                <w:b w:val="0"/>
+              </w:rPr>
+              <w:t>선물 포장</w:t>
+            </w:r>
+          </w:p>
+        </w:tc>
+        <w:tc>
+          <w:tcPr>
+            <w:tcW w:type="dxa" w:w="1728"/>
+          </w:tcPr>
+          <w:p>
+            <w:r>
+              <w:rPr>
+                <w:b w:val="0"/>
+              </w:rPr>
+              <w:t>________원</w:t>
+            </w:r>
+          </w:p>
+        </w:tc>
+        <w:tc>
+          <w:tcPr>
+            <w:tcW w:type="dxa" w:w="1728"/>
+          </w:tcPr>
+          <w:p>
+            <w:r>
+              <w:rPr>
+                <w:b w:val="0"/>
+              </w:rPr>
+              <w:t>________개</w:t>
+            </w:r>
+          </w:p>
+        </w:tc>
+        <w:tc>
+          <w:tcPr>
+            <w:tcW w:type="dxa" w:w="1728"/>
+          </w:tcPr>
+          <w:p>
+            <w:r>
+              <w:rPr>
+                <w:b w:val="0"/>
+              </w:rPr>
+              <w:t>________원</w:t>
             </w:r>
           </w:p>
         </w:tc>
@@ -1744,7 +1729,7 @@
               <w:rPr>
                 <w:b w:val="0"/>
               </w:rPr>
-              <w:t>선물비</w:t>
+              <w:t>간식·생수</w:t>
             </w:r>
           </w:p>
         </w:tc>
@@ -1757,7 +1742,7 @@
               <w:rPr>
                 <w:b w:val="0"/>
               </w:rPr>
-              <w:t>어린이 주일 선물</w:t>
+              <w:t>________원</w:t>
             </w:r>
           </w:p>
         </w:tc>
@@ -1770,7 +1755,7 @@
               <w:rPr>
                 <w:b w:val="0"/>
               </w:rPr>
-              <w:t>__명 x ______원</w:t>
+              <w:t>________명</w:t>
             </w:r>
           </w:p>
         </w:tc>
@@ -1783,7 +1768,7 @@
               <w:rPr>
                 <w:b w:val="0"/>
               </w:rPr>
-              <w:t>______원</w:t>
+              <w:t>________원</w:t>
             </w:r>
           </w:p>
         </w:tc>
@@ -1791,7 +1776,14 @@
           <w:tcPr>
             <w:tcW w:type="dxa" w:w="1728"/>
           </w:tcPr>
-          <w:p/>
+          <w:p>
+            <w:r>
+              <w:rPr>
+                <w:b w:val="0"/>
+              </w:rPr>
+              <w:t>보호자·교사 포함</w:t>
+            </w:r>
+          </w:p>
         </w:tc>
       </w:tr>
       <w:tr>
@@ -1804,7 +1796,7 @@
               <w:rPr>
                 <w:b w:val="0"/>
               </w:rPr>
-              <w:t>식비/간식비</w:t>
+              <w:t>놀이 재료</w:t>
             </w:r>
           </w:p>
         </w:tc>
@@ -1817,7 +1809,7 @@
               <w:rPr>
                 <w:b w:val="0"/>
               </w:rPr>
-              <w:t>점심 식사 및 간식</w:t>
+              <w:t>________원</w:t>
             </w:r>
           </w:p>
         </w:tc>
@@ -1830,7 +1822,7 @@
               <w:rPr>
                 <w:b w:val="0"/>
               </w:rPr>
-              <w:t>__명 x ______원</w:t>
+              <w:t>________묶음</w:t>
             </w:r>
           </w:p>
         </w:tc>
@@ -1843,7 +1835,7 @@
               <w:rPr>
                 <w:b w:val="0"/>
               </w:rPr>
-              <w:t>______원</w:t>
+              <w:t>________원</w:t>
             </w:r>
           </w:p>
         </w:tc>
@@ -1851,7 +1843,14 @@
           <w:tcPr>
             <w:tcW w:type="dxa" w:w="1728"/>
           </w:tcPr>
-          <w:p/>
+          <w:p>
+            <w:r>
+              <w:rPr>
+                <w:b w:val="0"/>
+              </w:rPr>
+              <w:t>보유 물품 우선 사용</w:t>
+            </w:r>
+          </w:p>
         </w:tc>
       </w:tr>
       <w:tr>
@@ -1864,7 +1863,7 @@
               <w:rPr>
                 <w:b w:val="0"/>
               </w:rPr>
-              <w:t>프로그램비</w:t>
+              <w:t>인쇄·카드</w:t>
             </w:r>
           </w:p>
         </w:tc>
@@ -1877,7 +1876,7 @@
               <w:rPr>
                 <w:b w:val="0"/>
               </w:rPr>
-              <w:t>게임 도구 및 시상금</w:t>
+              <w:t>________원</w:t>
             </w:r>
           </w:p>
         </w:tc>
@@ -1890,7 +1889,7 @@
               <w:rPr>
                 <w:b w:val="0"/>
               </w:rPr>
-              <w:t>일식</w:t>
+              <w:t>________장</w:t>
             </w:r>
           </w:p>
         </w:tc>
@@ -1903,7 +1902,74 @@
               <w:rPr>
                 <w:b w:val="0"/>
               </w:rPr>
-              <w:t>______원</w:t>
+              <w:t>________원</w:t>
+            </w:r>
+          </w:p>
+        </w:tc>
+        <w:tc>
+          <w:tcPr>
+            <w:tcW w:type="dxa" w:w="1728"/>
+          </w:tcPr>
+          <w:p>
+            <w:r>
+              <w:rPr>
+                <w:b w:val="0"/>
+              </w:rPr>
+              <w:t>초청장·순서지 등</w:t>
+            </w:r>
+          </w:p>
+        </w:tc>
+      </w:tr>
+      <w:tr>
+        <w:tc>
+          <w:tcPr>
+            <w:tcW w:type="dxa" w:w="1728"/>
+          </w:tcPr>
+          <w:p>
+            <w:r>
+              <w:rPr>
+                <w:b w:val="0"/>
+              </w:rPr>
+              <w:t>예비비</w:t>
+            </w:r>
+          </w:p>
+        </w:tc>
+        <w:tc>
+          <w:tcPr>
+            <w:tcW w:type="dxa" w:w="1728"/>
+          </w:tcPr>
+          <w:p>
+            <w:r>
+              <w:rPr>
+                <w:b w:val="0"/>
+              </w:rPr>
+              <w:t>________원</w:t>
+            </w:r>
+          </w:p>
+        </w:tc>
+        <w:tc>
+          <w:tcPr>
+            <w:tcW w:type="dxa" w:w="1728"/>
+          </w:tcPr>
+          <w:p>
+            <w:r>
+              <w:rPr>
+                <w:b w:val="0"/>
+              </w:rPr>
+              <w:t>1회</w:t>
+            </w:r>
+          </w:p>
+        </w:tc>
+        <w:tc>
+          <w:tcPr>
+            <w:tcW w:type="dxa" w:w="1728"/>
+          </w:tcPr>
+          <w:p>
+            <w:r>
+              <w:rPr>
+                <w:b w:val="0"/>
+              </w:rPr>
+              <w:t>________원</w:t>
             </w:r>
           </w:p>
         </w:tc>
@@ -1949,7 +2015,7 @@
               <w:rPr>
                 <w:b/>
               </w:rPr>
-              <w:t>______원</w:t>
+              <w:t>________원</w:t>
             </w:r>
           </w:p>
         </w:tc>
@@ -1970,15 +2036,356 @@
         <w:rPr>
           <w:b w:val="0"/>
         </w:rPr>
-        <w:t>7. 초상권 및 사진 촬영 동의 안내 (공지문)</w:t>
+        <w:t>구입 목록</w:t>
       </w:r>
     </w:p>
+    <w:tbl>
+      <w:tblPr>
+        <w:tblStyle w:val="TableGrid"/>
+        <w:tblW w:type="auto" w:w="0"/>
+        <w:tblLook w:firstColumn="1" w:firstRow="1" w:lastColumn="0" w:lastRow="0" w:noHBand="0" w:noVBand="1" w:val="04A0"/>
+      </w:tblPr>
+      <w:tblGrid>
+        <w:gridCol w:w="2160"/>
+        <w:gridCol w:w="2160"/>
+        <w:gridCol w:w="2160"/>
+        <w:gridCol w:w="2160"/>
+      </w:tblGrid>
+      <w:tr>
+        <w:tc>
+          <w:tcPr>
+            <w:tcW w:type="dxa" w:w="2160"/>
+          </w:tcPr>
+          <w:p>
+            <w:r>
+              <w:rPr>
+                <w:b/>
+              </w:rPr>
+              <w:t>품목</w:t>
+            </w:r>
+          </w:p>
+        </w:tc>
+        <w:tc>
+          <w:tcPr>
+            <w:tcW w:type="dxa" w:w="2160"/>
+          </w:tcPr>
+          <w:p>
+            <w:r>
+              <w:rPr>
+                <w:b/>
+              </w:rPr>
+              <w:t>수량</w:t>
+            </w:r>
+          </w:p>
+        </w:tc>
+        <w:tc>
+          <w:tcPr>
+            <w:tcW w:type="dxa" w:w="2160"/>
+          </w:tcPr>
+          <w:p>
+            <w:r>
+              <w:rPr>
+                <w:b/>
+              </w:rPr>
+              <w:t>구입처</w:t>
+            </w:r>
+          </w:p>
+        </w:tc>
+        <w:tc>
+          <w:tcPr>
+            <w:tcW w:type="dxa" w:w="2160"/>
+          </w:tcPr>
+          <w:p>
+            <w:r>
+              <w:rPr>
+                <w:b/>
+              </w:rPr>
+              <w:t>담당</w:t>
+            </w:r>
+          </w:p>
+        </w:tc>
+      </w:tr>
+      <w:tr>
+        <w:tc>
+          <w:tcPr>
+            <w:tcW w:type="dxa" w:w="2160"/>
+          </w:tcPr>
+          <w:p>
+            <w:r>
+              <w:rPr>
+                <w:b w:val="0"/>
+              </w:rPr>
+              <w:t>어린이 선물 ________</w:t>
+            </w:r>
+          </w:p>
+        </w:tc>
+        <w:tc>
+          <w:tcPr>
+            <w:tcW w:type="dxa" w:w="2160"/>
+          </w:tcPr>
+          <w:p>
+            <w:r>
+              <w:rPr>
+                <w:b w:val="0"/>
+              </w:rPr>
+              <w:t>________개</w:t>
+            </w:r>
+          </w:p>
+        </w:tc>
+        <w:tc>
+          <w:tcPr>
+            <w:tcW w:type="dxa" w:w="2160"/>
+          </w:tcPr>
+          <w:p>
+            <w:r>
+              <w:rPr>
+                <w:b w:val="0"/>
+              </w:rPr>
+              <w:t>________</w:t>
+            </w:r>
+          </w:p>
+        </w:tc>
+        <w:tc>
+          <w:tcPr>
+            <w:tcW w:type="dxa" w:w="2160"/>
+          </w:tcPr>
+          <w:p>
+            <w:r>
+              <w:rPr>
+                <w:b w:val="0"/>
+              </w:rPr>
+              <w:t>________</w:t>
+            </w:r>
+          </w:p>
+        </w:tc>
+      </w:tr>
+      <w:tr>
+        <w:tc>
+          <w:tcPr>
+            <w:tcW w:type="dxa" w:w="2160"/>
+          </w:tcPr>
+          <w:p>
+            <w:r>
+              <w:rPr>
+                <w:b w:val="0"/>
+              </w:rPr>
+              <w:t>포장 봉투</w:t>
+            </w:r>
+          </w:p>
+        </w:tc>
+        <w:tc>
+          <w:tcPr>
+            <w:tcW w:type="dxa" w:w="2160"/>
+          </w:tcPr>
+          <w:p>
+            <w:r>
+              <w:rPr>
+                <w:b w:val="0"/>
+              </w:rPr>
+              <w:t>________개</w:t>
+            </w:r>
+          </w:p>
+        </w:tc>
+        <w:tc>
+          <w:tcPr>
+            <w:tcW w:type="dxa" w:w="2160"/>
+          </w:tcPr>
+          <w:p>
+            <w:r>
+              <w:rPr>
+                <w:b w:val="0"/>
+              </w:rPr>
+              <w:t>________</w:t>
+            </w:r>
+          </w:p>
+        </w:tc>
+        <w:tc>
+          <w:tcPr>
+            <w:tcW w:type="dxa" w:w="2160"/>
+          </w:tcPr>
+          <w:p>
+            <w:r>
+              <w:rPr>
+                <w:b w:val="0"/>
+              </w:rPr>
+              <w:t>________</w:t>
+            </w:r>
+          </w:p>
+        </w:tc>
+      </w:tr>
+      <w:tr>
+        <w:tc>
+          <w:tcPr>
+            <w:tcW w:type="dxa" w:w="2160"/>
+          </w:tcPr>
+          <w:p>
+            <w:r>
+              <w:rPr>
+                <w:b w:val="0"/>
+              </w:rPr>
+              <w:t>간식·생수</w:t>
+            </w:r>
+          </w:p>
+        </w:tc>
+        <w:tc>
+          <w:tcPr>
+            <w:tcW w:type="dxa" w:w="2160"/>
+          </w:tcPr>
+          <w:p>
+            <w:r>
+              <w:rPr>
+                <w:b w:val="0"/>
+              </w:rPr>
+              <w:t>________인분</w:t>
+            </w:r>
+          </w:p>
+        </w:tc>
+        <w:tc>
+          <w:tcPr>
+            <w:tcW w:type="dxa" w:w="2160"/>
+          </w:tcPr>
+          <w:p>
+            <w:r>
+              <w:rPr>
+                <w:b w:val="0"/>
+              </w:rPr>
+              <w:t>________</w:t>
+            </w:r>
+          </w:p>
+        </w:tc>
+        <w:tc>
+          <w:tcPr>
+            <w:tcW w:type="dxa" w:w="2160"/>
+          </w:tcPr>
+          <w:p>
+            <w:r>
+              <w:rPr>
+                <w:b w:val="0"/>
+              </w:rPr>
+              <w:t>________</w:t>
+            </w:r>
+          </w:p>
+        </w:tc>
+      </w:tr>
+      <w:tr>
+        <w:tc>
+          <w:tcPr>
+            <w:tcW w:type="dxa" w:w="2160"/>
+          </w:tcPr>
+          <w:p>
+            <w:r>
+              <w:rPr>
+                <w:b w:val="0"/>
+              </w:rPr>
+              <w:t>종이컵·공·바구니</w:t>
+            </w:r>
+          </w:p>
+        </w:tc>
+        <w:tc>
+          <w:tcPr>
+            <w:tcW w:type="dxa" w:w="2160"/>
+          </w:tcPr>
+          <w:p>
+            <w:r>
+              <w:rPr>
+                <w:b w:val="0"/>
+              </w:rPr>
+              <w:t>________개</w:t>
+            </w:r>
+          </w:p>
+        </w:tc>
+        <w:tc>
+          <w:tcPr>
+            <w:tcW w:type="dxa" w:w="2160"/>
+          </w:tcPr>
+          <w:p>
+            <w:r>
+              <w:rPr>
+                <w:b w:val="0"/>
+              </w:rPr>
+              <w:t>________</w:t>
+            </w:r>
+          </w:p>
+        </w:tc>
+        <w:tc>
+          <w:tcPr>
+            <w:tcW w:type="dxa" w:w="2160"/>
+          </w:tcPr>
+          <w:p>
+            <w:r>
+              <w:rPr>
+                <w:b w:val="0"/>
+              </w:rPr>
+              <w:t>________</w:t>
+            </w:r>
+          </w:p>
+        </w:tc>
+      </w:tr>
+      <w:tr>
+        <w:tc>
+          <w:tcPr>
+            <w:tcW w:type="dxa" w:w="2160"/>
+          </w:tcPr>
+          <w:p>
+            <w:r>
+              <w:rPr>
+                <w:b w:val="0"/>
+              </w:rPr>
+              <w:t>카드·색연필</w:t>
+            </w:r>
+          </w:p>
+        </w:tc>
+        <w:tc>
+          <w:tcPr>
+            <w:tcW w:type="dxa" w:w="2160"/>
+          </w:tcPr>
+          <w:p>
+            <w:r>
+              <w:rPr>
+                <w:b w:val="0"/>
+              </w:rPr>
+              <w:t>________묶음</w:t>
+            </w:r>
+          </w:p>
+        </w:tc>
+        <w:tc>
+          <w:tcPr>
+            <w:tcW w:type="dxa" w:w="2160"/>
+          </w:tcPr>
+          <w:p>
+            <w:r>
+              <w:rPr>
+                <w:b w:val="0"/>
+              </w:rPr>
+              <w:t>________</w:t>
+            </w:r>
+          </w:p>
+        </w:tc>
+        <w:tc>
+          <w:tcPr>
+            <w:tcW w:type="dxa" w:w="2160"/>
+          </w:tcPr>
+          <w:p>
+            <w:r>
+              <w:rPr>
+                <w:b w:val="0"/>
+              </w:rPr>
+              <w:t>________</w:t>
+            </w:r>
+          </w:p>
+        </w:tc>
+      </w:tr>
+    </w:tbl>
+    <w:p/>
     <w:p>
+      <w:pPr>
+        <w:pStyle w:val="Heading2"/>
+      </w:pPr>
       <w:r>
         <w:rPr>
-          <w:b/>
+          <w:b w:val="0"/>
         </w:rPr>
-        <w:t>(교회명) 어린이주일 행사 사진 및 영상 촬영 동의 안내</w:t>
+        <w:t>사진 촬영 동의 안내</w:t>
       </w:r>
     </w:p>
     <w:p>
@@ -1986,75 +2393,7 @@
         <w:rPr>
           <w:b w:val="0"/>
         </w:rPr>
-        <w:t>본 교회는 어린이주일 행사를 기념하고 교회보, 홈페이지, SNS(인스타그램, 유튜브 등)에 활동 내용을 기록 및 공유하고자 사진 및 영상 촬영을 진행합니다.</w:t>
-      </w:r>
-    </w:p>
-    <w:p>
-      <w:pPr>
-        <w:pStyle w:val="ListNumber"/>
-      </w:pPr>
-      <w:r>
-        <w:rPr>
-          <w:b/>
-        </w:rPr>
-        <w:t>촬영 목적:</w:t>
-      </w:r>
-      <w:r>
-        <w:rPr>
-          <w:b w:val="0"/>
-        </w:rPr>
-        <w:t xml:space="preserve"> 교회 사역 보고, 홍보 및 기록 보존</w:t>
-      </w:r>
-    </w:p>
-    <w:p>
-      <w:pPr>
-        <w:pStyle w:val="ListNumber"/>
-      </w:pPr>
-      <w:r>
-        <w:rPr>
-          <w:b/>
-        </w:rPr>
-        <w:t>촬영 범위:</w:t>
-      </w:r>
-      <w:r>
-        <w:rPr>
-          <w:b w:val="0"/>
-        </w:rPr>
-        <w:t xml:space="preserve"> 행사 전 과정 중 어린이 및 참석자의 모습</w:t>
-      </w:r>
-    </w:p>
-    <w:p>
-      <w:pPr>
-        <w:pStyle w:val="ListNumber"/>
-      </w:pPr>
-      <w:r>
-        <w:rPr>
-          <w:b/>
-        </w:rPr>
-        <w:t>동의 거부 권리:</w:t>
-      </w:r>
-      <w:r>
-        <w:rPr>
-          <w:b w:val="0"/>
-        </w:rPr>
-        <w:t xml:space="preserve"> 촬영을 원하지 않으시는 부모님께서는 사전에 (담당 리더: ________)에게 말씀해 주시기 바랍니다. 촬영 거부 시 해당 어린이가 노출되지 않도록 최대한 조치하겠습니다.</w:t>
-      </w:r>
-    </w:p>
-    <w:p>
-      <w:pPr>
-        <w:pStyle w:val="ListNumber"/>
-      </w:pPr>
-      <w:r>
-        <w:rPr>
-          <w:b/>
-        </w:rPr>
-        <w:t>문의:</w:t>
-      </w:r>
-      <w:r>
-        <w:rPr>
-          <w:b w:val="0"/>
-        </w:rPr>
-        <w:t xml:space="preserve"> (문의처: ________)</w:t>
+        <w:t>행사 사진은 동의한 어린이에 한해 촬영하며, 아래에서 동의한 용도로만 사용한다. 동의하지 않아도 행사 참여에 불이익은 없다. 촬영 담당자는 동의 여부를 미리 확인하고 단체사진에도 반영한다.</w:t>
       </w:r>
     </w:p>
     <w:p>
@@ -2065,18 +2404,7 @@
         <w:rPr>
           <w:b w:val="0"/>
         </w:rPr>
-        <w:t>별도의 서면 거부 의사가 없는 경우, 행사의 원활한 진행을 위해 동의하신 것으로 간주하여 진행됨을 양해 부탁드립니다.</w:t>
-      </w:r>
-    </w:p>
-    <w:p>
-      <w:pPr>
-        <w:pStyle w:val="Heading2"/>
-      </w:pPr>
-      <w:r>
-        <w:rPr>
-          <w:b w:val="0"/>
-        </w:rPr>
-        <w:t>8. 행정 및 준비 체크리스트</w:t>
+        <w:t>수집 항목 : 학생 이름, 사진·영상 속 모습, 보호자 동의 여부</w:t>
       </w:r>
     </w:p>
     <w:p>
@@ -2087,7 +2415,7 @@
         <w:rPr>
           <w:b w:val="0"/>
         </w:rPr>
-        <w:t>[ ] 현수막 및 실내 장식 발주 (확인 필요)</w:t>
+        <w:t>이용 목적 : 행사 기록 및 동의한 매체에 행사 소식 게시</w:t>
       </w:r>
     </w:p>
     <w:p>
@@ -2098,7 +2426,7 @@
         <w:rPr>
           <w:b w:val="0"/>
         </w:rPr>
-        <w:t>[ ] 어린이 선물 구입 및 포장</w:t>
+        <w:t>보유·게시 기간 : ________까지 / 기간 종료 후 삭제</w:t>
       </w:r>
     </w:p>
     <w:p>
@@ -2109,7 +2437,7 @@
         <w:rPr>
           <w:b w:val="0"/>
         </w:rPr>
-        <w:t>[ ] 주보 및 행사 안내지 인쇄</w:t>
+        <w:t>문의·동의 철회 : (교회명) 교회학교 담당 ________</w:t>
       </w:r>
     </w:p>
     <w:p>
@@ -2120,7 +2448,7 @@
         <w:rPr>
           <w:b w:val="0"/>
         </w:rPr>
-        <w:t>[ ] 프로그램 담당자(레크리에이션 인도자) 섭외</w:t>
+        <w:t>행사 기록용 촬영 : □ 동의 □ 미동의</w:t>
       </w:r>
     </w:p>
     <w:p>
@@ -2131,7 +2459,7 @@
         <w:rPr>
           <w:b w:val="0"/>
         </w:rPr>
-        <w:t>[ ] 식사 메뉴 결정 및 봉사자 확인</w:t>
+        <w:t>교회 내부 공유(매체: ________) : □ 동의 □ 미동의</w:t>
       </w:r>
     </w:p>
     <w:p>
@@ -2142,7 +2470,18 @@
         <w:rPr>
           <w:b w:val="0"/>
         </w:rPr>
-        <w:t>[ ] 당일 안전 관리 요원 배치 확인 (확인 필요)</w:t>
+        <w:t>외부 공개 게시(매체: ________) : □ 동의 □ 미동의</w:t>
+      </w:r>
+    </w:p>
+    <w:p>
+      <w:pPr>
+        <w:pStyle w:val="ListBullet"/>
+      </w:pPr>
+      <w:r>
+        <w:rPr>
+          <w:b w:val="0"/>
+        </w:rPr>
+        <w:t>학생 이름 : ________ / 보호자 서명 : ________ / 작성일 : ________</w:t>
       </w:r>
     </w:p>
     <w:sectPr>

--- a/docs/19_어린이주일_행사_계획서.docx
+++ b/docs/19_어린이주일_행사_계획서.docx
@@ -11,1242 +11,7 @@
         <w:rPr>
           <w:b w:val="0"/>
         </w:rPr>
-        <w:t>________년 (교회명) 교회학교 어린이주일 행사 계획서</w:t>
-      </w:r>
-    </w:p>
-    <w:p>
-      <w:pPr>
-        <w:pStyle w:val="Heading2"/>
-      </w:pPr>
-      <w:r>
-        <w:rPr>
-          <w:b w:val="0"/>
-        </w:rPr>
-        <w:t>개요</w:t>
-      </w:r>
-    </w:p>
-    <w:p>
-      <w:pPr>
-        <w:pStyle w:val="ListBullet"/>
-      </w:pPr>
-      <w:r>
-        <w:rPr>
-          <w:b w:val="0"/>
-        </w:rPr>
-        <w:t>주제 : 예수님의 사랑 안에서 자라는 어린이</w:t>
-      </w:r>
-    </w:p>
-    <w:p>
-      <w:pPr>
-        <w:pStyle w:val="ListBullet"/>
-      </w:pPr>
-      <w:r>
-        <w:rPr>
-          <w:b w:val="0"/>
-        </w:rPr>
-        <w:t>주제 말씀 : 마가복음 10:16</w:t>
-      </w:r>
-    </w:p>
-    <w:p>
-      <w:pPr>
-        <w:pStyle w:val="ListBullet"/>
-      </w:pPr>
-      <w:r>
-        <w:rPr>
-          <w:b w:val="0"/>
-        </w:rPr>
-        <w:t>목적 : 어린이를 축복하고 부모와 함께 예배하며 믿음의 기쁨을 나눈다.</w:t>
-      </w:r>
-    </w:p>
-    <w:p>
-      <w:pPr>
-        <w:pStyle w:val="ListBullet"/>
-      </w:pPr>
-      <w:r>
-        <w:rPr>
-          <w:b w:val="0"/>
-        </w:rPr>
-        <w:t>장소 : ________</w:t>
-      </w:r>
-    </w:p>
-    <w:p>
-      <w:pPr>
-        <w:pStyle w:val="ListBullet"/>
-      </w:pPr>
-      <w:r>
-        <w:rPr>
-          <w:b w:val="0"/>
-        </w:rPr>
-        <w:t>일시 : ________년 5월 ________일(주일) ________시~________시</w:t>
-      </w:r>
-    </w:p>
-    <w:p>
-      <w:pPr>
-        <w:pStyle w:val="ListBullet"/>
-      </w:pPr>
-      <w:r>
-        <w:rPr>
-          <w:b w:val="0"/>
-        </w:rPr>
-        <w:t>담당 : ________</w:t>
-      </w:r>
-    </w:p>
-    <w:p>
-      <w:pPr>
-        <w:pStyle w:val="ListBullet"/>
-      </w:pPr>
-      <w:r>
-        <w:rPr>
-          <w:b w:val="0"/>
-        </w:rPr>
-        <w:t>대상 : (예상 인원 ________명: 학생 ________, 교사 ________, 보호자 ________)</w:t>
-      </w:r>
-    </w:p>
-    <w:p>
-      <w:pPr>
-        <w:pStyle w:val="Heading2"/>
-      </w:pPr>
-      <w:r>
-        <w:rPr>
-          <w:b w:val="0"/>
-        </w:rPr>
-        <w:t>준비물</w:t>
-      </w:r>
-    </w:p>
-    <w:tbl>
-      <w:tblPr>
-        <w:tblStyle w:val="TableGrid"/>
-        <w:tblW w:type="auto" w:w="0"/>
-        <w:tblLook w:firstColumn="1" w:firstRow="1" w:lastColumn="0" w:lastRow="0" w:noHBand="0" w:noVBand="1" w:val="04A0"/>
-      </w:tblPr>
-      <w:tblGrid>
-        <w:gridCol w:w="2880"/>
-        <w:gridCol w:w="2880"/>
-        <w:gridCol w:w="2880"/>
-      </w:tblGrid>
-      <w:tr>
-        <w:tc>
-          <w:tcPr>
-            <w:tcW w:type="dxa" w:w="2880"/>
-          </w:tcPr>
-          <w:p>
-            <w:r>
-              <w:rPr>
-                <w:b/>
-              </w:rPr>
-              <w:t>구분</w:t>
-            </w:r>
-          </w:p>
-        </w:tc>
-        <w:tc>
-          <w:tcPr>
-            <w:tcW w:type="dxa" w:w="2880"/>
-          </w:tcPr>
-          <w:p>
-            <w:r>
-              <w:rPr>
-                <w:b/>
-              </w:rPr>
-              <w:t>준비물</w:t>
-            </w:r>
-          </w:p>
-        </w:tc>
-        <w:tc>
-          <w:tcPr>
-            <w:tcW w:type="dxa" w:w="2880"/>
-          </w:tcPr>
-          <w:p>
-            <w:r>
-              <w:rPr>
-                <w:b/>
-              </w:rPr>
-              <w:t>비고</w:t>
-            </w:r>
-          </w:p>
-        </w:tc>
-      </w:tr>
-      <w:tr>
-        <w:tc>
-          <w:tcPr>
-            <w:tcW w:type="dxa" w:w="2880"/>
-          </w:tcPr>
-          <w:p>
-            <w:r>
-              <w:rPr>
-                <w:b w:val="0"/>
-              </w:rPr>
-              <w:t>예배</w:t>
-            </w:r>
-          </w:p>
-        </w:tc>
-        <w:tc>
-          <w:tcPr>
-            <w:tcW w:type="dxa" w:w="2880"/>
-          </w:tcPr>
-          <w:p>
-            <w:r>
-              <w:rPr>
-                <w:b w:val="0"/>
-              </w:rPr>
-              <w:t>찬양 자료, 성경, 예배 순서지</w:t>
-            </w:r>
-          </w:p>
-        </w:tc>
-        <w:tc>
-          <w:tcPr>
-            <w:tcW w:type="dxa" w:w="2880"/>
-          </w:tcPr>
-          <w:p>
-            <w:r>
-              <w:rPr>
-                <w:b w:val="0"/>
-              </w:rPr>
-              <w:t>진행·기도 담당 사전 확인</w:t>
-            </w:r>
-          </w:p>
-        </w:tc>
-      </w:tr>
-      <w:tr>
-        <w:tc>
-          <w:tcPr>
-            <w:tcW w:type="dxa" w:w="2880"/>
-          </w:tcPr>
-          <w:p>
-            <w:r>
-              <w:rPr>
-                <w:b w:val="0"/>
-              </w:rPr>
-              <w:t>축복 기도</w:t>
-            </w:r>
-          </w:p>
-        </w:tc>
-        <w:tc>
-          <w:tcPr>
-            <w:tcW w:type="dxa" w:w="2880"/>
-          </w:tcPr>
-          <w:p>
-            <w:r>
-              <w:rPr>
-                <w:b w:val="0"/>
-              </w:rPr>
-              <w:t>어린이 명단, 기도 제목 카드</w:t>
-            </w:r>
-          </w:p>
-        </w:tc>
-        <w:tc>
-          <w:tcPr>
-            <w:tcW w:type="dxa" w:w="2880"/>
-          </w:tcPr>
-          <w:p>
-            <w:r>
-              <w:rPr>
-                <w:b w:val="0"/>
-              </w:rPr>
-              <w:t>기도 담당 ________</w:t>
-            </w:r>
-          </w:p>
-        </w:tc>
-      </w:tr>
-      <w:tr>
-        <w:tc>
-          <w:tcPr>
-            <w:tcW w:type="dxa" w:w="2880"/>
-          </w:tcPr>
-          <w:p>
-            <w:r>
-              <w:rPr>
-                <w:b w:val="0"/>
-              </w:rPr>
-              <w:t>선물</w:t>
-            </w:r>
-          </w:p>
-        </w:tc>
-        <w:tc>
-          <w:tcPr>
-            <w:tcW w:type="dxa" w:w="2880"/>
-          </w:tcPr>
-          <w:p>
-            <w:r>
-              <w:rPr>
-                <w:b w:val="0"/>
-              </w:rPr>
-              <w:t>선물 ________개, 포장 봉투</w:t>
-            </w:r>
-          </w:p>
-        </w:tc>
-        <w:tc>
-          <w:tcPr>
-            <w:tcW w:type="dxa" w:w="2880"/>
-          </w:tcPr>
-          <w:p>
-            <w:r>
-              <w:rPr>
-                <w:b w:val="0"/>
-              </w:rPr>
-              <w:t>미참석 어린이 몫 포함</w:t>
-            </w:r>
-          </w:p>
-        </w:tc>
-      </w:tr>
-      <w:tr>
-        <w:tc>
-          <w:tcPr>
-            <w:tcW w:type="dxa" w:w="2880"/>
-          </w:tcPr>
-          <w:p>
-            <w:r>
-              <w:rPr>
-                <w:b w:val="0"/>
-              </w:rPr>
-              <w:t>부모 초청</w:t>
-            </w:r>
-          </w:p>
-        </w:tc>
-        <w:tc>
-          <w:tcPr>
-            <w:tcW w:type="dxa" w:w="2880"/>
-          </w:tcPr>
-          <w:p>
-            <w:r>
-              <w:rPr>
-                <w:b w:val="0"/>
-              </w:rPr>
-              <w:t>초청 안내, 좌석 안내표</w:t>
-            </w:r>
-          </w:p>
-        </w:tc>
-        <w:tc>
-          <w:tcPr>
-            <w:tcW w:type="dxa" w:w="2880"/>
-          </w:tcPr>
-          <w:p>
-            <w:r>
-              <w:rPr>
-                <w:b w:val="0"/>
-              </w:rPr>
-              <w:t>보호자 참석 여부 확인</w:t>
-            </w:r>
-          </w:p>
-        </w:tc>
-      </w:tr>
-      <w:tr>
-        <w:tc>
-          <w:tcPr>
-            <w:tcW w:type="dxa" w:w="2880"/>
-          </w:tcPr>
-          <w:p>
-            <w:r>
-              <w:rPr>
-                <w:b w:val="0"/>
-              </w:rPr>
-              <w:t>놀이</w:t>
-            </w:r>
-          </w:p>
-        </w:tc>
-        <w:tc>
-          <w:tcPr>
-            <w:tcW w:type="dxa" w:w="2880"/>
-          </w:tcPr>
-          <w:p>
-            <w:r>
-              <w:rPr>
-                <w:b w:val="0"/>
-              </w:rPr>
-              <w:t>종이컵, 공, 바구니, 색연필</w:t>
-            </w:r>
-          </w:p>
-        </w:tc>
-        <w:tc>
-          <w:tcPr>
-            <w:tcW w:type="dxa" w:w="2880"/>
-          </w:tcPr>
-          <w:p>
-            <w:r>
-              <w:rPr>
-                <w:b w:val="0"/>
-              </w:rPr>
-              <w:t>연령에 맞게 준비</w:t>
-            </w:r>
-          </w:p>
-        </w:tc>
-      </w:tr>
-      <w:tr>
-        <w:tc>
-          <w:tcPr>
-            <w:tcW w:type="dxa" w:w="2880"/>
-          </w:tcPr>
-          <w:p>
-            <w:r>
-              <w:rPr>
-                <w:b w:val="0"/>
-              </w:rPr>
-              <w:t>간식·안전</w:t>
-            </w:r>
-          </w:p>
-        </w:tc>
-        <w:tc>
-          <w:tcPr>
-            <w:tcW w:type="dxa" w:w="2880"/>
-          </w:tcPr>
-          <w:p>
-            <w:r>
-              <w:rPr>
-                <w:b w:val="0"/>
-              </w:rPr>
-              <w:t>간식, 생수, 구급함</w:t>
-            </w:r>
-          </w:p>
-        </w:tc>
-        <w:tc>
-          <w:tcPr>
-            <w:tcW w:type="dxa" w:w="2880"/>
-          </w:tcPr>
-          <w:p>
-            <w:r>
-              <w:rPr>
-                <w:b w:val="0"/>
-              </w:rPr>
-              <w:t>알레르기 사전 확인</w:t>
-            </w:r>
-          </w:p>
-        </w:tc>
-      </w:tr>
-      <w:tr>
-        <w:tc>
-          <w:tcPr>
-            <w:tcW w:type="dxa" w:w="2880"/>
-          </w:tcPr>
-          <w:p>
-            <w:r>
-              <w:rPr>
-                <w:b w:val="0"/>
-              </w:rPr>
-              <w:t>사진</w:t>
-            </w:r>
-          </w:p>
-        </w:tc>
-        <w:tc>
-          <w:tcPr>
-            <w:tcW w:type="dxa" w:w="2880"/>
-          </w:tcPr>
-          <w:p>
-            <w:r>
-              <w:rPr>
-                <w:b w:val="0"/>
-              </w:rPr>
-              <w:t>촬영 기기, 동의 확인 명단</w:t>
-            </w:r>
-          </w:p>
-        </w:tc>
-        <w:tc>
-          <w:tcPr>
-            <w:tcW w:type="dxa" w:w="2880"/>
-          </w:tcPr>
-          <w:p>
-            <w:r>
-              <w:rPr>
-                <w:b w:val="0"/>
-              </w:rPr>
-              <w:t>촬영 담당 ________</w:t>
-            </w:r>
-          </w:p>
-        </w:tc>
-      </w:tr>
-    </w:tbl>
-    <w:p/>
-    <w:p>
-      <w:pPr>
-        <w:pStyle w:val="Heading2"/>
-      </w:pPr>
-      <w:r>
-        <w:rPr>
-          <w:b w:val="0"/>
-        </w:rPr>
-        <w:t>시간표</w:t>
-      </w:r>
-    </w:p>
-    <w:tbl>
-      <w:tblPr>
-        <w:tblStyle w:val="TableGrid"/>
-        <w:tblW w:type="auto" w:w="0"/>
-        <w:tblLook w:firstColumn="1" w:firstRow="1" w:lastColumn="0" w:lastRow="0" w:noHBand="0" w:noVBand="1" w:val="04A0"/>
-      </w:tblPr>
-      <w:tblGrid>
-        <w:gridCol w:w="2880"/>
-        <w:gridCol w:w="2880"/>
-        <w:gridCol w:w="2880"/>
-      </w:tblGrid>
-      <w:tr>
-        <w:tc>
-          <w:tcPr>
-            <w:tcW w:type="dxa" w:w="2880"/>
-          </w:tcPr>
-          <w:p>
-            <w:r>
-              <w:rPr>
-                <w:b/>
-              </w:rPr>
-              <w:t>시간</w:t>
-            </w:r>
-          </w:p>
-        </w:tc>
-        <w:tc>
-          <w:tcPr>
-            <w:tcW w:type="dxa" w:w="2880"/>
-          </w:tcPr>
-          <w:p>
-            <w:r>
-              <w:rPr>
-                <w:b/>
-              </w:rPr>
-              <w:t>순서</w:t>
-            </w:r>
-          </w:p>
-        </w:tc>
-        <w:tc>
-          <w:tcPr>
-            <w:tcW w:type="dxa" w:w="2880"/>
-          </w:tcPr>
-          <w:p>
-            <w:r>
-              <w:rPr>
-                <w:b/>
-              </w:rPr>
-              <w:t>내용·담당</w:t>
-            </w:r>
-          </w:p>
-        </w:tc>
-      </w:tr>
-      <w:tr>
-        <w:tc>
-          <w:tcPr>
-            <w:tcW w:type="dxa" w:w="2880"/>
-          </w:tcPr>
-          <w:p>
-            <w:r>
-              <w:rPr>
-                <w:b w:val="0"/>
-              </w:rPr>
-              <w:t>10:30~10:40</w:t>
-            </w:r>
-          </w:p>
-        </w:tc>
-        <w:tc>
-          <w:tcPr>
-            <w:tcW w:type="dxa" w:w="2880"/>
-          </w:tcPr>
-          <w:p>
-            <w:r>
-              <w:rPr>
-                <w:b w:val="0"/>
-              </w:rPr>
-              <w:t>맞이·부모 초청</w:t>
-            </w:r>
-          </w:p>
-        </w:tc>
-        <w:tc>
-          <w:tcPr>
-            <w:tcW w:type="dxa" w:w="2880"/>
-          </w:tcPr>
-          <w:p>
-            <w:r>
-              <w:rPr>
-                <w:b w:val="0"/>
-              </w:rPr>
-              <w:t>어린이와 보호자 이름표 배부, 함께 착석 / ________</w:t>
-            </w:r>
-          </w:p>
-        </w:tc>
-      </w:tr>
-      <w:tr>
-        <w:tc>
-          <w:tcPr>
-            <w:tcW w:type="dxa" w:w="2880"/>
-          </w:tcPr>
-          <w:p>
-            <w:r>
-              <w:rPr>
-                <w:b w:val="0"/>
-              </w:rPr>
-              <w:t>10:40~11:10</w:t>
-            </w:r>
-          </w:p>
-        </w:tc>
-        <w:tc>
-          <w:tcPr>
-            <w:tcW w:type="dxa" w:w="2880"/>
-          </w:tcPr>
-          <w:p>
-            <w:r>
-              <w:rPr>
-                <w:b w:val="0"/>
-              </w:rPr>
-              <w:t>어린이주일 예배</w:t>
-            </w:r>
-          </w:p>
-        </w:tc>
-        <w:tc>
-          <w:tcPr>
-            <w:tcW w:type="dxa" w:w="2880"/>
-          </w:tcPr>
-          <w:p>
-            <w:r>
-              <w:rPr>
-                <w:b w:val="0"/>
-              </w:rPr>
-              <w:t>아래 예배 순서 참고 / ________</w:t>
-            </w:r>
-          </w:p>
-        </w:tc>
-      </w:tr>
-      <w:tr>
-        <w:tc>
-          <w:tcPr>
-            <w:tcW w:type="dxa" w:w="2880"/>
-          </w:tcPr>
-          <w:p>
-            <w:r>
-              <w:rPr>
-                <w:b w:val="0"/>
-              </w:rPr>
-              <w:t>11:10~11:20</w:t>
-            </w:r>
-          </w:p>
-        </w:tc>
-        <w:tc>
-          <w:tcPr>
-            <w:tcW w:type="dxa" w:w="2880"/>
-          </w:tcPr>
-          <w:p>
-            <w:r>
-              <w:rPr>
-                <w:b w:val="0"/>
-              </w:rPr>
-              <w:t>축복 기도·선물 전달</w:t>
-            </w:r>
-          </w:p>
-        </w:tc>
-        <w:tc>
-          <w:tcPr>
-            <w:tcW w:type="dxa" w:w="2880"/>
-          </w:tcPr>
-          <w:p>
-            <w:r>
-              <w:rPr>
-                <w:b w:val="0"/>
-              </w:rPr>
-              <w:t>어린이 한 명씩 축복하고 선물 전달 / ________</w:t>
-            </w:r>
-          </w:p>
-        </w:tc>
-      </w:tr>
-      <w:tr>
-        <w:tc>
-          <w:tcPr>
-            <w:tcW w:type="dxa" w:w="2880"/>
-          </w:tcPr>
-          <w:p>
-            <w:r>
-              <w:rPr>
-                <w:b w:val="0"/>
-              </w:rPr>
-              <w:t>11:20~11:30</w:t>
-            </w:r>
-          </w:p>
-        </w:tc>
-        <w:tc>
-          <w:tcPr>
-            <w:tcW w:type="dxa" w:w="2880"/>
-          </w:tcPr>
-          <w:p>
-            <w:r>
-              <w:rPr>
-                <w:b w:val="0"/>
-              </w:rPr>
-              <w:t>부모와 함께</w:t>
-            </w:r>
-          </w:p>
-        </w:tc>
-        <w:tc>
-          <w:tcPr>
-            <w:tcW w:type="dxa" w:w="2880"/>
-          </w:tcPr>
-          <w:p>
-            <w:r>
-              <w:rPr>
-                <w:b w:val="0"/>
-              </w:rPr>
-              <w:t>감사 인사, 가족 축복 카드 작성 / ________</w:t>
-            </w:r>
-          </w:p>
-        </w:tc>
-      </w:tr>
-      <w:tr>
-        <w:tc>
-          <w:tcPr>
-            <w:tcW w:type="dxa" w:w="2880"/>
-          </w:tcPr>
-          <w:p>
-            <w:r>
-              <w:rPr>
-                <w:b w:val="0"/>
-              </w:rPr>
-              <w:t>11:30~12:00</w:t>
-            </w:r>
-          </w:p>
-        </w:tc>
-        <w:tc>
-          <w:tcPr>
-            <w:tcW w:type="dxa" w:w="2880"/>
-          </w:tcPr>
-          <w:p>
-            <w:r>
-              <w:rPr>
-                <w:b w:val="0"/>
-              </w:rPr>
-              <w:t>놀이 프로그램</w:t>
-            </w:r>
-          </w:p>
-        </w:tc>
-        <w:tc>
-          <w:tcPr>
-            <w:tcW w:type="dxa" w:w="2880"/>
-          </w:tcPr>
-          <w:p>
-            <w:r>
-              <w:rPr>
-                <w:b w:val="0"/>
-              </w:rPr>
-              <w:t>세 활동을 차례로 진행 / ________</w:t>
-            </w:r>
-          </w:p>
-        </w:tc>
-      </w:tr>
-      <w:tr>
-        <w:tc>
-          <w:tcPr>
-            <w:tcW w:type="dxa" w:w="2880"/>
-          </w:tcPr>
-          <w:p>
-            <w:r>
-              <w:rPr>
-                <w:b w:val="0"/>
-              </w:rPr>
-              <w:t>12:00~12:10</w:t>
-            </w:r>
-          </w:p>
-        </w:tc>
-        <w:tc>
-          <w:tcPr>
-            <w:tcW w:type="dxa" w:w="2880"/>
-          </w:tcPr>
-          <w:p>
-            <w:r>
-              <w:rPr>
-                <w:b w:val="0"/>
-              </w:rPr>
-              <w:t>간식·마침</w:t>
-            </w:r>
-          </w:p>
-        </w:tc>
-        <w:tc>
-          <w:tcPr>
-            <w:tcW w:type="dxa" w:w="2880"/>
-          </w:tcPr>
-          <w:p>
-            <w:r>
-              <w:rPr>
-                <w:b w:val="0"/>
-              </w:rPr>
-              <w:t>감사 기도, 보호자 인계, 정리 / ________</w:t>
-            </w:r>
-          </w:p>
-        </w:tc>
-      </w:tr>
-    </w:tbl>
-    <w:p/>
-    <w:p>
-      <w:pPr>
-        <w:pStyle w:val="Heading3"/>
-      </w:pPr>
-      <w:r>
-        <w:rPr>
-          <w:b w:val="0"/>
-        </w:rPr>
-        <w:t>예배 순서 예시</w:t>
-      </w:r>
-    </w:p>
-    <w:tbl>
-      <w:tblPr>
-        <w:tblStyle w:val="TableGrid"/>
-        <w:tblW w:type="auto" w:w="0"/>
-        <w:tblLook w:firstColumn="1" w:firstRow="1" w:lastColumn="0" w:lastRow="0" w:noHBand="0" w:noVBand="1" w:val="04A0"/>
-      </w:tblPr>
-      <w:tblGrid>
-        <w:gridCol w:w="2880"/>
-        <w:gridCol w:w="2880"/>
-        <w:gridCol w:w="2880"/>
-      </w:tblGrid>
-      <w:tr>
-        <w:tc>
-          <w:tcPr>
-            <w:tcW w:type="dxa" w:w="2880"/>
-          </w:tcPr>
-          <w:p>
-            <w:r>
-              <w:rPr>
-                <w:b/>
-              </w:rPr>
-              <w:t>순서</w:t>
-            </w:r>
-          </w:p>
-        </w:tc>
-        <w:tc>
-          <w:tcPr>
-            <w:tcW w:type="dxa" w:w="2880"/>
-          </w:tcPr>
-          <w:p>
-            <w:r>
-              <w:rPr>
-                <w:b/>
-              </w:rPr>
-              <w:t>내용</w:t>
-            </w:r>
-          </w:p>
-        </w:tc>
-        <w:tc>
-          <w:tcPr>
-            <w:tcW w:type="dxa" w:w="2880"/>
-          </w:tcPr>
-          <w:p>
-            <w:r>
-              <w:rPr>
-                <w:b/>
-              </w:rPr>
-              <w:t>담당</w:t>
-            </w:r>
-          </w:p>
-        </w:tc>
-      </w:tr>
-      <w:tr>
-        <w:tc>
-          <w:tcPr>
-            <w:tcW w:type="dxa" w:w="2880"/>
-          </w:tcPr>
-          <w:p>
-            <w:r>
-              <w:rPr>
-                <w:b w:val="0"/>
-              </w:rPr>
-              <w:t>1</w:t>
-            </w:r>
-          </w:p>
-        </w:tc>
-        <w:tc>
-          <w:tcPr>
-            <w:tcW w:type="dxa" w:w="2880"/>
-          </w:tcPr>
-          <w:p>
-            <w:r>
-              <w:rPr>
-                <w:b w:val="0"/>
-              </w:rPr>
-              <w:t>예배로 부름·시작 기도</w:t>
-            </w:r>
-          </w:p>
-        </w:tc>
-        <w:tc>
-          <w:tcPr>
-            <w:tcW w:type="dxa" w:w="2880"/>
-          </w:tcPr>
-          <w:p>
-            <w:r>
-              <w:rPr>
-                <w:b w:val="0"/>
-              </w:rPr>
-              <w:t>________</w:t>
-            </w:r>
-          </w:p>
-        </w:tc>
-      </w:tr>
-      <w:tr>
-        <w:tc>
-          <w:tcPr>
-            <w:tcW w:type="dxa" w:w="2880"/>
-          </w:tcPr>
-          <w:p>
-            <w:r>
-              <w:rPr>
-                <w:b w:val="0"/>
-              </w:rPr>
-              <w:t>2</w:t>
-            </w:r>
-          </w:p>
-        </w:tc>
-        <w:tc>
-          <w:tcPr>
-            <w:tcW w:type="dxa" w:w="2880"/>
-          </w:tcPr>
-          <w:p>
-            <w:r>
-              <w:rPr>
-                <w:b w:val="0"/>
-              </w:rPr>
-              <w:t>함께 찬양</w:t>
-            </w:r>
-          </w:p>
-        </w:tc>
-        <w:tc>
-          <w:tcPr>
-            <w:tcW w:type="dxa" w:w="2880"/>
-          </w:tcPr>
-          <w:p>
-            <w:r>
-              <w:rPr>
-                <w:b w:val="0"/>
-              </w:rPr>
-              <w:t>________</w:t>
-            </w:r>
-          </w:p>
-        </w:tc>
-      </w:tr>
-      <w:tr>
-        <w:tc>
-          <w:tcPr>
-            <w:tcW w:type="dxa" w:w="2880"/>
-          </w:tcPr>
-          <w:p>
-            <w:r>
-              <w:rPr>
-                <w:b w:val="0"/>
-              </w:rPr>
-              <w:t>3</w:t>
-            </w:r>
-          </w:p>
-        </w:tc>
-        <w:tc>
-          <w:tcPr>
-            <w:tcW w:type="dxa" w:w="2880"/>
-          </w:tcPr>
-          <w:p>
-            <w:r>
-              <w:rPr>
-                <w:b w:val="0"/>
-              </w:rPr>
-              <w:t>대표 기도</w:t>
-            </w:r>
-          </w:p>
-        </w:tc>
-        <w:tc>
-          <w:tcPr>
-            <w:tcW w:type="dxa" w:w="2880"/>
-          </w:tcPr>
-          <w:p>
-            <w:r>
-              <w:rPr>
-                <w:b w:val="0"/>
-              </w:rPr>
-              <w:t>________</w:t>
-            </w:r>
-          </w:p>
-        </w:tc>
-      </w:tr>
-      <w:tr>
-        <w:tc>
-          <w:tcPr>
-            <w:tcW w:type="dxa" w:w="2880"/>
-          </w:tcPr>
-          <w:p>
-            <w:r>
-              <w:rPr>
-                <w:b w:val="0"/>
-              </w:rPr>
-              <w:t>4</w:t>
-            </w:r>
-          </w:p>
-        </w:tc>
-        <w:tc>
-          <w:tcPr>
-            <w:tcW w:type="dxa" w:w="2880"/>
-          </w:tcPr>
-          <w:p>
-            <w:r>
-              <w:rPr>
-                <w:b w:val="0"/>
-              </w:rPr>
-              <w:t>성경 봉독: 마가복음 10:16</w:t>
-            </w:r>
-          </w:p>
-        </w:tc>
-        <w:tc>
-          <w:tcPr>
-            <w:tcW w:type="dxa" w:w="2880"/>
-          </w:tcPr>
-          <w:p>
-            <w:r>
-              <w:rPr>
-                <w:b w:val="0"/>
-              </w:rPr>
-              <w:t>________</w:t>
-            </w:r>
-          </w:p>
-        </w:tc>
-      </w:tr>
-      <w:tr>
-        <w:tc>
-          <w:tcPr>
-            <w:tcW w:type="dxa" w:w="2880"/>
-          </w:tcPr>
-          <w:p>
-            <w:r>
-              <w:rPr>
-                <w:b w:val="0"/>
-              </w:rPr>
-              <w:t>5</w:t>
-            </w:r>
-          </w:p>
-        </w:tc>
-        <w:tc>
-          <w:tcPr>
-            <w:tcW w:type="dxa" w:w="2880"/>
-          </w:tcPr>
-          <w:p>
-            <w:r>
-              <w:rPr>
-                <w:b w:val="0"/>
-              </w:rPr>
-              <w:t>말씀 나눔: 예수님이 사랑하시는 어린이</w:t>
-            </w:r>
-          </w:p>
-        </w:tc>
-        <w:tc>
-          <w:tcPr>
-            <w:tcW w:type="dxa" w:w="2880"/>
-          </w:tcPr>
-          <w:p>
-            <w:r>
-              <w:rPr>
-                <w:b w:val="0"/>
-              </w:rPr>
-              <w:t>________</w:t>
-            </w:r>
-          </w:p>
-        </w:tc>
-      </w:tr>
-      <w:tr>
-        <w:tc>
-          <w:tcPr>
-            <w:tcW w:type="dxa" w:w="2880"/>
-          </w:tcPr>
-          <w:p>
-            <w:r>
-              <w:rPr>
-                <w:b w:val="0"/>
-              </w:rPr>
-              <w:t>6</w:t>
-            </w:r>
-          </w:p>
-        </w:tc>
-        <w:tc>
-          <w:tcPr>
-            <w:tcW w:type="dxa" w:w="2880"/>
-          </w:tcPr>
-          <w:p>
-            <w:r>
-              <w:rPr>
-                <w:b w:val="0"/>
-              </w:rPr>
-              <w:t>감사 헌금·봉헌 기도</w:t>
-            </w:r>
-          </w:p>
-        </w:tc>
-        <w:tc>
-          <w:tcPr>
-            <w:tcW w:type="dxa" w:w="2880"/>
-          </w:tcPr>
-          <w:p>
-            <w:r>
-              <w:rPr>
-                <w:b w:val="0"/>
-              </w:rPr>
-              <w:t>________</w:t>
-            </w:r>
-          </w:p>
-        </w:tc>
-      </w:tr>
-      <w:tr>
-        <w:tc>
-          <w:tcPr>
-            <w:tcW w:type="dxa" w:w="2880"/>
-          </w:tcPr>
-          <w:p>
-            <w:r>
-              <w:rPr>
-                <w:b w:val="0"/>
-              </w:rPr>
-              <w:t>7</w:t>
-            </w:r>
-          </w:p>
-        </w:tc>
-        <w:tc>
-          <w:tcPr>
-            <w:tcW w:type="dxa" w:w="2880"/>
-          </w:tcPr>
-          <w:p>
-            <w:r>
-              <w:rPr>
-                <w:b w:val="0"/>
-              </w:rPr>
-              <w:t>어린이 축복 기도</w:t>
-            </w:r>
-          </w:p>
-        </w:tc>
-        <w:tc>
-          <w:tcPr>
-            <w:tcW w:type="dxa" w:w="2880"/>
-          </w:tcPr>
-          <w:p>
-            <w:r>
-              <w:rPr>
-                <w:b w:val="0"/>
-              </w:rPr>
-              <w:t>________</w:t>
-            </w:r>
-          </w:p>
-        </w:tc>
-      </w:tr>
-      <w:tr>
-        <w:tc>
-          <w:tcPr>
-            <w:tcW w:type="dxa" w:w="2880"/>
-          </w:tcPr>
-          <w:p>
-            <w:r>
-              <w:rPr>
-                <w:b w:val="0"/>
-              </w:rPr>
-              <w:t>8</w:t>
-            </w:r>
-          </w:p>
-        </w:tc>
-        <w:tc>
-          <w:tcPr>
-            <w:tcW w:type="dxa" w:w="2880"/>
-          </w:tcPr>
-          <w:p>
-            <w:r>
-              <w:rPr>
-                <w:b w:val="0"/>
-              </w:rPr>
-              <w:t>주기도문·광고</w:t>
-            </w:r>
-          </w:p>
-        </w:tc>
-        <w:tc>
-          <w:tcPr>
-            <w:tcW w:type="dxa" w:w="2880"/>
-          </w:tcPr>
-          <w:p>
-            <w:r>
-              <w:rPr>
-                <w:b w:val="0"/>
-              </w:rPr>
-              <w:t>________</w:t>
-            </w:r>
-          </w:p>
-        </w:tc>
-      </w:tr>
-    </w:tbl>
-    <w:p/>
-    <w:p>
-      <w:pPr>
-        <w:pStyle w:val="Heading2"/>
-      </w:pPr>
-      <w:r>
-        <w:rPr>
-          <w:b w:val="0"/>
-        </w:rPr>
-        <w:t>특별활동</w:t>
-      </w:r>
-    </w:p>
-    <w:p>
-      <w:r>
-        <w:rPr>
-          <w:b w:val="0"/>
-        </w:rPr>
-        <w:t xml:space="preserve">1) </w:t>
-      </w:r>
-      <w:r>
-        <w:rPr>
-          <w:b/>
-        </w:rPr>
-        <w:t>어린이 축복 기도·선물 전달</w:t>
-      </w:r>
-    </w:p>
-    <w:p>
-      <w:r>
-        <w:rPr>
-          <w:b w:val="0"/>
-        </w:rPr>
-        <w:t>어린이가 원하는 기도 제목을 말하거나 카드에 적는다. 기도 담당자가 이름을 부르며 건강·가정·학교생활·믿음의 성장을 위해 짧게 기도한다. 신체 접촉은 어린이의 의사를 존중한다. 같은 선물을 준비하고 미참석 어린이 전달 담당을 정한다.</w:t>
-      </w:r>
-    </w:p>
-    <w:p>
-      <w:pPr>
-        <w:pStyle w:val="ListBullet"/>
-      </w:pPr>
-      <w:r>
-        <w:rPr>
-          <w:b w:val="0"/>
-        </w:rPr>
-        <w:t>선물 품목 : ________ / 포장 담당 : ________ / 미참석자 전달 : ________</w:t>
-      </w:r>
-    </w:p>
-    <w:p>
-      <w:r>
-        <w:rPr>
-          <w:b w:val="0"/>
-        </w:rPr>
-        <w:t xml:space="preserve">2) </w:t>
-      </w:r>
-      <w:r>
-        <w:rPr>
-          <w:b/>
-        </w:rPr>
-        <w:t>부모 초청 순서</w:t>
-      </w:r>
-    </w:p>
-    <w:p>
-      <w:r>
-        <w:rPr>
-          <w:b w:val="0"/>
-        </w:rPr>
-        <w:t>초청 안내 발송 → 참석 회신 확인 → 예배 동석 → 어린이 감사 인사 → 보호자의 축복 한마디 → 가족 축복 카드 작성 순으로 진행한다. 보호자가 참석하지 못한 어린이는 교사와 함께 참여한다.</w:t>
-      </w:r>
-    </w:p>
-    <w:p>
-      <w:pPr>
-        <w:pStyle w:val="ListBullet"/>
-      </w:pPr>
-      <w:r>
-        <w:rPr>
-          <w:b w:val="0"/>
-        </w:rPr>
-        <w:t>초청 안내일 : ________ / 회신 마감일 : ________ / 안내 담당 : ________</w:t>
-      </w:r>
-    </w:p>
-    <w:p>
-      <w:r>
-        <w:rPr>
-          <w:b w:val="0"/>
-        </w:rPr>
-        <w:t xml:space="preserve">3) </w:t>
-      </w:r>
-      <w:r>
-        <w:rPr>
-          <w:b/>
-        </w:rPr>
-        <w:t>함께하는 놀이 프로그램</w:t>
+        <w:t>[연도] (교회명) (부서명) 어린이주일 행사 계획서</w:t>
       </w:r>
     </w:p>
     <w:tbl>
@@ -1271,7 +36,7 @@
               <w:rPr>
                 <w:b/>
               </w:rPr>
-              <w:t>시간</w:t>
+              <w:t>작성일</w:t>
             </w:r>
           </w:p>
         </w:tc>
@@ -1284,7 +49,7 @@
               <w:rPr>
                 <w:b/>
               </w:rPr>
-              <w:t>활동</w:t>
+              <w:t>작성자</w:t>
             </w:r>
           </w:p>
         </w:tc>
@@ -1297,7 +62,7 @@
               <w:rPr>
                 <w:b/>
               </w:rPr>
-              <w:t>진행 방법</w:t>
+              <w:t>부서</w:t>
             </w:r>
           </w:p>
         </w:tc>
@@ -1310,7 +75,7 @@
               <w:rPr>
                 <w:b/>
               </w:rPr>
-              <w:t>준비물·담당</w:t>
+              <w:t>문서 상태(초안/확정)</w:t>
             </w:r>
           </w:p>
         </w:tc>
@@ -1325,7 +90,7 @@
               <w:rPr>
                 <w:b w:val="0"/>
               </w:rPr>
-              <w:t>11:30~11:40</w:t>
+              <w:t>________</w:t>
             </w:r>
           </w:p>
         </w:tc>
@@ -1338,7 +103,7 @@
               <w:rPr>
                 <w:b w:val="0"/>
               </w:rPr>
-              <w:t>종이컵 함께 쌓기</w:t>
+              <w:t>________</w:t>
             </w:r>
           </w:p>
         </w:tc>
@@ -1351,7 +116,7 @@
               <w:rPr>
                 <w:b w:val="0"/>
               </w:rPr>
-              <w:t>어린이와 보호자·교사가 한 팀으로 탑 쌓기</w:t>
+              <w:t>(부서명)</w:t>
             </w:r>
           </w:p>
         </w:tc>
@@ -1364,7 +129,61 @@
               <w:rPr>
                 <w:b w:val="0"/>
               </w:rPr>
-              <w:t>종이컵 / ________</w:t>
+              <w:t>________</w:t>
+            </w:r>
+          </w:p>
+        </w:tc>
+      </w:tr>
+    </w:tbl>
+    <w:p/>
+    <w:tbl>
+      <w:tblPr>
+        <w:tblStyle w:val="TableGrid"/>
+        <w:tblW w:type="auto" w:w="0"/>
+        <w:tblLook w:firstColumn="1" w:firstRow="1" w:lastColumn="0" w:lastRow="0" w:noHBand="0" w:noVBand="1" w:val="04A0"/>
+      </w:tblPr>
+      <w:tblGrid>
+        <w:gridCol w:w="2880"/>
+        <w:gridCol w:w="2880"/>
+        <w:gridCol w:w="2880"/>
+      </w:tblGrid>
+      <w:tr>
+        <w:tc>
+          <w:tcPr>
+            <w:tcW w:type="dxa" w:w="2880"/>
+          </w:tcPr>
+          <w:p>
+            <w:r>
+              <w:rPr>
+                <w:b/>
+              </w:rPr>
+              <w:t>작성</w:t>
+            </w:r>
+          </w:p>
+        </w:tc>
+        <w:tc>
+          <w:tcPr>
+            <w:tcW w:type="dxa" w:w="2880"/>
+          </w:tcPr>
+          <w:p>
+            <w:r>
+              <w:rPr>
+                <w:b/>
+              </w:rPr>
+              <w:t>검토</w:t>
+            </w:r>
+          </w:p>
+        </w:tc>
+        <w:tc>
+          <w:tcPr>
+            <w:tcW w:type="dxa" w:w="2880"/>
+          </w:tcPr>
+          <w:p>
+            <w:r>
+              <w:rPr>
+                <w:b/>
+              </w:rPr>
+              <w:t>승인</w:t>
             </w:r>
           </w:p>
         </w:tc>
@@ -1372,107 +191,40 @@
       <w:tr>
         <w:tc>
           <w:tcPr>
-            <w:tcW w:type="dxa" w:w="2160"/>
+            <w:tcW w:type="dxa" w:w="2880"/>
           </w:tcPr>
           <w:p>
             <w:r>
               <w:rPr>
                 <w:b w:val="0"/>
               </w:rPr>
-              <w:t>11:40~11:50</w:t>
-            </w:r>
-          </w:p>
-        </w:tc>
-        <w:tc>
-          <w:tcPr>
-            <w:tcW w:type="dxa" w:w="2160"/>
+              <w:t>________</w:t>
+            </w:r>
+          </w:p>
+        </w:tc>
+        <w:tc>
+          <w:tcPr>
+            <w:tcW w:type="dxa" w:w="2880"/>
           </w:tcPr>
           <w:p>
             <w:r>
               <w:rPr>
                 <w:b w:val="0"/>
               </w:rPr>
-              <w:t>사랑의 공 옮기기</w:t>
-            </w:r>
-          </w:p>
-        </w:tc>
-        <w:tc>
-          <w:tcPr>
-            <w:tcW w:type="dxa" w:w="2160"/>
+              <w:t>________</w:t>
+            </w:r>
+          </w:p>
+        </w:tc>
+        <w:tc>
+          <w:tcPr>
+            <w:tcW w:type="dxa" w:w="2880"/>
           </w:tcPr>
           <w:p>
             <w:r>
               <w:rPr>
                 <w:b w:val="0"/>
               </w:rPr>
-              <w:t>두 사람이 수건으로 공을 옮겨 바구니에 넣기</w:t>
-            </w:r>
-          </w:p>
-        </w:tc>
-        <w:tc>
-          <w:tcPr>
-            <w:tcW w:type="dxa" w:w="2160"/>
-          </w:tcPr>
-          <w:p>
-            <w:r>
-              <w:rPr>
-                <w:b w:val="0"/>
-              </w:rPr>
-              <w:t>공, 수건, 바구니 / ________</w:t>
-            </w:r>
-          </w:p>
-        </w:tc>
-      </w:tr>
-      <w:tr>
-        <w:tc>
-          <w:tcPr>
-            <w:tcW w:type="dxa" w:w="2160"/>
-          </w:tcPr>
-          <w:p>
-            <w:r>
-              <w:rPr>
-                <w:b w:val="0"/>
-              </w:rPr>
-              <w:t>11:50~12:00</w:t>
-            </w:r>
-          </w:p>
-        </w:tc>
-        <w:tc>
-          <w:tcPr>
-            <w:tcW w:type="dxa" w:w="2160"/>
-          </w:tcPr>
-          <w:p>
-            <w:r>
-              <w:rPr>
-                <w:b w:val="0"/>
-              </w:rPr>
-              <w:t>축복 카드 꾸미기</w:t>
-            </w:r>
-          </w:p>
-        </w:tc>
-        <w:tc>
-          <w:tcPr>
-            <w:tcW w:type="dxa" w:w="2160"/>
-          </w:tcPr>
-          <w:p>
-            <w:r>
-              <w:rPr>
-                <w:b w:val="0"/>
-              </w:rPr>
-              <w:t>서로에게 전할 응원과 감사 적기</w:t>
-            </w:r>
-          </w:p>
-        </w:tc>
-        <w:tc>
-          <w:tcPr>
-            <w:tcW w:type="dxa" w:w="2160"/>
-          </w:tcPr>
-          <w:p>
-            <w:r>
-              <w:rPr>
-                <w:b w:val="0"/>
-              </w:rPr>
-              <w:t>카드, 색연필 / ________</w:t>
+              <w:t>________</w:t>
             </w:r>
           </w:p>
         </w:tc>
@@ -1480,25 +232,43 @@
     </w:tbl>
     <w:p/>
     <w:p>
-      <w:pPr>
-        <w:pStyle w:val="ListBullet"/>
-      </w:pPr>
+      <w:r>
+        <w:rPr>
+          <w:b/>
+        </w:rPr>
+        <w:t>요약</w:t>
+      </w:r>
+    </w:p>
+    <w:p>
       <w:r>
         <w:rPr>
           <w:b w:val="0"/>
         </w:rPr>
-        <w:t>안전 담당 : ________ / 응급 상황 연락 담당 : ________</w:t>
+        <w:t>어린이주일 예배 및 부모 초청 행사 시행과 소요 예산의 승인을 요청합니다.</w:t>
       </w:r>
     </w:p>
     <w:p>
-      <w:pPr>
-        <w:pStyle w:val="ListBullet"/>
-      </w:pPr>
       <w:r>
         <w:rPr>
           <w:b w:val="0"/>
         </w:rPr>
-        <w:t>뛰는 활동은 공간과 연령에 맞게 조정하고 참여가 어려운 어린이에게는 앉아서 하는 역할을 맡긴다.</w:t>
+        <w:t>일시 ________, 장소 ________, 대상 어린이·보호자·교사, 계획 인원 ________명입니다.</w:t>
+      </w:r>
+    </w:p>
+    <w:p>
+      <w:r>
+        <w:rPr>
+          <w:b w:val="0"/>
+        </w:rPr>
+        <w:t>주요 내용은 어린이 참여 예배, 축복 기도, 부모 초청 순서, 공동체 놀이 및 선물 전달입니다.</w:t>
+      </w:r>
+    </w:p>
+    <w:p>
+      <w:r>
+        <w:rPr>
+          <w:b w:val="0"/>
+        </w:rPr>
+        <w:t>예산 총액은 금________원(금________)이며, 행사 총괄은 ________, 준비 완료 기한은 ________입니다.</w:t>
       </w:r>
     </w:p>
     <w:p>
@@ -1509,7 +279,749 @@
         <w:rPr>
           <w:b w:val="0"/>
         </w:rPr>
-        <w:t>예산표</w:t>
+        <w:t>1. 추진 배경 및 필요성</w:t>
+      </w:r>
+    </w:p>
+    <w:p>
+      <w:r>
+        <w:rPr>
+          <w:b w:val="0"/>
+        </w:rPr>
+        <w:t>가. 어린이를 교회 공동체의 구성원으로 존중하고, 어린이가 예배와 교제에 참여할 기회를 마련하고자 합니다.</w:t>
+      </w:r>
+    </w:p>
+    <w:p>
+      <w:r>
+        <w:rPr>
+          <w:b w:val="0"/>
+        </w:rPr>
+        <w:t>나. 사역자가 없는 교회의 여건을 고려하여 예배 인도, 축복 기도, 안전관리 및 회계 업무를 사전에 분담하고자 합니다.</w:t>
+      </w:r>
+    </w:p>
+    <w:p>
+      <w:r>
+        <w:rPr>
+          <w:b w:val="0"/>
+        </w:rPr>
+        <w:t>다. 보호자를 초청하여 가정과 교회의 신앙교육 협력을 도모하고, 안전한 행사 운영을 위한 인계·귀가 절차를 마련하고자 합니다.</w:t>
+      </w:r>
+    </w:p>
+    <w:p>
+      <w:pPr>
+        <w:pStyle w:val="Heading2"/>
+      </w:pPr>
+      <w:r>
+        <w:rPr>
+          <w:b w:val="0"/>
+        </w:rPr>
+        <w:t>2. 목적 및 목표</w:t>
+      </w:r>
+    </w:p>
+    <w:tbl>
+      <w:tblPr>
+        <w:tblStyle w:val="TableGrid"/>
+        <w:tblW w:type="auto" w:w="0"/>
+        <w:tblLook w:firstColumn="1" w:firstRow="1" w:lastColumn="0" w:lastRow="0" w:noHBand="0" w:noVBand="1" w:val="04A0"/>
+      </w:tblPr>
+      <w:tblGrid>
+        <w:gridCol w:w="2160"/>
+        <w:gridCol w:w="2160"/>
+        <w:gridCol w:w="2160"/>
+        <w:gridCol w:w="2160"/>
+      </w:tblGrid>
+      <w:tr>
+        <w:tc>
+          <w:tcPr>
+            <w:tcW w:type="dxa" w:w="2160"/>
+          </w:tcPr>
+          <w:p>
+            <w:r>
+              <w:rPr>
+                <w:b/>
+              </w:rPr>
+              <w:t>구분</w:t>
+            </w:r>
+          </w:p>
+        </w:tc>
+        <w:tc>
+          <w:tcPr>
+            <w:tcW w:type="dxa" w:w="2160"/>
+          </w:tcPr>
+          <w:p>
+            <w:r>
+              <w:rPr>
+                <w:b/>
+              </w:rPr>
+              <w:t>내용</w:t>
+            </w:r>
+          </w:p>
+        </w:tc>
+        <w:tc>
+          <w:tcPr>
+            <w:tcW w:type="dxa" w:w="2160"/>
+          </w:tcPr>
+          <w:p>
+            <w:r>
+              <w:rPr>
+                <w:b/>
+              </w:rPr>
+              <w:t>담당</w:t>
+            </w:r>
+          </w:p>
+        </w:tc>
+        <w:tc>
+          <w:tcPr>
+            <w:tcW w:type="dxa" w:w="2160"/>
+          </w:tcPr>
+          <w:p>
+            <w:r>
+              <w:rPr>
+                <w:b/>
+              </w:rPr>
+              <w:t>확인 시점·기한</w:t>
+            </w:r>
+          </w:p>
+        </w:tc>
+      </w:tr>
+      <w:tr>
+        <w:tc>
+          <w:tcPr>
+            <w:tcW w:type="dxa" w:w="2160"/>
+          </w:tcPr>
+          <w:p>
+            <w:r>
+              <w:rPr>
+                <w:b w:val="0"/>
+              </w:rPr>
+              <w:t>신앙적 목적</w:t>
+            </w:r>
+          </w:p>
+        </w:tc>
+        <w:tc>
+          <w:tcPr>
+            <w:tcW w:type="dxa" w:w="2160"/>
+          </w:tcPr>
+          <w:p>
+            <w:r>
+              <w:rPr>
+                <w:b w:val="0"/>
+              </w:rPr>
+              <w:t>어린이가 하나님의 사랑을 배우고 공동체 안에서 존중받는 경험을 하도록 함</w:t>
+            </w:r>
+          </w:p>
+        </w:tc>
+        <w:tc>
+          <w:tcPr>
+            <w:tcW w:type="dxa" w:w="2160"/>
+          </w:tcPr>
+          <w:p>
+            <w:r>
+              <w:rPr>
+                <w:b w:val="0"/>
+              </w:rPr>
+              <w:t>________</w:t>
+            </w:r>
+          </w:p>
+        </w:tc>
+        <w:tc>
+          <w:tcPr>
+            <w:tcW w:type="dxa" w:w="2160"/>
+          </w:tcPr>
+          <w:p>
+            <w:r>
+              <w:rPr>
+                <w:b w:val="0"/>
+              </w:rPr>
+              <w:t>________</w:t>
+            </w:r>
+          </w:p>
+        </w:tc>
+      </w:tr>
+      <w:tr>
+        <w:tc>
+          <w:tcPr>
+            <w:tcW w:type="dxa" w:w="2160"/>
+          </w:tcPr>
+          <w:p>
+            <w:r>
+              <w:rPr>
+                <w:b w:val="0"/>
+              </w:rPr>
+              <w:t>신앙적 목적</w:t>
+            </w:r>
+          </w:p>
+        </w:tc>
+        <w:tc>
+          <w:tcPr>
+            <w:tcW w:type="dxa" w:w="2160"/>
+          </w:tcPr>
+          <w:p>
+            <w:r>
+              <w:rPr>
+                <w:b w:val="0"/>
+              </w:rPr>
+              <w:t>가정과 교회가 어린이의 신앙 성장을 함께 돌보도록 함</w:t>
+            </w:r>
+          </w:p>
+        </w:tc>
+        <w:tc>
+          <w:tcPr>
+            <w:tcW w:type="dxa" w:w="2160"/>
+          </w:tcPr>
+          <w:p>
+            <w:r>
+              <w:rPr>
+                <w:b w:val="0"/>
+              </w:rPr>
+              <w:t>________</w:t>
+            </w:r>
+          </w:p>
+        </w:tc>
+        <w:tc>
+          <w:tcPr>
+            <w:tcW w:type="dxa" w:w="2160"/>
+          </w:tcPr>
+          <w:p>
+            <w:r>
+              <w:rPr>
+                <w:b w:val="0"/>
+              </w:rPr>
+              <w:t>________</w:t>
+            </w:r>
+          </w:p>
+        </w:tc>
+      </w:tr>
+      <w:tr>
+        <w:tc>
+          <w:tcPr>
+            <w:tcW w:type="dxa" w:w="2160"/>
+          </w:tcPr>
+          <w:p>
+            <w:r>
+              <w:rPr>
+                <w:b w:val="0"/>
+              </w:rPr>
+              <w:t>확인 가능한 목표</w:t>
+            </w:r>
+          </w:p>
+        </w:tc>
+        <w:tc>
+          <w:tcPr>
+            <w:tcW w:type="dxa" w:w="2160"/>
+          </w:tcPr>
+          <w:p>
+            <w:r>
+              <w:rPr>
+                <w:b w:val="0"/>
+              </w:rPr>
+              <w:t>어린이 ________명, 보호자 ________명 참여</w:t>
+            </w:r>
+          </w:p>
+        </w:tc>
+        <w:tc>
+          <w:tcPr>
+            <w:tcW w:type="dxa" w:w="2160"/>
+          </w:tcPr>
+          <w:p>
+            <w:r>
+              <w:rPr>
+                <w:b w:val="0"/>
+              </w:rPr>
+              <w:t>________</w:t>
+            </w:r>
+          </w:p>
+        </w:tc>
+        <w:tc>
+          <w:tcPr>
+            <w:tcW w:type="dxa" w:w="2160"/>
+          </w:tcPr>
+          <w:p>
+            <w:r>
+              <w:rPr>
+                <w:b w:val="0"/>
+              </w:rPr>
+              <w:t>________</w:t>
+            </w:r>
+          </w:p>
+        </w:tc>
+      </w:tr>
+      <w:tr>
+        <w:tc>
+          <w:tcPr>
+            <w:tcW w:type="dxa" w:w="2160"/>
+          </w:tcPr>
+          <w:p>
+            <w:r>
+              <w:rPr>
+                <w:b w:val="0"/>
+              </w:rPr>
+              <w:t>확인 가능한 목표</w:t>
+            </w:r>
+          </w:p>
+        </w:tc>
+        <w:tc>
+          <w:tcPr>
+            <w:tcW w:type="dxa" w:w="2160"/>
+          </w:tcPr>
+          <w:p>
+            <w:r>
+              <w:rPr>
+                <w:b w:val="0"/>
+              </w:rPr>
+              <w:t>참여 어린이 전원에게 축복 기도 및 선물 전달 기회 제공</w:t>
+            </w:r>
+          </w:p>
+        </w:tc>
+        <w:tc>
+          <w:tcPr>
+            <w:tcW w:type="dxa" w:w="2160"/>
+          </w:tcPr>
+          <w:p>
+            <w:r>
+              <w:rPr>
+                <w:b w:val="0"/>
+              </w:rPr>
+              <w:t>________</w:t>
+            </w:r>
+          </w:p>
+        </w:tc>
+        <w:tc>
+          <w:tcPr>
+            <w:tcW w:type="dxa" w:w="2160"/>
+          </w:tcPr>
+          <w:p>
+            <w:r>
+              <w:rPr>
+                <w:b w:val="0"/>
+              </w:rPr>
+              <w:t>________</w:t>
+            </w:r>
+          </w:p>
+        </w:tc>
+      </w:tr>
+      <w:tr>
+        <w:tc>
+          <w:tcPr>
+            <w:tcW w:type="dxa" w:w="2160"/>
+          </w:tcPr>
+          <w:p>
+            <w:r>
+              <w:rPr>
+                <w:b w:val="0"/>
+              </w:rPr>
+              <w:t>확인 가능한 목표</w:t>
+            </w:r>
+          </w:p>
+        </w:tc>
+        <w:tc>
+          <w:tcPr>
+            <w:tcW w:type="dxa" w:w="2160"/>
+          </w:tcPr>
+          <w:p>
+            <w:r>
+              <w:rPr>
+                <w:b w:val="0"/>
+              </w:rPr>
+              <w:t>귀가 인계 확인율 100%, 사진 활용 동의 확인율 100%</w:t>
+            </w:r>
+          </w:p>
+        </w:tc>
+        <w:tc>
+          <w:tcPr>
+            <w:tcW w:type="dxa" w:w="2160"/>
+          </w:tcPr>
+          <w:p>
+            <w:r>
+              <w:rPr>
+                <w:b w:val="0"/>
+              </w:rPr>
+              <w:t>________</w:t>
+            </w:r>
+          </w:p>
+        </w:tc>
+        <w:tc>
+          <w:tcPr>
+            <w:tcW w:type="dxa" w:w="2160"/>
+          </w:tcPr>
+          <w:p>
+            <w:r>
+              <w:rPr>
+                <w:b w:val="0"/>
+              </w:rPr>
+              <w:t>________</w:t>
+            </w:r>
+          </w:p>
+        </w:tc>
+      </w:tr>
+    </w:tbl>
+    <w:p/>
+    <w:p>
+      <w:pPr>
+        <w:pStyle w:val="Heading2"/>
+      </w:pPr>
+      <w:r>
+        <w:rPr>
+          <w:b w:val="0"/>
+        </w:rPr>
+        <w:t>3. 행사 개요</w:t>
+      </w:r>
+    </w:p>
+    <w:tbl>
+      <w:tblPr>
+        <w:tblStyle w:val="TableGrid"/>
+        <w:tblW w:type="auto" w:w="0"/>
+        <w:tblLook w:firstColumn="1" w:firstRow="1" w:lastColumn="0" w:lastRow="0" w:noHBand="0" w:noVBand="1" w:val="04A0"/>
+      </w:tblPr>
+      <w:tblGrid>
+        <w:gridCol w:w="4320"/>
+        <w:gridCol w:w="4320"/>
+      </w:tblGrid>
+      <w:tr>
+        <w:tc>
+          <w:tcPr>
+            <w:tcW w:type="dxa" w:w="4320"/>
+          </w:tcPr>
+          <w:p>
+            <w:r>
+              <w:rPr>
+                <w:b/>
+              </w:rPr>
+              <w:t>항목</w:t>
+            </w:r>
+          </w:p>
+        </w:tc>
+        <w:tc>
+          <w:tcPr>
+            <w:tcW w:type="dxa" w:w="4320"/>
+          </w:tcPr>
+          <w:p>
+            <w:r>
+              <w:rPr>
+                <w:b/>
+              </w:rPr>
+              <w:t>내용</w:t>
+            </w:r>
+          </w:p>
+        </w:tc>
+      </w:tr>
+      <w:tr>
+        <w:tc>
+          <w:tcPr>
+            <w:tcW w:type="dxa" w:w="4320"/>
+          </w:tcPr>
+          <w:p>
+            <w:r>
+              <w:rPr>
+                <w:b w:val="0"/>
+              </w:rPr>
+              <w:t>행사명</w:t>
+            </w:r>
+          </w:p>
+        </w:tc>
+        <w:tc>
+          <w:tcPr>
+            <w:tcW w:type="dxa" w:w="4320"/>
+          </w:tcPr>
+          <w:p>
+            <w:r>
+              <w:rPr>
+                <w:b w:val="0"/>
+              </w:rPr>
+              <w:t>어린이주일 예배 및 부모 초청 행사</w:t>
+            </w:r>
+          </w:p>
+        </w:tc>
+      </w:tr>
+      <w:tr>
+        <w:tc>
+          <w:tcPr>
+            <w:tcW w:type="dxa" w:w="4320"/>
+          </w:tcPr>
+          <w:p>
+            <w:r>
+              <w:rPr>
+                <w:b w:val="0"/>
+              </w:rPr>
+              <w:t>주제</w:t>
+            </w:r>
+          </w:p>
+        </w:tc>
+        <w:tc>
+          <w:tcPr>
+            <w:tcW w:type="dxa" w:w="4320"/>
+          </w:tcPr>
+          <w:p>
+            <w:r>
+              <w:rPr>
+                <w:b w:val="0"/>
+              </w:rPr>
+              <w:t>하나님 안에서 사랑받는 어린이</w:t>
+            </w:r>
+          </w:p>
+        </w:tc>
+      </w:tr>
+      <w:tr>
+        <w:tc>
+          <w:tcPr>
+            <w:tcW w:type="dxa" w:w="4320"/>
+          </w:tcPr>
+          <w:p>
+            <w:r>
+              <w:rPr>
+                <w:b w:val="0"/>
+              </w:rPr>
+              <w:t>주제 말씀</w:t>
+            </w:r>
+          </w:p>
+        </w:tc>
+        <w:tc>
+          <w:tcPr>
+            <w:tcW w:type="dxa" w:w="4320"/>
+          </w:tcPr>
+          <w:p>
+            <w:r>
+              <w:rPr>
+                <w:b w:val="0"/>
+              </w:rPr>
+              <w:t>마가복음 10:14</w:t>
+            </w:r>
+          </w:p>
+        </w:tc>
+      </w:tr>
+      <w:tr>
+        <w:tc>
+          <w:tcPr>
+            <w:tcW w:type="dxa" w:w="4320"/>
+          </w:tcPr>
+          <w:p>
+            <w:r>
+              <w:rPr>
+                <w:b w:val="0"/>
+              </w:rPr>
+              <w:t>일시</w:t>
+            </w:r>
+          </w:p>
+        </w:tc>
+        <w:tc>
+          <w:tcPr>
+            <w:tcW w:type="dxa" w:w="4320"/>
+          </w:tcPr>
+          <w:p>
+            <w:r>
+              <w:rPr>
+                <w:b w:val="0"/>
+              </w:rPr>
+              <w:t>________년 5월 ________일(일) 09:30~12:00</w:t>
+            </w:r>
+          </w:p>
+        </w:tc>
+      </w:tr>
+      <w:tr>
+        <w:tc>
+          <w:tcPr>
+            <w:tcW w:type="dxa" w:w="4320"/>
+          </w:tcPr>
+          <w:p>
+            <w:r>
+              <w:rPr>
+                <w:b w:val="0"/>
+              </w:rPr>
+              <w:t>장소</w:t>
+            </w:r>
+          </w:p>
+        </w:tc>
+        <w:tc>
+          <w:tcPr>
+            <w:tcW w:type="dxa" w:w="4320"/>
+          </w:tcPr>
+          <w:p>
+            <w:r>
+              <w:rPr>
+                <w:b w:val="0"/>
+              </w:rPr>
+              <w:t>________</w:t>
+            </w:r>
+          </w:p>
+        </w:tc>
+      </w:tr>
+      <w:tr>
+        <w:tc>
+          <w:tcPr>
+            <w:tcW w:type="dxa" w:w="4320"/>
+          </w:tcPr>
+          <w:p>
+            <w:r>
+              <w:rPr>
+                <w:b w:val="0"/>
+              </w:rPr>
+              <w:t>대상</w:t>
+            </w:r>
+          </w:p>
+        </w:tc>
+        <w:tc>
+          <w:tcPr>
+            <w:tcW w:type="dxa" w:w="4320"/>
+          </w:tcPr>
+          <w:p>
+            <w:r>
+              <w:rPr>
+                <w:b w:val="0"/>
+              </w:rPr>
+              <w:t>(부서명) 어린이, 보호자 및 교사</w:t>
+            </w:r>
+          </w:p>
+        </w:tc>
+      </w:tr>
+      <w:tr>
+        <w:tc>
+          <w:tcPr>
+            <w:tcW w:type="dxa" w:w="4320"/>
+          </w:tcPr>
+          <w:p>
+            <w:r>
+              <w:rPr>
+                <w:b w:val="0"/>
+              </w:rPr>
+              <w:t>인원</w:t>
+            </w:r>
+          </w:p>
+        </w:tc>
+        <w:tc>
+          <w:tcPr>
+            <w:tcW w:type="dxa" w:w="4320"/>
+          </w:tcPr>
+          <w:p>
+            <w:r>
+              <w:rPr>
+                <w:b w:val="0"/>
+              </w:rPr>
+              <w:t>어린이 ________명, 보호자 ________명, 교사 ________명</w:t>
+            </w:r>
+          </w:p>
+        </w:tc>
+      </w:tr>
+      <w:tr>
+        <w:tc>
+          <w:tcPr>
+            <w:tcW w:type="dxa" w:w="4320"/>
+          </w:tcPr>
+          <w:p>
+            <w:r>
+              <w:rPr>
+                <w:b w:val="0"/>
+              </w:rPr>
+              <w:t>주관</w:t>
+            </w:r>
+          </w:p>
+        </w:tc>
+        <w:tc>
+          <w:tcPr>
+            <w:tcW w:type="dxa" w:w="4320"/>
+          </w:tcPr>
+          <w:p>
+            <w:r>
+              <w:rPr>
+                <w:b w:val="0"/>
+              </w:rPr>
+              <w:t>(교회명) (부서명)</w:t>
+            </w:r>
+          </w:p>
+        </w:tc>
+      </w:tr>
+      <w:tr>
+        <w:tc>
+          <w:tcPr>
+            <w:tcW w:type="dxa" w:w="4320"/>
+          </w:tcPr>
+          <w:p>
+            <w:r>
+              <w:rPr>
+                <w:b w:val="0"/>
+              </w:rPr>
+              <w:t>참가비</w:t>
+            </w:r>
+          </w:p>
+        </w:tc>
+        <w:tc>
+          <w:tcPr>
+            <w:tcW w:type="dxa" w:w="4320"/>
+          </w:tcPr>
+          <w:p>
+            <w:r>
+              <w:rPr>
+                <w:b w:val="0"/>
+              </w:rPr>
+              <w:t>금________원(금________)</w:t>
+            </w:r>
+          </w:p>
+        </w:tc>
+      </w:tr>
+      <w:tr>
+        <w:tc>
+          <w:tcPr>
+            <w:tcW w:type="dxa" w:w="4320"/>
+          </w:tcPr>
+          <w:p>
+            <w:r>
+              <w:rPr>
+                <w:b w:val="0"/>
+              </w:rPr>
+              <w:t>총괄 담당·준비 완료 기한</w:t>
+            </w:r>
+          </w:p>
+        </w:tc>
+        <w:tc>
+          <w:tcPr>
+            <w:tcW w:type="dxa" w:w="4320"/>
+          </w:tcPr>
+          <w:p>
+            <w:r>
+              <w:rPr>
+                <w:b w:val="0"/>
+              </w:rPr>
+              <w:t>________ / ________</w:t>
+            </w:r>
+          </w:p>
+        </w:tc>
+      </w:tr>
+    </w:tbl>
+    <w:p/>
+    <w:p>
+      <w:r>
+        <w:rPr>
+          <w:b w:val="0"/>
+        </w:rPr>
+        <w:t>가. 시행일과 교회 공동예배 연계 여부는 승인 전에 확정합니다(확인 필요).</w:t>
+      </w:r>
+    </w:p>
+    <w:p>
+      <w:r>
+        <w:rPr>
+          <w:b w:val="0"/>
+        </w:rPr>
+        <w:t>나. 아래 시간표는 예시이며, 교회 예배 운영에 맞추어 조정합니다. 조정 담당은 ________, 확정 기한은 ________입니다.</w:t>
+      </w:r>
+    </w:p>
+    <w:p>
+      <w:pPr>
+        <w:pStyle w:val="Heading2"/>
+      </w:pPr>
+      <w:r>
+        <w:rPr>
+          <w:b w:val="0"/>
+        </w:rPr>
+        <w:t>4. 세부 추진 계획</w:t>
+      </w:r>
+    </w:p>
+    <w:p>
+      <w:pPr>
+        <w:pStyle w:val="Heading3"/>
+      </w:pPr>
+      <w:r>
+        <w:rPr>
+          <w:b w:val="0"/>
+        </w:rPr>
+        <w:t>가. 행사 시간표 및 예배 순서 예시</w:t>
       </w:r>
     </w:p>
     <w:tbl>
@@ -1535,7 +1047,7 @@
               <w:rPr>
                 <w:b/>
               </w:rPr>
-              <w:t>항목</w:t>
+              <w:t>시간</w:t>
             </w:r>
           </w:p>
         </w:tc>
@@ -1548,7 +1060,7 @@
               <w:rPr>
                 <w:b/>
               </w:rPr>
-              <w:t>단가</w:t>
+              <w:t>구분</w:t>
             </w:r>
           </w:p>
         </w:tc>
@@ -1561,7 +1073,7 @@
               <w:rPr>
                 <w:b/>
               </w:rPr>
-              <w:t>수량</w:t>
+              <w:t>내용</w:t>
             </w:r>
           </w:p>
         </w:tc>
@@ -1574,7 +1086,7 @@
               <w:rPr>
                 <w:b/>
               </w:rPr>
-              <w:t>금액</w:t>
+              <w:t>담당</w:t>
             </w:r>
           </w:p>
         </w:tc>
@@ -1587,7 +1099,7 @@
               <w:rPr>
                 <w:b/>
               </w:rPr>
-              <w:t>비고</w:t>
+              <w:t>완료 기한</w:t>
             </w:r>
           </w:p>
         </w:tc>
@@ -1602,7 +1114,7 @@
               <w:rPr>
                 <w:b w:val="0"/>
               </w:rPr>
-              <w:t>어린이 선물</w:t>
+              <w:t>09:30~09:50</w:t>
             </w:r>
           </w:p>
         </w:tc>
@@ -1615,7 +1127,7 @@
               <w:rPr>
                 <w:b w:val="0"/>
               </w:rPr>
-              <w:t>________원</w:t>
+              <w:t>접수</w:t>
             </w:r>
           </w:p>
         </w:tc>
@@ -1628,7 +1140,7 @@
               <w:rPr>
                 <w:b w:val="0"/>
               </w:rPr>
-              <w:t>________개</w:t>
+              <w:t>출석, 신청서·동의 여부 확인, 보호자 좌석 안내</w:t>
             </w:r>
           </w:p>
         </w:tc>
@@ -1641,7 +1153,7 @@
               <w:rPr>
                 <w:b w:val="0"/>
               </w:rPr>
-              <w:t>________원</w:t>
+              <w:t>________</w:t>
             </w:r>
           </w:p>
         </w:tc>
@@ -1654,7 +1166,7 @@
               <w:rPr>
                 <w:b w:val="0"/>
               </w:rPr>
-              <w:t>미참석자 포함</w:t>
+              <w:t>당일 09:50</w:t>
             </w:r>
           </w:p>
         </w:tc>
@@ -1669,7 +1181,7 @@
               <w:rPr>
                 <w:b w:val="0"/>
               </w:rPr>
-              <w:t>선물 포장</w:t>
+              <w:t>09:50~10:00</w:t>
             </w:r>
           </w:p>
         </w:tc>
@@ -1682,7 +1194,7 @@
               <w:rPr>
                 <w:b w:val="0"/>
               </w:rPr>
-              <w:t>________원</w:t>
+              <w:t>예배 준비</w:t>
             </w:r>
           </w:p>
         </w:tc>
@@ -1695,7 +1207,7 @@
               <w:rPr>
                 <w:b w:val="0"/>
               </w:rPr>
-              <w:t>________개</w:t>
+              <w:t>어린이·보호자 환영, 안전·촬영 안내</w:t>
             </w:r>
           </w:p>
         </w:tc>
@@ -1708,7 +1220,7 @@
               <w:rPr>
                 <w:b w:val="0"/>
               </w:rPr>
-              <w:t>________원</w:t>
+              <w:t>________</w:t>
             </w:r>
           </w:p>
         </w:tc>
@@ -1716,7 +1228,14 @@
           <w:tcPr>
             <w:tcW w:type="dxa" w:w="1728"/>
           </w:tcPr>
-          <w:p/>
+          <w:p>
+            <w:r>
+              <w:rPr>
+                <w:b w:val="0"/>
+              </w:rPr>
+              <w:t>당일 10:00</w:t>
+            </w:r>
+          </w:p>
         </w:tc>
       </w:tr>
       <w:tr>
@@ -1729,7 +1248,7 @@
               <w:rPr>
                 <w:b w:val="0"/>
               </w:rPr>
-              <w:t>간식·생수</w:t>
+              <w:t>10:00~10:10</w:t>
             </w:r>
           </w:p>
         </w:tc>
@@ -1742,7 +1261,7 @@
               <w:rPr>
                 <w:b w:val="0"/>
               </w:rPr>
-              <w:t>________원</w:t>
+              <w:t>찬양·기도</w:t>
             </w:r>
           </w:p>
         </w:tc>
@@ -1755,7 +1274,7 @@
               <w:rPr>
                 <w:b w:val="0"/>
               </w:rPr>
-              <w:t>________명</w:t>
+              <w:t>함께 부르는 찬양, 대표기도</w:t>
             </w:r>
           </w:p>
         </w:tc>
@@ -1768,7 +1287,7 @@
               <w:rPr>
                 <w:b w:val="0"/>
               </w:rPr>
-              <w:t>________원</w:t>
+              <w:t>________</w:t>
             </w:r>
           </w:p>
         </w:tc>
@@ -1781,7 +1300,7 @@
               <w:rPr>
                 <w:b w:val="0"/>
               </w:rPr>
-              <w:t>보호자·교사 포함</w:t>
+              <w:t>당일 10:10</w:t>
             </w:r>
           </w:p>
         </w:tc>
@@ -1796,7 +1315,7 @@
               <w:rPr>
                 <w:b w:val="0"/>
               </w:rPr>
-              <w:t>놀이 재료</w:t>
+              <w:t>10:10~10:25</w:t>
             </w:r>
           </w:p>
         </w:tc>
@@ -1809,7 +1328,7 @@
               <w:rPr>
                 <w:b w:val="0"/>
               </w:rPr>
-              <w:t>________원</w:t>
+              <w:t>말씀</w:t>
             </w:r>
           </w:p>
         </w:tc>
@@ -1822,7 +1341,7 @@
               <w:rPr>
                 <w:b w:val="0"/>
               </w:rPr>
-              <w:t>________묶음</w:t>
+              <w:t>성경 봉독, 어린이 눈높이 말씀 나눔</w:t>
             </w:r>
           </w:p>
         </w:tc>
@@ -1835,7 +1354,7 @@
               <w:rPr>
                 <w:b w:val="0"/>
               </w:rPr>
-              <w:t>________원</w:t>
+              <w:t>________</w:t>
             </w:r>
           </w:p>
         </w:tc>
@@ -1848,7 +1367,7 @@
               <w:rPr>
                 <w:b w:val="0"/>
               </w:rPr>
-              <w:t>보유 물품 우선 사용</w:t>
+              <w:t>당일 10:25</w:t>
             </w:r>
           </w:p>
         </w:tc>
@@ -1863,7 +1382,7 @@
               <w:rPr>
                 <w:b w:val="0"/>
               </w:rPr>
-              <w:t>인쇄·카드</w:t>
+              <w:t>10:25~10:35</w:t>
             </w:r>
           </w:p>
         </w:tc>
@@ -1876,7 +1395,7 @@
               <w:rPr>
                 <w:b w:val="0"/>
               </w:rPr>
-              <w:t>________원</w:t>
+              <w:t>축복 기도</w:t>
             </w:r>
           </w:p>
         </w:tc>
@@ -1889,7 +1408,7 @@
               <w:rPr>
                 <w:b w:val="0"/>
               </w:rPr>
-              <w:t>________장</w:t>
+              <w:t>어린이 이름을 부르며 축복 기도, 참여 의사 존중</w:t>
             </w:r>
           </w:p>
         </w:tc>
@@ -1902,7 +1421,7 @@
               <w:rPr>
                 <w:b w:val="0"/>
               </w:rPr>
-              <w:t>________원</w:t>
+              <w:t>________</w:t>
             </w:r>
           </w:p>
         </w:tc>
@@ -1915,7 +1434,7 @@
               <w:rPr>
                 <w:b w:val="0"/>
               </w:rPr>
-              <w:t>초청장·순서지 등</w:t>
+              <w:t>당일 10:35</w:t>
             </w:r>
           </w:p>
         </w:tc>
@@ -1930,7 +1449,7 @@
               <w:rPr>
                 <w:b w:val="0"/>
               </w:rPr>
-              <w:t>예비비</w:t>
+              <w:t>10:35~10:45</w:t>
             </w:r>
           </w:p>
         </w:tc>
@@ -1943,7 +1462,7 @@
               <w:rPr>
                 <w:b w:val="0"/>
               </w:rPr>
-              <w:t>________원</w:t>
+              <w:t>부모 초청</w:t>
             </w:r>
           </w:p>
         </w:tc>
@@ -1956,7 +1475,7 @@
               <w:rPr>
                 <w:b w:val="0"/>
               </w:rPr>
-              <w:t>1회</w:t>
+              <w:t>보호자 환영, 가정 신앙교육 안내, 함께 드리는 기도</w:t>
             </w:r>
           </w:p>
         </w:tc>
@@ -1969,7 +1488,7 @@
               <w:rPr>
                 <w:b w:val="0"/>
               </w:rPr>
-              <w:t>________원</w:t>
+              <w:t>________</w:t>
             </w:r>
           </w:p>
         </w:tc>
@@ -1977,7 +1496,14 @@
           <w:tcPr>
             <w:tcW w:type="dxa" w:w="1728"/>
           </w:tcPr>
-          <w:p/>
+          <w:p>
+            <w:r>
+              <w:rPr>
+                <w:b w:val="0"/>
+              </w:rPr>
+              <w:t>당일 10:45</w:t>
+            </w:r>
+          </w:p>
         </w:tc>
       </w:tr>
       <w:tr>
@@ -1988,9 +1514,9 @@
           <w:p>
             <w:r>
               <w:rPr>
-                <w:b/>
-              </w:rPr>
-              <w:t>합계</w:t>
+                <w:b w:val="0"/>
+              </w:rPr>
+              <w:t>10:45~10:50</w:t>
             </w:r>
           </w:p>
         </w:tc>
@@ -1998,13 +1524,27 @@
           <w:tcPr>
             <w:tcW w:type="dxa" w:w="1728"/>
           </w:tcPr>
-          <w:p/>
+          <w:p>
+            <w:r>
+              <w:rPr>
+                <w:b w:val="0"/>
+              </w:rPr>
+              <w:t>예배 마침</w:t>
+            </w:r>
+          </w:p>
         </w:tc>
         <w:tc>
           <w:tcPr>
             <w:tcW w:type="dxa" w:w="1728"/>
           </w:tcPr>
-          <w:p/>
+          <w:p>
+            <w:r>
+              <w:rPr>
+                <w:b w:val="0"/>
+              </w:rPr>
+              <w:t>감사기도, 주기도문, 다음 순서 안내</w:t>
+            </w:r>
+          </w:p>
         </w:tc>
         <w:tc>
           <w:tcPr>
@@ -2013,9 +1553,9 @@
           <w:p>
             <w:r>
               <w:rPr>
-                <w:b/>
-              </w:rPr>
-              <w:t>________원</w:t>
+                <w:b w:val="0"/>
+              </w:rPr>
+              <w:t>________</w:t>
             </w:r>
           </w:p>
         </w:tc>
@@ -2023,20 +1563,522 @@
           <w:tcPr>
             <w:tcW w:type="dxa" w:w="1728"/>
           </w:tcPr>
-          <w:p/>
+          <w:p>
+            <w:r>
+              <w:rPr>
+                <w:b w:val="0"/>
+              </w:rPr>
+              <w:t>당일 10:50</w:t>
+            </w:r>
+          </w:p>
+        </w:tc>
+      </w:tr>
+      <w:tr>
+        <w:tc>
+          <w:tcPr>
+            <w:tcW w:type="dxa" w:w="1728"/>
+          </w:tcPr>
+          <w:p>
+            <w:r>
+              <w:rPr>
+                <w:b w:val="0"/>
+              </w:rPr>
+              <w:t>10:50~11:00</w:t>
+            </w:r>
+          </w:p>
+        </w:tc>
+        <w:tc>
+          <w:tcPr>
+            <w:tcW w:type="dxa" w:w="1728"/>
+          </w:tcPr>
+          <w:p>
+            <w:r>
+              <w:rPr>
+                <w:b w:val="0"/>
+              </w:rPr>
+              <w:t>휴식</w:t>
+            </w:r>
+          </w:p>
+        </w:tc>
+        <w:tc>
+          <w:tcPr>
+            <w:tcW w:type="dxa" w:w="1728"/>
+          </w:tcPr>
+          <w:p>
+            <w:r>
+              <w:rPr>
+                <w:b w:val="0"/>
+              </w:rPr>
+              <w:t>화장실 이용, 음수, 놀이 장소 이동</w:t>
+            </w:r>
+          </w:p>
+        </w:tc>
+        <w:tc>
+          <w:tcPr>
+            <w:tcW w:type="dxa" w:w="1728"/>
+          </w:tcPr>
+          <w:p>
+            <w:r>
+              <w:rPr>
+                <w:b w:val="0"/>
+              </w:rPr>
+              <w:t>________</w:t>
+            </w:r>
+          </w:p>
+        </w:tc>
+        <w:tc>
+          <w:tcPr>
+            <w:tcW w:type="dxa" w:w="1728"/>
+          </w:tcPr>
+          <w:p>
+            <w:r>
+              <w:rPr>
+                <w:b w:val="0"/>
+              </w:rPr>
+              <w:t>당일 11:00</w:t>
+            </w:r>
+          </w:p>
+        </w:tc>
+      </w:tr>
+      <w:tr>
+        <w:tc>
+          <w:tcPr>
+            <w:tcW w:type="dxa" w:w="1728"/>
+          </w:tcPr>
+          <w:p>
+            <w:r>
+              <w:rPr>
+                <w:b w:val="0"/>
+              </w:rPr>
+              <w:t>11:00~11:40</w:t>
+            </w:r>
+          </w:p>
+        </w:tc>
+        <w:tc>
+          <w:tcPr>
+            <w:tcW w:type="dxa" w:w="1728"/>
+          </w:tcPr>
+          <w:p>
+            <w:r>
+              <w:rPr>
+                <w:b w:val="0"/>
+              </w:rPr>
+              <w:t>놀이</w:t>
+            </w:r>
+          </w:p>
+        </w:tc>
+        <w:tc>
+          <w:tcPr>
+            <w:tcW w:type="dxa" w:w="1728"/>
+          </w:tcPr>
+          <w:p>
+            <w:r>
+              <w:rPr>
+                <w:b w:val="0"/>
+              </w:rPr>
+              <w:t>아래 프로그램 운영</w:t>
+            </w:r>
+          </w:p>
+        </w:tc>
+        <w:tc>
+          <w:tcPr>
+            <w:tcW w:type="dxa" w:w="1728"/>
+          </w:tcPr>
+          <w:p>
+            <w:r>
+              <w:rPr>
+                <w:b w:val="0"/>
+              </w:rPr>
+              <w:t>________</w:t>
+            </w:r>
+          </w:p>
+        </w:tc>
+        <w:tc>
+          <w:tcPr>
+            <w:tcW w:type="dxa" w:w="1728"/>
+          </w:tcPr>
+          <w:p>
+            <w:r>
+              <w:rPr>
+                <w:b w:val="0"/>
+              </w:rPr>
+              <w:t>당일 11:40</w:t>
+            </w:r>
+          </w:p>
+        </w:tc>
+      </w:tr>
+      <w:tr>
+        <w:tc>
+          <w:tcPr>
+            <w:tcW w:type="dxa" w:w="1728"/>
+          </w:tcPr>
+          <w:p>
+            <w:r>
+              <w:rPr>
+                <w:b w:val="0"/>
+              </w:rPr>
+              <w:t>11:40~12:00</w:t>
+            </w:r>
+          </w:p>
+        </w:tc>
+        <w:tc>
+          <w:tcPr>
+            <w:tcW w:type="dxa" w:w="1728"/>
+          </w:tcPr>
+          <w:p>
+            <w:r>
+              <w:rPr>
+                <w:b w:val="0"/>
+              </w:rPr>
+              <w:t>마무리</w:t>
+            </w:r>
+          </w:p>
+        </w:tc>
+        <w:tc>
+          <w:tcPr>
+            <w:tcW w:type="dxa" w:w="1728"/>
+          </w:tcPr>
+          <w:p>
+            <w:r>
+              <w:rPr>
+                <w:b w:val="0"/>
+              </w:rPr>
+              <w:t>선물 전달, 동의자 기념 촬영, 보호자 인계</w:t>
+            </w:r>
+          </w:p>
+        </w:tc>
+        <w:tc>
+          <w:tcPr>
+            <w:tcW w:type="dxa" w:w="1728"/>
+          </w:tcPr>
+          <w:p>
+            <w:r>
+              <w:rPr>
+                <w:b w:val="0"/>
+              </w:rPr>
+              <w:t>________</w:t>
+            </w:r>
+          </w:p>
+        </w:tc>
+        <w:tc>
+          <w:tcPr>
+            <w:tcW w:type="dxa" w:w="1728"/>
+          </w:tcPr>
+          <w:p>
+            <w:r>
+              <w:rPr>
+                <w:b w:val="0"/>
+              </w:rPr>
+              <w:t>당일 12:00</w:t>
+            </w:r>
+          </w:p>
         </w:tc>
       </w:tr>
     </w:tbl>
     <w:p/>
     <w:p>
       <w:pPr>
-        <w:pStyle w:val="Heading2"/>
+        <w:pStyle w:val="Heading3"/>
       </w:pPr>
       <w:r>
         <w:rPr>
           <w:b w:val="0"/>
         </w:rPr>
-        <w:t>구입 목록</w:t>
+        <w:t>나. 놀이 프로그램</w:t>
+      </w:r>
+    </w:p>
+    <w:tbl>
+      <w:tblPr>
+        <w:tblStyle w:val="TableGrid"/>
+        <w:tblW w:type="auto" w:w="0"/>
+        <w:tblLook w:firstColumn="1" w:firstRow="1" w:lastColumn="0" w:lastRow="0" w:noHBand="0" w:noVBand="1" w:val="04A0"/>
+      </w:tblPr>
+      <w:tblGrid>
+        <w:gridCol w:w="1728"/>
+        <w:gridCol w:w="1728"/>
+        <w:gridCol w:w="1728"/>
+        <w:gridCol w:w="1728"/>
+        <w:gridCol w:w="1728"/>
+      </w:tblGrid>
+      <w:tr>
+        <w:tc>
+          <w:tcPr>
+            <w:tcW w:type="dxa" w:w="1728"/>
+          </w:tcPr>
+          <w:p>
+            <w:r>
+              <w:rPr>
+                <w:b/>
+              </w:rPr>
+              <w:t>시간</w:t>
+            </w:r>
+          </w:p>
+        </w:tc>
+        <w:tc>
+          <w:tcPr>
+            <w:tcW w:type="dxa" w:w="1728"/>
+          </w:tcPr>
+          <w:p>
+            <w:r>
+              <w:rPr>
+                <w:b/>
+              </w:rPr>
+              <w:t>프로그램</w:t>
+            </w:r>
+          </w:p>
+        </w:tc>
+        <w:tc>
+          <w:tcPr>
+            <w:tcW w:type="dxa" w:w="1728"/>
+          </w:tcPr>
+          <w:p>
+            <w:r>
+              <w:rPr>
+                <w:b/>
+              </w:rPr>
+              <w:t>운영 방법·준비물</w:t>
+            </w:r>
+          </w:p>
+        </w:tc>
+        <w:tc>
+          <w:tcPr>
+            <w:tcW w:type="dxa" w:w="1728"/>
+          </w:tcPr>
+          <w:p>
+            <w:r>
+              <w:rPr>
+                <w:b/>
+              </w:rPr>
+              <w:t>담당</w:t>
+            </w:r>
+          </w:p>
+        </w:tc>
+        <w:tc>
+          <w:tcPr>
+            <w:tcW w:type="dxa" w:w="1728"/>
+          </w:tcPr>
+          <w:p>
+            <w:r>
+              <w:rPr>
+                <w:b/>
+              </w:rPr>
+              <w:t>준비 기한</w:t>
+            </w:r>
+          </w:p>
+        </w:tc>
+      </w:tr>
+      <w:tr>
+        <w:tc>
+          <w:tcPr>
+            <w:tcW w:type="dxa" w:w="1728"/>
+          </w:tcPr>
+          <w:p>
+            <w:r>
+              <w:rPr>
+                <w:b w:val="0"/>
+              </w:rPr>
+              <w:t>11:00~11:10</w:t>
+            </w:r>
+          </w:p>
+        </w:tc>
+        <w:tc>
+          <w:tcPr>
+            <w:tcW w:type="dxa" w:w="1728"/>
+          </w:tcPr>
+          <w:p>
+            <w:r>
+              <w:rPr>
+                <w:b w:val="0"/>
+              </w:rPr>
+              <w:t>이름과 감사 나누기</w:t>
+            </w:r>
+          </w:p>
+        </w:tc>
+        <w:tc>
+          <w:tcPr>
+            <w:tcW w:type="dxa" w:w="1728"/>
+          </w:tcPr>
+          <w:p>
+            <w:r>
+              <w:rPr>
+                <w:b w:val="0"/>
+              </w:rPr>
+              <w:t>원형으로 앉아 이름·감사 한 가지 나누기, 참여 선택 허용</w:t>
+            </w:r>
+          </w:p>
+        </w:tc>
+        <w:tc>
+          <w:tcPr>
+            <w:tcW w:type="dxa" w:w="1728"/>
+          </w:tcPr>
+          <w:p>
+            <w:r>
+              <w:rPr>
+                <w:b w:val="0"/>
+              </w:rPr>
+              <w:t>________</w:t>
+            </w:r>
+          </w:p>
+        </w:tc>
+        <w:tc>
+          <w:tcPr>
+            <w:tcW w:type="dxa" w:w="1728"/>
+          </w:tcPr>
+          <w:p>
+            <w:r>
+              <w:rPr>
+                <w:b w:val="0"/>
+              </w:rPr>
+              <w:t>________</w:t>
+            </w:r>
+          </w:p>
+        </w:tc>
+      </w:tr>
+      <w:tr>
+        <w:tc>
+          <w:tcPr>
+            <w:tcW w:type="dxa" w:w="1728"/>
+          </w:tcPr>
+          <w:p>
+            <w:r>
+              <w:rPr>
+                <w:b w:val="0"/>
+              </w:rPr>
+              <w:t>11:10~11:25</w:t>
+            </w:r>
+          </w:p>
+        </w:tc>
+        <w:tc>
+          <w:tcPr>
+            <w:tcW w:type="dxa" w:w="1728"/>
+          </w:tcPr>
+          <w:p>
+            <w:r>
+              <w:rPr>
+                <w:b w:val="0"/>
+              </w:rPr>
+              <w:t>함께 옮기는 공</w:t>
+            </w:r>
+          </w:p>
+        </w:tc>
+        <w:tc>
+          <w:tcPr>
+            <w:tcW w:type="dxa" w:w="1728"/>
+          </w:tcPr>
+          <w:p>
+            <w:r>
+              <w:rPr>
+                <w:b w:val="0"/>
+              </w:rPr>
+              <w:t>부드러운 공을 천 위에 올려 협력하여 이동, 뛰지 않기</w:t>
+            </w:r>
+          </w:p>
+        </w:tc>
+        <w:tc>
+          <w:tcPr>
+            <w:tcW w:type="dxa" w:w="1728"/>
+          </w:tcPr>
+          <w:p>
+            <w:r>
+              <w:rPr>
+                <w:b w:val="0"/>
+              </w:rPr>
+              <w:t>________</w:t>
+            </w:r>
+          </w:p>
+        </w:tc>
+        <w:tc>
+          <w:tcPr>
+            <w:tcW w:type="dxa" w:w="1728"/>
+          </w:tcPr>
+          <w:p>
+            <w:r>
+              <w:rPr>
+                <w:b w:val="0"/>
+              </w:rPr>
+              <w:t>________</w:t>
+            </w:r>
+          </w:p>
+        </w:tc>
+      </w:tr>
+      <w:tr>
+        <w:tc>
+          <w:tcPr>
+            <w:tcW w:type="dxa" w:w="1728"/>
+          </w:tcPr>
+          <w:p>
+            <w:r>
+              <w:rPr>
+                <w:b w:val="0"/>
+              </w:rPr>
+              <w:t>11:25~11:40</w:t>
+            </w:r>
+          </w:p>
+        </w:tc>
+        <w:tc>
+          <w:tcPr>
+            <w:tcW w:type="dxa" w:w="1728"/>
+          </w:tcPr>
+          <w:p>
+            <w:r>
+              <w:rPr>
+                <w:b w:val="0"/>
+              </w:rPr>
+              <w:t>가족 축복 카드</w:t>
+            </w:r>
+          </w:p>
+        </w:tc>
+        <w:tc>
+          <w:tcPr>
+            <w:tcW w:type="dxa" w:w="1728"/>
+          </w:tcPr>
+          <w:p>
+            <w:r>
+              <w:rPr>
+                <w:b w:val="0"/>
+              </w:rPr>
+              <w:t>어린이와 보호자가 서로에게 카드 작성, 보호자 미참석 시 교사 동행</w:t>
+            </w:r>
+          </w:p>
+        </w:tc>
+        <w:tc>
+          <w:tcPr>
+            <w:tcW w:type="dxa" w:w="1728"/>
+          </w:tcPr>
+          <w:p>
+            <w:r>
+              <w:rPr>
+                <w:b w:val="0"/>
+              </w:rPr>
+              <w:t>________</w:t>
+            </w:r>
+          </w:p>
+        </w:tc>
+        <w:tc>
+          <w:tcPr>
+            <w:tcW w:type="dxa" w:w="1728"/>
+          </w:tcPr>
+          <w:p>
+            <w:r>
+              <w:rPr>
+                <w:b w:val="0"/>
+              </w:rPr>
+              <w:t>________</w:t>
+            </w:r>
+          </w:p>
+        </w:tc>
+      </w:tr>
+    </w:tbl>
+    <w:p/>
+    <w:p>
+      <w:pPr>
+        <w:pStyle w:val="Heading3"/>
+      </w:pPr>
+      <w:r>
+        <w:rPr>
+          <w:b w:val="0"/>
+        </w:rPr>
+        <w:t>다. 업무분장</w:t>
       </w:r>
     </w:p>
     <w:tbl>
@@ -2061,7 +2103,7 @@
               <w:rPr>
                 <w:b/>
               </w:rPr>
-              <w:t>품목</w:t>
+              <w:t>업무</w:t>
             </w:r>
           </w:p>
         </w:tc>
@@ -2074,7 +2116,7 @@
               <w:rPr>
                 <w:b/>
               </w:rPr>
-              <w:t>수량</w:t>
+              <w:t>담당</w:t>
             </w:r>
           </w:p>
         </w:tc>
@@ -2087,7 +2129,7 @@
               <w:rPr>
                 <w:b/>
               </w:rPr>
-              <w:t>구입처</w:t>
+              <w:t>기한</w:t>
             </w:r>
           </w:p>
         </w:tc>
@@ -2100,7 +2142,7 @@
               <w:rPr>
                 <w:b/>
               </w:rPr>
-              <w:t>담당</w:t>
+              <w:t>확인</w:t>
             </w:r>
           </w:p>
         </w:tc>
@@ -2115,7 +2157,7 @@
               <w:rPr>
                 <w:b w:val="0"/>
               </w:rPr>
-              <w:t>어린이 선물 ________</w:t>
+              <w:t>행사·예산 사전 승인, 예배 순서 및 인도자 확정</w:t>
             </w:r>
           </w:p>
         </w:tc>
@@ -2128,7 +2170,7 @@
               <w:rPr>
                 <w:b w:val="0"/>
               </w:rPr>
-              <w:t>________개</w:t>
+              <w:t>________</w:t>
             </w:r>
           </w:p>
         </w:tc>
@@ -2169,7 +2211,7 @@
               <w:rPr>
                 <w:b w:val="0"/>
               </w:rPr>
-              <w:t>포장 봉투</w:t>
+              <w:t>축복 기도 담당·기도 순서·참여 방식 사전 협의</w:t>
             </w:r>
           </w:p>
         </w:tc>
@@ -2182,7 +2224,7 @@
               <w:rPr>
                 <w:b w:val="0"/>
               </w:rPr>
-              <w:t>________개</w:t>
+              <w:t>________</w:t>
             </w:r>
           </w:p>
         </w:tc>
@@ -2223,7 +2265,7 @@
               <w:rPr>
                 <w:b w:val="0"/>
               </w:rPr>
-              <w:t>간식·생수</w:t>
+              <w:t>부모 초청 안내 발송, 참석 회신 취합</w:t>
             </w:r>
           </w:p>
         </w:tc>
@@ -2236,7 +2278,7 @@
               <w:rPr>
                 <w:b w:val="0"/>
               </w:rPr>
-              <w:t>________인분</w:t>
+              <w:t>________</w:t>
             </w:r>
           </w:p>
         </w:tc>
@@ -2277,7 +2319,7 @@
               <w:rPr>
                 <w:b w:val="0"/>
               </w:rPr>
-              <w:t>종이컵·공·바구니</w:t>
+              <w:t>선물 품목·연령 적합성 확인, 수량 확정·구매·포장</w:t>
             </w:r>
           </w:p>
         </w:tc>
@@ -2290,7 +2332,7 @@
               <w:rPr>
                 <w:b w:val="0"/>
               </w:rPr>
-              <w:t>________개</w:t>
+              <w:t>________</w:t>
             </w:r>
           </w:p>
         </w:tc>
@@ -2331,7 +2373,7 @@
               <w:rPr>
                 <w:b w:val="0"/>
               </w:rPr>
-              <w:t>카드·색연필</w:t>
+              <w:t>놀이 도구·공간·우천 시 대체 장소 점검</w:t>
             </w:r>
           </w:p>
         </w:tc>
@@ -2344,7 +2386,115 @@
               <w:rPr>
                 <w:b w:val="0"/>
               </w:rPr>
-              <w:t>________묶음</w:t>
+              <w:t>________</w:t>
+            </w:r>
+          </w:p>
+        </w:tc>
+        <w:tc>
+          <w:tcPr>
+            <w:tcW w:type="dxa" w:w="2160"/>
+          </w:tcPr>
+          <w:p>
+            <w:r>
+              <w:rPr>
+                <w:b w:val="0"/>
+              </w:rPr>
+              <w:t>________</w:t>
+            </w:r>
+          </w:p>
+        </w:tc>
+        <w:tc>
+          <w:tcPr>
+            <w:tcW w:type="dxa" w:w="2160"/>
+          </w:tcPr>
+          <w:p>
+            <w:r>
+              <w:rPr>
+                <w:b w:val="0"/>
+              </w:rPr>
+              <w:t>________</w:t>
+            </w:r>
+          </w:p>
+        </w:tc>
+      </w:tr>
+      <w:tr>
+        <w:tc>
+          <w:tcPr>
+            <w:tcW w:type="dxa" w:w="2160"/>
+          </w:tcPr>
+          <w:p>
+            <w:r>
+              <w:rPr>
+                <w:b w:val="0"/>
+              </w:rPr>
+              <w:t>사진 동의서 회수, 촬영 제외 대상의 비공개 확인</w:t>
+            </w:r>
+          </w:p>
+        </w:tc>
+        <w:tc>
+          <w:tcPr>
+            <w:tcW w:type="dxa" w:w="2160"/>
+          </w:tcPr>
+          <w:p>
+            <w:r>
+              <w:rPr>
+                <w:b w:val="0"/>
+              </w:rPr>
+              <w:t>________</w:t>
+            </w:r>
+          </w:p>
+        </w:tc>
+        <w:tc>
+          <w:tcPr>
+            <w:tcW w:type="dxa" w:w="2160"/>
+          </w:tcPr>
+          <w:p>
+            <w:r>
+              <w:rPr>
+                <w:b w:val="0"/>
+              </w:rPr>
+              <w:t>________</w:t>
+            </w:r>
+          </w:p>
+        </w:tc>
+        <w:tc>
+          <w:tcPr>
+            <w:tcW w:type="dxa" w:w="2160"/>
+          </w:tcPr>
+          <w:p>
+            <w:r>
+              <w:rPr>
+                <w:b w:val="0"/>
+              </w:rPr>
+              <w:t>________</w:t>
+            </w:r>
+          </w:p>
+        </w:tc>
+      </w:tr>
+      <w:tr>
+        <w:tc>
+          <w:tcPr>
+            <w:tcW w:type="dxa" w:w="2160"/>
+          </w:tcPr>
+          <w:p>
+            <w:r>
+              <w:rPr>
+                <w:b w:val="0"/>
+              </w:rPr>
+              <w:t>참가자 인계 확인, 장소 정리, 물품 회수</w:t>
+            </w:r>
+          </w:p>
+        </w:tc>
+        <w:tc>
+          <w:tcPr>
+            <w:tcW w:type="dxa" w:w="2160"/>
+          </w:tcPr>
+          <w:p>
+            <w:r>
+              <w:rPr>
+                <w:b w:val="0"/>
+              </w:rPr>
+              <w:t>________</w:t>
             </w:r>
           </w:p>
         </w:tc>
@@ -2385,7 +2535,410 @@
         <w:rPr>
           <w:b w:val="0"/>
         </w:rPr>
-        <w:t>사진 촬영 동의 안내</w:t>
+        <w:t>5. 안전관리 계획</w:t>
+      </w:r>
+    </w:p>
+    <w:tbl>
+      <w:tblPr>
+        <w:tblStyle w:val="TableGrid"/>
+        <w:tblW w:type="auto" w:w="0"/>
+        <w:tblLook w:firstColumn="1" w:firstRow="1" w:lastColumn="0" w:lastRow="0" w:noHBand="0" w:noVBand="1" w:val="04A0"/>
+      </w:tblPr>
+      <w:tblGrid>
+        <w:gridCol w:w="2160"/>
+        <w:gridCol w:w="2160"/>
+        <w:gridCol w:w="2160"/>
+        <w:gridCol w:w="2160"/>
+      </w:tblGrid>
+      <w:tr>
+        <w:tc>
+          <w:tcPr>
+            <w:tcW w:type="dxa" w:w="2160"/>
+          </w:tcPr>
+          <w:p>
+            <w:r>
+              <w:rPr>
+                <w:b/>
+              </w:rPr>
+              <w:t>위험요인</w:t>
+            </w:r>
+          </w:p>
+        </w:tc>
+        <w:tc>
+          <w:tcPr>
+            <w:tcW w:type="dxa" w:w="2160"/>
+          </w:tcPr>
+          <w:p>
+            <w:r>
+              <w:rPr>
+                <w:b/>
+              </w:rPr>
+              <w:t>예방조치</w:t>
+            </w:r>
+          </w:p>
+        </w:tc>
+        <w:tc>
+          <w:tcPr>
+            <w:tcW w:type="dxa" w:w="2160"/>
+          </w:tcPr>
+          <w:p>
+            <w:r>
+              <w:rPr>
+                <w:b/>
+              </w:rPr>
+              <w:t>담당</w:t>
+            </w:r>
+          </w:p>
+        </w:tc>
+        <w:tc>
+          <w:tcPr>
+            <w:tcW w:type="dxa" w:w="2160"/>
+          </w:tcPr>
+          <w:p>
+            <w:r>
+              <w:rPr>
+                <w:b/>
+              </w:rPr>
+              <w:t>완료·점검 기한</w:t>
+            </w:r>
+          </w:p>
+        </w:tc>
+      </w:tr>
+      <w:tr>
+        <w:tc>
+          <w:tcPr>
+            <w:tcW w:type="dxa" w:w="2160"/>
+          </w:tcPr>
+          <w:p>
+            <w:r>
+              <w:rPr>
+                <w:b w:val="0"/>
+              </w:rPr>
+              <w:t>넘어짐·충돌</w:t>
+            </w:r>
+          </w:p>
+        </w:tc>
+        <w:tc>
+          <w:tcPr>
+            <w:tcW w:type="dxa" w:w="2160"/>
+          </w:tcPr>
+          <w:p>
+            <w:r>
+              <w:rPr>
+                <w:b w:val="0"/>
+              </w:rPr>
+              <w:t>통로 확보, 미끄러운 바닥 제거, 연령별 활동 강도 조정</w:t>
+            </w:r>
+          </w:p>
+        </w:tc>
+        <w:tc>
+          <w:tcPr>
+            <w:tcW w:type="dxa" w:w="2160"/>
+          </w:tcPr>
+          <w:p>
+            <w:r>
+              <w:rPr>
+                <w:b w:val="0"/>
+              </w:rPr>
+              <w:t>________</w:t>
+            </w:r>
+          </w:p>
+        </w:tc>
+        <w:tc>
+          <w:tcPr>
+            <w:tcW w:type="dxa" w:w="2160"/>
+          </w:tcPr>
+          <w:p>
+            <w:r>
+              <w:rPr>
+                <w:b w:val="0"/>
+              </w:rPr>
+              <w:t>당일 09:20</w:t>
+            </w:r>
+          </w:p>
+        </w:tc>
+      </w:tr>
+      <w:tr>
+        <w:tc>
+          <w:tcPr>
+            <w:tcW w:type="dxa" w:w="2160"/>
+          </w:tcPr>
+          <w:p>
+            <w:r>
+              <w:rPr>
+                <w:b w:val="0"/>
+              </w:rPr>
+              <w:t>이탈·미인계</w:t>
+            </w:r>
+          </w:p>
+        </w:tc>
+        <w:tc>
+          <w:tcPr>
+            <w:tcW w:type="dxa" w:w="2160"/>
+          </w:tcPr>
+          <w:p>
+            <w:r>
+              <w:rPr>
+                <w:b w:val="0"/>
+              </w:rPr>
+              <w:t>출입 담당 배치, 이동 전후 인원 확인, 지정 보호자에게 인계 기록</w:t>
+            </w:r>
+          </w:p>
+        </w:tc>
+        <w:tc>
+          <w:tcPr>
+            <w:tcW w:type="dxa" w:w="2160"/>
+          </w:tcPr>
+          <w:p>
+            <w:r>
+              <w:rPr>
+                <w:b w:val="0"/>
+              </w:rPr>
+              <w:t>________</w:t>
+            </w:r>
+          </w:p>
+        </w:tc>
+        <w:tc>
+          <w:tcPr>
+            <w:tcW w:type="dxa" w:w="2160"/>
+          </w:tcPr>
+          <w:p>
+            <w:r>
+              <w:rPr>
+                <w:b w:val="0"/>
+              </w:rPr>
+              <w:t>당일 12:00</w:t>
+            </w:r>
+          </w:p>
+        </w:tc>
+      </w:tr>
+      <w:tr>
+        <w:tc>
+          <w:tcPr>
+            <w:tcW w:type="dxa" w:w="2160"/>
+          </w:tcPr>
+          <w:p>
+            <w:r>
+              <w:rPr>
+                <w:b w:val="0"/>
+              </w:rPr>
+              <w:t>음식 알레르기·건강 이상</w:t>
+            </w:r>
+          </w:p>
+        </w:tc>
+        <w:tc>
+          <w:tcPr>
+            <w:tcW w:type="dxa" w:w="2160"/>
+          </w:tcPr>
+          <w:p>
+            <w:r>
+              <w:rPr>
+                <w:b w:val="0"/>
+              </w:rPr>
+              <w:t>별도 회신서로 필요한 사항 확인, 개별 포장 식품 성분 점검, 임의 투약 금지</w:t>
+            </w:r>
+          </w:p>
+        </w:tc>
+        <w:tc>
+          <w:tcPr>
+            <w:tcW w:type="dxa" w:w="2160"/>
+          </w:tcPr>
+          <w:p>
+            <w:r>
+              <w:rPr>
+                <w:b w:val="0"/>
+              </w:rPr>
+              <w:t>________</w:t>
+            </w:r>
+          </w:p>
+        </w:tc>
+        <w:tc>
+          <w:tcPr>
+            <w:tcW w:type="dxa" w:w="2160"/>
+          </w:tcPr>
+          <w:p>
+            <w:r>
+              <w:rPr>
+                <w:b w:val="0"/>
+              </w:rPr>
+              <w:t>________</w:t>
+            </w:r>
+          </w:p>
+        </w:tc>
+      </w:tr>
+      <w:tr>
+        <w:tc>
+          <w:tcPr>
+            <w:tcW w:type="dxa" w:w="2160"/>
+          </w:tcPr>
+          <w:p>
+            <w:r>
+              <w:rPr>
+                <w:b w:val="0"/>
+              </w:rPr>
+              <w:t>화재·응급상황</w:t>
+            </w:r>
+          </w:p>
+        </w:tc>
+        <w:tc>
+          <w:tcPr>
+            <w:tcW w:type="dxa" w:w="2160"/>
+          </w:tcPr>
+          <w:p>
+            <w:r>
+              <w:rPr>
+                <w:b w:val="0"/>
+              </w:rPr>
+              <w:t>대피로·소화기·구급함 확인, 비상 연락망 별도 보관, 필요 시 119 신고</w:t>
+            </w:r>
+          </w:p>
+        </w:tc>
+        <w:tc>
+          <w:tcPr>
+            <w:tcW w:type="dxa" w:w="2160"/>
+          </w:tcPr>
+          <w:p>
+            <w:r>
+              <w:rPr>
+                <w:b w:val="0"/>
+              </w:rPr>
+              <w:t>________</w:t>
+            </w:r>
+          </w:p>
+        </w:tc>
+        <w:tc>
+          <w:tcPr>
+            <w:tcW w:type="dxa" w:w="2160"/>
+          </w:tcPr>
+          <w:p>
+            <w:r>
+              <w:rPr>
+                <w:b w:val="0"/>
+              </w:rPr>
+              <w:t>당일 09:20</w:t>
+            </w:r>
+          </w:p>
+        </w:tc>
+      </w:tr>
+      <w:tr>
+        <w:tc>
+          <w:tcPr>
+            <w:tcW w:type="dxa" w:w="2160"/>
+          </w:tcPr>
+          <w:p>
+            <w:r>
+              <w:rPr>
+                <w:b w:val="0"/>
+              </w:rPr>
+              <w:t>불편한 신체 접촉</w:t>
+            </w:r>
+          </w:p>
+        </w:tc>
+        <w:tc>
+          <w:tcPr>
+            <w:tcW w:type="dxa" w:w="2160"/>
+          </w:tcPr>
+          <w:p>
+            <w:r>
+              <w:rPr>
+                <w:b w:val="0"/>
+              </w:rPr>
+              <w:t>축복 기도 시 접촉 의사 확인, 접촉 없는 기도 선택 제공</w:t>
+            </w:r>
+          </w:p>
+        </w:tc>
+        <w:tc>
+          <w:tcPr>
+            <w:tcW w:type="dxa" w:w="2160"/>
+          </w:tcPr>
+          <w:p>
+            <w:r>
+              <w:rPr>
+                <w:b w:val="0"/>
+              </w:rPr>
+              <w:t>________</w:t>
+            </w:r>
+          </w:p>
+        </w:tc>
+        <w:tc>
+          <w:tcPr>
+            <w:tcW w:type="dxa" w:w="2160"/>
+          </w:tcPr>
+          <w:p>
+            <w:r>
+              <w:rPr>
+                <w:b w:val="0"/>
+              </w:rPr>
+              <w:t>당일 10:25</w:t>
+            </w:r>
+          </w:p>
+        </w:tc>
+      </w:tr>
+      <w:tr>
+        <w:tc>
+          <w:tcPr>
+            <w:tcW w:type="dxa" w:w="2160"/>
+          </w:tcPr>
+          <w:p>
+            <w:r>
+              <w:rPr>
+                <w:b w:val="0"/>
+              </w:rPr>
+              <w:t>사진·개인정보 노출</w:t>
+            </w:r>
+          </w:p>
+        </w:tc>
+        <w:tc>
+          <w:tcPr>
+            <w:tcW w:type="dxa" w:w="2160"/>
+          </w:tcPr>
+          <w:p>
+            <w:r>
+              <w:rPr>
+                <w:b w:val="0"/>
+              </w:rPr>
+              <w:t>촬영 동의 범위 확인, 미동의자 촬영·게시 제외, 게시 전 재확인</w:t>
+            </w:r>
+          </w:p>
+        </w:tc>
+        <w:tc>
+          <w:tcPr>
+            <w:tcW w:type="dxa" w:w="2160"/>
+          </w:tcPr>
+          <w:p>
+            <w:r>
+              <w:rPr>
+                <w:b w:val="0"/>
+              </w:rPr>
+              <w:t>________</w:t>
+            </w:r>
+          </w:p>
+        </w:tc>
+        <w:tc>
+          <w:tcPr>
+            <w:tcW w:type="dxa" w:w="2160"/>
+          </w:tcPr>
+          <w:p>
+            <w:r>
+              <w:rPr>
+                <w:b w:val="0"/>
+              </w:rPr>
+              <w:t>촬영·게시 전</w:t>
+            </w:r>
+          </w:p>
+        </w:tc>
+      </w:tr>
+    </w:tbl>
+    <w:p/>
+    <w:p>
+      <w:pPr>
+        <w:pStyle w:val="Heading2"/>
+      </w:pPr>
+      <w:r>
+        <w:rPr>
+          <w:b w:val="0"/>
+        </w:rPr>
+        <w:t>6. 소요 예산 및 재원</w:t>
       </w:r>
     </w:p>
     <w:p>
@@ -2393,95 +2946,1894 @@
         <w:rPr>
           <w:b w:val="0"/>
         </w:rPr>
-        <w:t>행사 사진은 동의한 어린이에 한해 촬영하며, 아래에서 동의한 용도로만 사용한다. 동의하지 않아도 행사 참여에 불이익은 없다. 촬영 담당자는 동의 여부를 미리 확인하고 단체사진에도 반영한다.</w:t>
+        <w:t>(단위: 원)</w:t>
+      </w:r>
+    </w:p>
+    <w:tbl>
+      <w:tblPr>
+        <w:tblStyle w:val="TableGrid"/>
+        <w:tblW w:type="auto" w:w="0"/>
+        <w:tblLook w:firstColumn="1" w:firstRow="1" w:lastColumn="0" w:lastRow="0" w:noHBand="0" w:noVBand="1" w:val="04A0"/>
+      </w:tblPr>
+      <w:tblGrid>
+        <w:gridCol w:w="2160"/>
+        <w:gridCol w:w="2160"/>
+        <w:gridCol w:w="2160"/>
+        <w:gridCol w:w="2160"/>
+      </w:tblGrid>
+      <w:tr>
+        <w:tc>
+          <w:tcPr>
+            <w:tcW w:type="dxa" w:w="2160"/>
+          </w:tcPr>
+          <w:p>
+            <w:r>
+              <w:rPr>
+                <w:b/>
+              </w:rPr>
+              <w:t>항목</w:t>
+            </w:r>
+          </w:p>
+        </w:tc>
+        <w:tc>
+          <w:tcPr>
+            <w:tcW w:type="dxa" w:w="2160"/>
+          </w:tcPr>
+          <w:p>
+            <w:r>
+              <w:rPr>
+                <w:b/>
+              </w:rPr>
+              <w:t>산출근거</w:t>
+            </w:r>
+          </w:p>
+        </w:tc>
+        <w:tc>
+          <w:tcPr>
+            <w:tcW w:type="dxa" w:w="2160"/>
+          </w:tcPr>
+          <w:p>
+            <w:r>
+              <w:rPr>
+                <w:b/>
+              </w:rPr>
+              <w:t>금액</w:t>
+            </w:r>
+          </w:p>
+        </w:tc>
+        <w:tc>
+          <w:tcPr>
+            <w:tcW w:type="dxa" w:w="2160"/>
+          </w:tcPr>
+          <w:p>
+            <w:r>
+              <w:rPr>
+                <w:b/>
+              </w:rPr>
+              <w:t>재원</w:t>
+            </w:r>
+          </w:p>
+        </w:tc>
+      </w:tr>
+      <w:tr>
+        <w:tc>
+          <w:tcPr>
+            <w:tcW w:type="dxa" w:w="2160"/>
+          </w:tcPr>
+          <w:p>
+            <w:r>
+              <w:rPr>
+                <w:b w:val="0"/>
+              </w:rPr>
+              <w:t>어린이 선물</w:t>
+            </w:r>
+          </w:p>
+        </w:tc>
+        <w:tc>
+          <w:tcPr>
+            <w:tcW w:type="dxa" w:w="2160"/>
+          </w:tcPr>
+          <w:p>
+            <w:r>
+              <w:rPr>
+                <w:b w:val="0"/>
+              </w:rPr>
+              <w:t>________원 × ________명</w:t>
+            </w:r>
+          </w:p>
+        </w:tc>
+        <w:tc>
+          <w:tcPr>
+            <w:tcW w:type="dxa" w:w="2160"/>
+          </w:tcPr>
+          <w:p>
+            <w:r>
+              <w:rPr>
+                <w:b w:val="0"/>
+              </w:rPr>
+              <w:t>________</w:t>
+            </w:r>
+          </w:p>
+        </w:tc>
+        <w:tc>
+          <w:tcPr>
+            <w:tcW w:type="dxa" w:w="2160"/>
+          </w:tcPr>
+          <w:p>
+            <w:r>
+              <w:rPr>
+                <w:b w:val="0"/>
+              </w:rPr>
+              <w:t>________</w:t>
+            </w:r>
+          </w:p>
+        </w:tc>
+      </w:tr>
+      <w:tr>
+        <w:tc>
+          <w:tcPr>
+            <w:tcW w:type="dxa" w:w="2160"/>
+          </w:tcPr>
+          <w:p>
+            <w:r>
+              <w:rPr>
+                <w:b w:val="0"/>
+              </w:rPr>
+              <w:t>간식·음료</w:t>
+            </w:r>
+          </w:p>
+        </w:tc>
+        <w:tc>
+          <w:tcPr>
+            <w:tcW w:type="dxa" w:w="2160"/>
+          </w:tcPr>
+          <w:p>
+            <w:r>
+              <w:rPr>
+                <w:b w:val="0"/>
+              </w:rPr>
+              <w:t>________원 × ________명</w:t>
+            </w:r>
+          </w:p>
+        </w:tc>
+        <w:tc>
+          <w:tcPr>
+            <w:tcW w:type="dxa" w:w="2160"/>
+          </w:tcPr>
+          <w:p>
+            <w:r>
+              <w:rPr>
+                <w:b w:val="0"/>
+              </w:rPr>
+              <w:t>________</w:t>
+            </w:r>
+          </w:p>
+        </w:tc>
+        <w:tc>
+          <w:tcPr>
+            <w:tcW w:type="dxa" w:w="2160"/>
+          </w:tcPr>
+          <w:p>
+            <w:r>
+              <w:rPr>
+                <w:b w:val="0"/>
+              </w:rPr>
+              <w:t>________</w:t>
+            </w:r>
+          </w:p>
+        </w:tc>
+      </w:tr>
+      <w:tr>
+        <w:tc>
+          <w:tcPr>
+            <w:tcW w:type="dxa" w:w="2160"/>
+          </w:tcPr>
+          <w:p>
+            <w:r>
+              <w:rPr>
+                <w:b w:val="0"/>
+              </w:rPr>
+              <w:t>놀이·카드 재료</w:t>
+            </w:r>
+          </w:p>
+        </w:tc>
+        <w:tc>
+          <w:tcPr>
+            <w:tcW w:type="dxa" w:w="2160"/>
+          </w:tcPr>
+          <w:p>
+            <w:r>
+              <w:rPr>
+                <w:b w:val="0"/>
+              </w:rPr>
+              <w:t>________원 × ________세트</w:t>
+            </w:r>
+          </w:p>
+        </w:tc>
+        <w:tc>
+          <w:tcPr>
+            <w:tcW w:type="dxa" w:w="2160"/>
+          </w:tcPr>
+          <w:p>
+            <w:r>
+              <w:rPr>
+                <w:b w:val="0"/>
+              </w:rPr>
+              <w:t>________</w:t>
+            </w:r>
+          </w:p>
+        </w:tc>
+        <w:tc>
+          <w:tcPr>
+            <w:tcW w:type="dxa" w:w="2160"/>
+          </w:tcPr>
+          <w:p>
+            <w:r>
+              <w:rPr>
+                <w:b w:val="0"/>
+              </w:rPr>
+              <w:t>________</w:t>
+            </w:r>
+          </w:p>
+        </w:tc>
+      </w:tr>
+      <w:tr>
+        <w:tc>
+          <w:tcPr>
+            <w:tcW w:type="dxa" w:w="2160"/>
+          </w:tcPr>
+          <w:p>
+            <w:r>
+              <w:rPr>
+                <w:b w:val="0"/>
+              </w:rPr>
+              <w:t>안내문·포장용품</w:t>
+            </w:r>
+          </w:p>
+        </w:tc>
+        <w:tc>
+          <w:tcPr>
+            <w:tcW w:type="dxa" w:w="2160"/>
+          </w:tcPr>
+          <w:p>
+            <w:r>
+              <w:rPr>
+                <w:b w:val="0"/>
+              </w:rPr>
+              <w:t>________원 × ________개</w:t>
+            </w:r>
+          </w:p>
+        </w:tc>
+        <w:tc>
+          <w:tcPr>
+            <w:tcW w:type="dxa" w:w="2160"/>
+          </w:tcPr>
+          <w:p>
+            <w:r>
+              <w:rPr>
+                <w:b w:val="0"/>
+              </w:rPr>
+              <w:t>________</w:t>
+            </w:r>
+          </w:p>
+        </w:tc>
+        <w:tc>
+          <w:tcPr>
+            <w:tcW w:type="dxa" w:w="2160"/>
+          </w:tcPr>
+          <w:p>
+            <w:r>
+              <w:rPr>
+                <w:b w:val="0"/>
+              </w:rPr>
+              <w:t>________</w:t>
+            </w:r>
+          </w:p>
+        </w:tc>
+      </w:tr>
+      <w:tr>
+        <w:tc>
+          <w:tcPr>
+            <w:tcW w:type="dxa" w:w="2160"/>
+          </w:tcPr>
+          <w:p>
+            <w:r>
+              <w:rPr>
+                <w:b w:val="0"/>
+              </w:rPr>
+              <w:t>합계</w:t>
+            </w:r>
+          </w:p>
+        </w:tc>
+        <w:tc>
+          <w:tcPr>
+            <w:tcW w:type="dxa" w:w="2160"/>
+          </w:tcPr>
+          <w:p>
+            <w:r>
+              <w:rPr>
+                <w:b w:val="0"/>
+              </w:rPr>
+              <w:t>위 항목 합산</w:t>
+            </w:r>
+          </w:p>
+        </w:tc>
+        <w:tc>
+          <w:tcPr>
+            <w:tcW w:type="dxa" w:w="2160"/>
+          </w:tcPr>
+          <w:p>
+            <w:r>
+              <w:rPr>
+                <w:b w:val="0"/>
+              </w:rPr>
+              <w:t>________</w:t>
+            </w:r>
+          </w:p>
+        </w:tc>
+        <w:tc>
+          <w:tcPr>
+            <w:tcW w:type="dxa" w:w="2160"/>
+          </w:tcPr>
+          <w:p>
+            <w:r>
+              <w:rPr>
+                <w:b w:val="0"/>
+              </w:rPr>
+              <w:t>________</w:t>
+            </w:r>
+          </w:p>
+        </w:tc>
+      </w:tr>
+    </w:tbl>
+    <w:p/>
+    <w:p>
+      <w:r>
+        <w:rPr>
+          <w:b w:val="0"/>
+        </w:rPr>
+        <w:t>가. 예산 총액: 금________원(금________).</w:t>
       </w:r>
     </w:p>
     <w:p>
+      <w:r>
+        <w:rPr>
+          <w:b w:val="0"/>
+        </w:rPr>
+        <w:t>나. 집행 및 정산 절차</w:t>
+      </w:r>
+    </w:p>
+    <w:tbl>
+      <w:tblPr>
+        <w:tblStyle w:val="TableGrid"/>
+        <w:tblW w:type="auto" w:w="0"/>
+        <w:tblLook w:firstColumn="1" w:firstRow="1" w:lastColumn="0" w:lastRow="0" w:noHBand="0" w:noVBand="1" w:val="04A0"/>
+      </w:tblPr>
+      <w:tblGrid>
+        <w:gridCol w:w="2880"/>
+        <w:gridCol w:w="2880"/>
+        <w:gridCol w:w="2880"/>
+      </w:tblGrid>
+      <w:tr>
+        <w:tc>
+          <w:tcPr>
+            <w:tcW w:type="dxa" w:w="2880"/>
+          </w:tcPr>
+          <w:p>
+            <w:r>
+              <w:rPr>
+                <w:b/>
+              </w:rPr>
+              <w:t>실행 항목</w:t>
+            </w:r>
+          </w:p>
+        </w:tc>
+        <w:tc>
+          <w:tcPr>
+            <w:tcW w:type="dxa" w:w="2880"/>
+          </w:tcPr>
+          <w:p>
+            <w:r>
+              <w:rPr>
+                <w:b/>
+              </w:rPr>
+              <w:t>담당</w:t>
+            </w:r>
+          </w:p>
+        </w:tc>
+        <w:tc>
+          <w:tcPr>
+            <w:tcW w:type="dxa" w:w="2880"/>
+          </w:tcPr>
+          <w:p>
+            <w:r>
+              <w:rPr>
+                <w:b/>
+              </w:rPr>
+              <w:t>기한</w:t>
+            </w:r>
+          </w:p>
+        </w:tc>
+      </w:tr>
+      <w:tr>
+        <w:tc>
+          <w:tcPr>
+            <w:tcW w:type="dxa" w:w="2880"/>
+          </w:tcPr>
+          <w:p>
+            <w:r>
+              <w:rPr>
+                <w:b w:val="0"/>
+              </w:rPr>
+              <w:t>구매 전 예산 승인 확인, 변경 지출 사전 승인 요청</w:t>
+            </w:r>
+          </w:p>
+        </w:tc>
+        <w:tc>
+          <w:tcPr>
+            <w:tcW w:type="dxa" w:w="2880"/>
+          </w:tcPr>
+          <w:p>
+            <w:r>
+              <w:rPr>
+                <w:b w:val="0"/>
+              </w:rPr>
+              <w:t>________</w:t>
+            </w:r>
+          </w:p>
+        </w:tc>
+        <w:tc>
+          <w:tcPr>
+            <w:tcW w:type="dxa" w:w="2880"/>
+          </w:tcPr>
+          <w:p>
+            <w:r>
+              <w:rPr>
+                <w:b w:val="0"/>
+              </w:rPr>
+              <w:t>각 지출 전</w:t>
+            </w:r>
+          </w:p>
+        </w:tc>
+      </w:tr>
+      <w:tr>
+        <w:tc>
+          <w:tcPr>
+            <w:tcW w:type="dxa" w:w="2880"/>
+          </w:tcPr>
+          <w:p>
+            <w:r>
+              <w:rPr>
+                <w:b w:val="0"/>
+              </w:rPr>
+              <w:t>거래별 일자·품목·금액·지급처 기록, 영수증 번호 연결</w:t>
+            </w:r>
+          </w:p>
+        </w:tc>
+        <w:tc>
+          <w:tcPr>
+            <w:tcW w:type="dxa" w:w="2880"/>
+          </w:tcPr>
+          <w:p>
+            <w:r>
+              <w:rPr>
+                <w:b w:val="0"/>
+              </w:rPr>
+              <w:t>________</w:t>
+            </w:r>
+          </w:p>
+        </w:tc>
+        <w:tc>
+          <w:tcPr>
+            <w:tcW w:type="dxa" w:w="2880"/>
+          </w:tcPr>
+          <w:p>
+            <w:r>
+              <w:rPr>
+                <w:b w:val="0"/>
+              </w:rPr>
+              <w:t>각 거래 당일</w:t>
+            </w:r>
+          </w:p>
+        </w:tc>
+      </w:tr>
+      <w:tr>
+        <w:tc>
+          <w:tcPr>
+            <w:tcW w:type="dxa" w:w="2880"/>
+          </w:tcPr>
+          <w:p>
+            <w:r>
+              <w:rPr>
+                <w:b w:val="0"/>
+              </w:rPr>
+              <w:t>교회 지정 계좌 사용, 개인 계좌와 행사 자금 혼용 금지</w:t>
+            </w:r>
+          </w:p>
+        </w:tc>
+        <w:tc>
+          <w:tcPr>
+            <w:tcW w:type="dxa" w:w="2880"/>
+          </w:tcPr>
+          <w:p>
+            <w:r>
+              <w:rPr>
+                <w:b w:val="0"/>
+              </w:rPr>
+              <w:t>________</w:t>
+            </w:r>
+          </w:p>
+        </w:tc>
+        <w:tc>
+          <w:tcPr>
+            <w:tcW w:type="dxa" w:w="2880"/>
+          </w:tcPr>
+          <w:p>
+            <w:r>
+              <w:rPr>
+                <w:b w:val="0"/>
+              </w:rPr>
+              <w:t>수납·지출 시</w:t>
+            </w:r>
+          </w:p>
+        </w:tc>
+      </w:tr>
+      <w:tr>
+        <w:tc>
+          <w:tcPr>
+            <w:tcW w:type="dxa" w:w="2880"/>
+          </w:tcPr>
+          <w:p>
+            <w:r>
+              <w:rPr>
+                <w:b w:val="0"/>
+              </w:rPr>
+              <w:t>현금 발생 시 두 사람이 함께 계수하고 각각 서명</w:t>
+            </w:r>
+          </w:p>
+        </w:tc>
+        <w:tc>
+          <w:tcPr>
+            <w:tcW w:type="dxa" w:w="2880"/>
+          </w:tcPr>
+          <w:p>
+            <w:r>
+              <w:rPr>
+                <w:b w:val="0"/>
+              </w:rPr>
+              <w:t>________ / ________</w:t>
+            </w:r>
+          </w:p>
+        </w:tc>
+        <w:tc>
+          <w:tcPr>
+            <w:tcW w:type="dxa" w:w="2880"/>
+          </w:tcPr>
+          <w:p>
+            <w:r>
+              <w:rPr>
+                <w:b w:val="0"/>
+              </w:rPr>
+              <w:t>현금 수납·지급 시</w:t>
+            </w:r>
+          </w:p>
+        </w:tc>
+      </w:tr>
+      <w:tr>
+        <w:tc>
+          <w:tcPr>
+            <w:tcW w:type="dxa" w:w="2880"/>
+          </w:tcPr>
+          <w:p>
+            <w:r>
+              <w:rPr>
+                <w:b w:val="0"/>
+              </w:rPr>
+              <w:t>집행자 외 확인자가 증빙·잔액 대조, 두 사람 이상 확인</w:t>
+            </w:r>
+          </w:p>
+        </w:tc>
+        <w:tc>
+          <w:tcPr>
+            <w:tcW w:type="dxa" w:w="2880"/>
+          </w:tcPr>
+          <w:p>
+            <w:r>
+              <w:rPr>
+                <w:b w:val="0"/>
+              </w:rPr>
+              <w:t>________ / ________</w:t>
+            </w:r>
+          </w:p>
+        </w:tc>
+        <w:tc>
+          <w:tcPr>
+            <w:tcW w:type="dxa" w:w="2880"/>
+          </w:tcPr>
+          <w:p>
+            <w:r>
+              <w:rPr>
+                <w:b w:val="0"/>
+              </w:rPr>
+              <w:t>________</w:t>
+            </w:r>
+          </w:p>
+        </w:tc>
+      </w:tr>
+      <w:tr>
+        <w:tc>
+          <w:tcPr>
+            <w:tcW w:type="dxa" w:w="2880"/>
+          </w:tcPr>
+          <w:p>
+            <w:r>
+              <w:rPr>
+                <w:b w:val="0"/>
+              </w:rPr>
+              <w:t>행사별 정산 및 해당 월 재정보고 반영</w:t>
+            </w:r>
+          </w:p>
+        </w:tc>
+        <w:tc>
+          <w:tcPr>
+            <w:tcW w:type="dxa" w:w="2880"/>
+          </w:tcPr>
+          <w:p>
+            <w:r>
+              <w:rPr>
+                <w:b w:val="0"/>
+              </w:rPr>
+              <w:t>________</w:t>
+            </w:r>
+          </w:p>
+        </w:tc>
+        <w:tc>
+          <w:tcPr>
+            <w:tcW w:type="dxa" w:w="2880"/>
+          </w:tcPr>
+          <w:p>
+            <w:r>
+              <w:rPr>
+                <w:b w:val="0"/>
+              </w:rPr>
+              <w:t>________</w:t>
+            </w:r>
+          </w:p>
+        </w:tc>
+      </w:tr>
+    </w:tbl>
+    <w:p/>
+    <w:p>
       <w:pPr>
-        <w:pStyle w:val="ListBullet"/>
+        <w:pStyle w:val="Heading2"/>
       </w:pPr>
       <w:r>
         <w:rPr>
           <w:b w:val="0"/>
         </w:rPr>
-        <w:t>수집 항목 : 학생 이름, 사진·영상 속 모습, 보호자 동의 여부</w:t>
+        <w:t>7. 기대 효과 및 평가 방법</w:t>
       </w:r>
     </w:p>
     <w:p>
+      <w:r>
+        <w:rPr>
+          <w:b w:val="0"/>
+        </w:rPr>
+        <w:t>가. 신앙적 기대 효과: 어린이를 환대하는 공동체 문화를 형성하고, 가정과 교회가 함께 신앙교육을 실천할 계기를 마련합니다.</w:t>
+      </w:r>
+    </w:p>
+    <w:p>
+      <w:r>
+        <w:rPr>
+          <w:b w:val="0"/>
+        </w:rPr>
+        <w:t>나. 확인 가능한 결과는 다음 자료로 평가하며, 참여 인원만으로 신앙 성장을 판단하지 않습니다.</w:t>
+      </w:r>
+    </w:p>
+    <w:tbl>
+      <w:tblPr>
+        <w:tblStyle w:val="TableGrid"/>
+        <w:tblW w:type="auto" w:w="0"/>
+        <w:tblLook w:firstColumn="1" w:firstRow="1" w:lastColumn="0" w:lastRow="0" w:noHBand="0" w:noVBand="1" w:val="04A0"/>
+      </w:tblPr>
+      <w:tblGrid>
+        <w:gridCol w:w="2160"/>
+        <w:gridCol w:w="2160"/>
+        <w:gridCol w:w="2160"/>
+        <w:gridCol w:w="2160"/>
+      </w:tblGrid>
+      <w:tr>
+        <w:tc>
+          <w:tcPr>
+            <w:tcW w:type="dxa" w:w="2160"/>
+          </w:tcPr>
+          <w:p>
+            <w:r>
+              <w:rPr>
+                <w:b/>
+              </w:rPr>
+              <w:t>평가 항목</w:t>
+            </w:r>
+          </w:p>
+        </w:tc>
+        <w:tc>
+          <w:tcPr>
+            <w:tcW w:type="dxa" w:w="2160"/>
+          </w:tcPr>
+          <w:p>
+            <w:r>
+              <w:rPr>
+                <w:b/>
+              </w:rPr>
+              <w:t>확인 자료·방법</w:t>
+            </w:r>
+          </w:p>
+        </w:tc>
+        <w:tc>
+          <w:tcPr>
+            <w:tcW w:type="dxa" w:w="2160"/>
+          </w:tcPr>
+          <w:p>
+            <w:r>
+              <w:rPr>
+                <w:b/>
+              </w:rPr>
+              <w:t>담당</w:t>
+            </w:r>
+          </w:p>
+        </w:tc>
+        <w:tc>
+          <w:tcPr>
+            <w:tcW w:type="dxa" w:w="2160"/>
+          </w:tcPr>
+          <w:p>
+            <w:r>
+              <w:rPr>
+                <w:b/>
+              </w:rPr>
+              <w:t>기한</w:t>
+            </w:r>
+          </w:p>
+        </w:tc>
+      </w:tr>
+      <w:tr>
+        <w:tc>
+          <w:tcPr>
+            <w:tcW w:type="dxa" w:w="2160"/>
+          </w:tcPr>
+          <w:p>
+            <w:r>
+              <w:rPr>
+                <w:b w:val="0"/>
+              </w:rPr>
+              <w:t>참여 및 운영</w:t>
+            </w:r>
+          </w:p>
+        </w:tc>
+        <w:tc>
+          <w:tcPr>
+            <w:tcW w:type="dxa" w:w="2160"/>
+          </w:tcPr>
+          <w:p>
+            <w:r>
+              <w:rPr>
+                <w:b w:val="0"/>
+              </w:rPr>
+              <w:t>출석 집계, 순서별 진행 여부, 선물 전달 수량</w:t>
+            </w:r>
+          </w:p>
+        </w:tc>
+        <w:tc>
+          <w:tcPr>
+            <w:tcW w:type="dxa" w:w="2160"/>
+          </w:tcPr>
+          <w:p>
+            <w:r>
+              <w:rPr>
+                <w:b w:val="0"/>
+              </w:rPr>
+              <w:t>________</w:t>
+            </w:r>
+          </w:p>
+        </w:tc>
+        <w:tc>
+          <w:tcPr>
+            <w:tcW w:type="dxa" w:w="2160"/>
+          </w:tcPr>
+          <w:p>
+            <w:r>
+              <w:rPr>
+                <w:b w:val="0"/>
+              </w:rPr>
+              <w:t>________</w:t>
+            </w:r>
+          </w:p>
+        </w:tc>
+      </w:tr>
+      <w:tr>
+        <w:tc>
+          <w:tcPr>
+            <w:tcW w:type="dxa" w:w="2160"/>
+          </w:tcPr>
+          <w:p>
+            <w:r>
+              <w:rPr>
+                <w:b w:val="0"/>
+              </w:rPr>
+              <w:t>어린이·보호자 의견</w:t>
+            </w:r>
+          </w:p>
+        </w:tc>
+        <w:tc>
+          <w:tcPr>
+            <w:tcW w:type="dxa" w:w="2160"/>
+          </w:tcPr>
+          <w:p>
+            <w:r>
+              <w:rPr>
+                <w:b w:val="0"/>
+              </w:rPr>
+              <w:t>짧은 만족도 회신 및 교사 관찰 기록</w:t>
+            </w:r>
+          </w:p>
+        </w:tc>
+        <w:tc>
+          <w:tcPr>
+            <w:tcW w:type="dxa" w:w="2160"/>
+          </w:tcPr>
+          <w:p>
+            <w:r>
+              <w:rPr>
+                <w:b w:val="0"/>
+              </w:rPr>
+              <w:t>________</w:t>
+            </w:r>
+          </w:p>
+        </w:tc>
+        <w:tc>
+          <w:tcPr>
+            <w:tcW w:type="dxa" w:w="2160"/>
+          </w:tcPr>
+          <w:p>
+            <w:r>
+              <w:rPr>
+                <w:b w:val="0"/>
+              </w:rPr>
+              <w:t>________</w:t>
+            </w:r>
+          </w:p>
+        </w:tc>
+      </w:tr>
+      <w:tr>
+        <w:tc>
+          <w:tcPr>
+            <w:tcW w:type="dxa" w:w="2160"/>
+          </w:tcPr>
+          <w:p>
+            <w:r>
+              <w:rPr>
+                <w:b w:val="0"/>
+              </w:rPr>
+              <w:t>안전·개인정보 보호</w:t>
+            </w:r>
+          </w:p>
+        </w:tc>
+        <w:tc>
+          <w:tcPr>
+            <w:tcW w:type="dxa" w:w="2160"/>
+          </w:tcPr>
+          <w:p>
+            <w:r>
+              <w:rPr>
+                <w:b w:val="0"/>
+              </w:rPr>
+              <w:t>인계 기록, 사고·조치 기록, 촬영·게시 동의 대조</w:t>
+            </w:r>
+          </w:p>
+        </w:tc>
+        <w:tc>
+          <w:tcPr>
+            <w:tcW w:type="dxa" w:w="2160"/>
+          </w:tcPr>
+          <w:p>
+            <w:r>
+              <w:rPr>
+                <w:b w:val="0"/>
+              </w:rPr>
+              <w:t>________</w:t>
+            </w:r>
+          </w:p>
+        </w:tc>
+        <w:tc>
+          <w:tcPr>
+            <w:tcW w:type="dxa" w:w="2160"/>
+          </w:tcPr>
+          <w:p>
+            <w:r>
+              <w:rPr>
+                <w:b w:val="0"/>
+              </w:rPr>
+              <w:t>________</w:t>
+            </w:r>
+          </w:p>
+        </w:tc>
+      </w:tr>
+      <w:tr>
+        <w:tc>
+          <w:tcPr>
+            <w:tcW w:type="dxa" w:w="2160"/>
+          </w:tcPr>
+          <w:p>
+            <w:r>
+              <w:rPr>
+                <w:b w:val="0"/>
+              </w:rPr>
+              <w:t>예산 적정성</w:t>
+            </w:r>
+          </w:p>
+        </w:tc>
+        <w:tc>
+          <w:tcPr>
+            <w:tcW w:type="dxa" w:w="2160"/>
+          </w:tcPr>
+          <w:p>
+            <w:r>
+              <w:rPr>
+                <w:b w:val="0"/>
+              </w:rPr>
+              <w:t>승인 예산·거래 기록·영수증·잔액 대조</w:t>
+            </w:r>
+          </w:p>
+        </w:tc>
+        <w:tc>
+          <w:tcPr>
+            <w:tcW w:type="dxa" w:w="2160"/>
+          </w:tcPr>
+          <w:p>
+            <w:r>
+              <w:rPr>
+                <w:b w:val="0"/>
+              </w:rPr>
+              <w:t>________</w:t>
+            </w:r>
+          </w:p>
+        </w:tc>
+        <w:tc>
+          <w:tcPr>
+            <w:tcW w:type="dxa" w:w="2160"/>
+          </w:tcPr>
+          <w:p>
+            <w:r>
+              <w:rPr>
+                <w:b w:val="0"/>
+              </w:rPr>
+              <w:t>________</w:t>
+            </w:r>
+          </w:p>
+        </w:tc>
+      </w:tr>
+    </w:tbl>
+    <w:p/>
+    <w:p>
       <w:pPr>
-        <w:pStyle w:val="ListBullet"/>
+        <w:pStyle w:val="Heading2"/>
       </w:pPr>
       <w:r>
         <w:rPr>
           <w:b w:val="0"/>
         </w:rPr>
-        <w:t>이용 목적 : 행사 기록 및 동의한 매체에 행사 소식 게시</w:t>
+        <w:t>8. 향후 일정</w:t>
       </w:r>
     </w:p>
+    <w:tbl>
+      <w:tblPr>
+        <w:tblStyle w:val="TableGrid"/>
+        <w:tblW w:type="auto" w:w="0"/>
+        <w:tblLook w:firstColumn="1" w:firstRow="1" w:lastColumn="0" w:lastRow="0" w:noHBand="0" w:noVBand="1" w:val="04A0"/>
+      </w:tblPr>
+      <w:tblGrid>
+        <w:gridCol w:w="2880"/>
+        <w:gridCol w:w="2880"/>
+        <w:gridCol w:w="2880"/>
+      </w:tblGrid>
+      <w:tr>
+        <w:tc>
+          <w:tcPr>
+            <w:tcW w:type="dxa" w:w="2880"/>
+          </w:tcPr>
+          <w:p>
+            <w:r>
+              <w:rPr>
+                <w:b/>
+              </w:rPr>
+              <w:t>내용</w:t>
+            </w:r>
+          </w:p>
+        </w:tc>
+        <w:tc>
+          <w:tcPr>
+            <w:tcW w:type="dxa" w:w="2880"/>
+          </w:tcPr>
+          <w:p>
+            <w:r>
+              <w:rPr>
+                <w:b/>
+              </w:rPr>
+              <w:t>담당</w:t>
+            </w:r>
+          </w:p>
+        </w:tc>
+        <w:tc>
+          <w:tcPr>
+            <w:tcW w:type="dxa" w:w="2880"/>
+          </w:tcPr>
+          <w:p>
+            <w:r>
+              <w:rPr>
+                <w:b/>
+              </w:rPr>
+              <w:t>기한</w:t>
+            </w:r>
+          </w:p>
+        </w:tc>
+      </w:tr>
+      <w:tr>
+        <w:tc>
+          <w:tcPr>
+            <w:tcW w:type="dxa" w:w="2880"/>
+          </w:tcPr>
+          <w:p>
+            <w:r>
+              <w:rPr>
+                <w:b w:val="0"/>
+              </w:rPr>
+              <w:t>계획·예산 승인 및 시행일 확정</w:t>
+            </w:r>
+          </w:p>
+        </w:tc>
+        <w:tc>
+          <w:tcPr>
+            <w:tcW w:type="dxa" w:w="2880"/>
+          </w:tcPr>
+          <w:p>
+            <w:r>
+              <w:rPr>
+                <w:b w:val="0"/>
+              </w:rPr>
+              <w:t>________</w:t>
+            </w:r>
+          </w:p>
+        </w:tc>
+        <w:tc>
+          <w:tcPr>
+            <w:tcW w:type="dxa" w:w="2880"/>
+          </w:tcPr>
+          <w:p>
+            <w:r>
+              <w:rPr>
+                <w:b w:val="0"/>
+              </w:rPr>
+              <w:t>________</w:t>
+            </w:r>
+          </w:p>
+        </w:tc>
+      </w:tr>
+      <w:tr>
+        <w:tc>
+          <w:tcPr>
+            <w:tcW w:type="dxa" w:w="2880"/>
+          </w:tcPr>
+          <w:p>
+            <w:r>
+              <w:rPr>
+                <w:b w:val="0"/>
+              </w:rPr>
+              <w:t>부모 초청 안내 및 참가·촬영 동의 회신 마감</w:t>
+            </w:r>
+          </w:p>
+        </w:tc>
+        <w:tc>
+          <w:tcPr>
+            <w:tcW w:type="dxa" w:w="2880"/>
+          </w:tcPr>
+          <w:p>
+            <w:r>
+              <w:rPr>
+                <w:b w:val="0"/>
+              </w:rPr>
+              <w:t>________</w:t>
+            </w:r>
+          </w:p>
+        </w:tc>
+        <w:tc>
+          <w:tcPr>
+            <w:tcW w:type="dxa" w:w="2880"/>
+          </w:tcPr>
+          <w:p>
+            <w:r>
+              <w:rPr>
+                <w:b w:val="0"/>
+              </w:rPr>
+              <w:t>________</w:t>
+            </w:r>
+          </w:p>
+        </w:tc>
+      </w:tr>
+      <w:tr>
+        <w:tc>
+          <w:tcPr>
+            <w:tcW w:type="dxa" w:w="2880"/>
+          </w:tcPr>
+          <w:p>
+            <w:r>
+              <w:rPr>
+                <w:b w:val="0"/>
+              </w:rPr>
+              <w:t>물품 준비 및 담당자 사전 점검</w:t>
+            </w:r>
+          </w:p>
+        </w:tc>
+        <w:tc>
+          <w:tcPr>
+            <w:tcW w:type="dxa" w:w="2880"/>
+          </w:tcPr>
+          <w:p>
+            <w:r>
+              <w:rPr>
+                <w:b w:val="0"/>
+              </w:rPr>
+              <w:t>________</w:t>
+            </w:r>
+          </w:p>
+        </w:tc>
+        <w:tc>
+          <w:tcPr>
+            <w:tcW w:type="dxa" w:w="2880"/>
+          </w:tcPr>
+          <w:p>
+            <w:r>
+              <w:rPr>
+                <w:b w:val="0"/>
+              </w:rPr>
+              <w:t>________</w:t>
+            </w:r>
+          </w:p>
+        </w:tc>
+      </w:tr>
+      <w:tr>
+        <w:tc>
+          <w:tcPr>
+            <w:tcW w:type="dxa" w:w="2880"/>
+          </w:tcPr>
+          <w:p>
+            <w:r>
+              <w:rPr>
+                <w:b w:val="0"/>
+              </w:rPr>
+              <w:t>행사 실시 및 귀가 인계 완료</w:t>
+            </w:r>
+          </w:p>
+        </w:tc>
+        <w:tc>
+          <w:tcPr>
+            <w:tcW w:type="dxa" w:w="2880"/>
+          </w:tcPr>
+          <w:p>
+            <w:r>
+              <w:rPr>
+                <w:b w:val="0"/>
+              </w:rPr>
+              <w:t>________</w:t>
+            </w:r>
+          </w:p>
+        </w:tc>
+        <w:tc>
+          <w:tcPr>
+            <w:tcW w:type="dxa" w:w="2880"/>
+          </w:tcPr>
+          <w:p>
+            <w:r>
+              <w:rPr>
+                <w:b w:val="0"/>
+              </w:rPr>
+              <w:t>________</w:t>
+            </w:r>
+          </w:p>
+        </w:tc>
+      </w:tr>
+      <w:tr>
+        <w:tc>
+          <w:tcPr>
+            <w:tcW w:type="dxa" w:w="2880"/>
+          </w:tcPr>
+          <w:p>
+            <w:r>
+              <w:rPr>
+                <w:b w:val="0"/>
+              </w:rPr>
+              <w:t>사진 선별·동의 대조 후 허용 범위 내 공유</w:t>
+            </w:r>
+          </w:p>
+        </w:tc>
+        <w:tc>
+          <w:tcPr>
+            <w:tcW w:type="dxa" w:w="2880"/>
+          </w:tcPr>
+          <w:p>
+            <w:r>
+              <w:rPr>
+                <w:b w:val="0"/>
+              </w:rPr>
+              <w:t>________</w:t>
+            </w:r>
+          </w:p>
+        </w:tc>
+        <w:tc>
+          <w:tcPr>
+            <w:tcW w:type="dxa" w:w="2880"/>
+          </w:tcPr>
+          <w:p>
+            <w:r>
+              <w:rPr>
+                <w:b w:val="0"/>
+              </w:rPr>
+              <w:t>________</w:t>
+            </w:r>
+          </w:p>
+        </w:tc>
+      </w:tr>
+      <w:tr>
+        <w:tc>
+          <w:tcPr>
+            <w:tcW w:type="dxa" w:w="2880"/>
+          </w:tcPr>
+          <w:p>
+            <w:r>
+              <w:rPr>
+                <w:b w:val="0"/>
+              </w:rPr>
+              <w:t>결과보고·정산 제출 및 개인정보 파기 확인</w:t>
+            </w:r>
+          </w:p>
+        </w:tc>
+        <w:tc>
+          <w:tcPr>
+            <w:tcW w:type="dxa" w:w="2880"/>
+          </w:tcPr>
+          <w:p>
+            <w:r>
+              <w:rPr>
+                <w:b w:val="0"/>
+              </w:rPr>
+              <w:t>________</w:t>
+            </w:r>
+          </w:p>
+        </w:tc>
+        <w:tc>
+          <w:tcPr>
+            <w:tcW w:type="dxa" w:w="2880"/>
+          </w:tcPr>
+          <w:p>
+            <w:r>
+              <w:rPr>
+                <w:b w:val="0"/>
+              </w:rPr>
+              <w:t>________</w:t>
+            </w:r>
+          </w:p>
+        </w:tc>
+      </w:tr>
+    </w:tbl>
+    <w:p/>
     <w:p>
-      <w:pPr>
-        <w:pStyle w:val="ListBullet"/>
-      </w:pPr>
       <w:r>
         <w:rPr>
           <w:b w:val="0"/>
         </w:rPr>
-        <w:t>보유·게시 기간 : ________까지 / 기간 종료 후 삭제</w:t>
+        <w:t>붙임 1. 어린이주일 참가 및 사진 촬영·활용 동의 회신서 1부.</w:t>
       </w:r>
     </w:p>
     <w:p>
-      <w:pPr>
-        <w:pStyle w:val="ListBullet"/>
-      </w:pPr>
+      <w:r>
+        <w:rPr>
+          <w:b/>
+        </w:rPr>
+        <w:t>붙임 1. 어린이주일 참가 및 사진 촬영·활용 동의 회신서</w:t>
+      </w:r>
+    </w:p>
+    <w:p>
       <w:r>
         <w:rPr>
           <w:b w:val="0"/>
         </w:rPr>
-        <w:t>문의·동의 철회 : (교회명) 교회학교 담당 ________</w:t>
+        <w:t>가. 제출 안내</w:t>
       </w:r>
     </w:p>
+    <w:tbl>
+      <w:tblPr>
+        <w:tblStyle w:val="TableGrid"/>
+        <w:tblW w:type="auto" w:w="0"/>
+        <w:tblLook w:firstColumn="1" w:firstRow="1" w:lastColumn="0" w:lastRow="0" w:noHBand="0" w:noVBand="1" w:val="04A0"/>
+      </w:tblPr>
+      <w:tblGrid>
+        <w:gridCol w:w="2160"/>
+        <w:gridCol w:w="2160"/>
+        <w:gridCol w:w="2160"/>
+        <w:gridCol w:w="2160"/>
+      </w:tblGrid>
+      <w:tr>
+        <w:tc>
+          <w:tcPr>
+            <w:tcW w:type="dxa" w:w="2160"/>
+          </w:tcPr>
+          <w:p>
+            <w:r>
+              <w:rPr>
+                <w:b/>
+              </w:rPr>
+              <w:t>제출 기한</w:t>
+            </w:r>
+          </w:p>
+        </w:tc>
+        <w:tc>
+          <w:tcPr>
+            <w:tcW w:type="dxa" w:w="2160"/>
+          </w:tcPr>
+          <w:p>
+            <w:r>
+              <w:rPr>
+                <w:b/>
+              </w:rPr>
+              <w:t>제출 방법</w:t>
+            </w:r>
+          </w:p>
+        </w:tc>
+        <w:tc>
+          <w:tcPr>
+            <w:tcW w:type="dxa" w:w="2160"/>
+          </w:tcPr>
+          <w:p>
+            <w:r>
+              <w:rPr>
+                <w:b/>
+              </w:rPr>
+              <w:t>접수 담당</w:t>
+            </w:r>
+          </w:p>
+        </w:tc>
+        <w:tc>
+          <w:tcPr>
+            <w:tcW w:type="dxa" w:w="2160"/>
+          </w:tcPr>
+          <w:p>
+            <w:r>
+              <w:rPr>
+                <w:b/>
+              </w:rPr>
+              <w:t>문의처</w:t>
+            </w:r>
+          </w:p>
+        </w:tc>
+      </w:tr>
+      <w:tr>
+        <w:tc>
+          <w:tcPr>
+            <w:tcW w:type="dxa" w:w="2160"/>
+          </w:tcPr>
+          <w:p>
+            <w:r>
+              <w:rPr>
+                <w:b w:val="0"/>
+              </w:rPr>
+              <w:t>________</w:t>
+            </w:r>
+          </w:p>
+        </w:tc>
+        <w:tc>
+          <w:tcPr>
+            <w:tcW w:type="dxa" w:w="2160"/>
+          </w:tcPr>
+          <w:p>
+            <w:r>
+              <w:rPr>
+                <w:b w:val="0"/>
+              </w:rPr>
+              <w:t>________</w:t>
+            </w:r>
+          </w:p>
+        </w:tc>
+        <w:tc>
+          <w:tcPr>
+            <w:tcW w:type="dxa" w:w="2160"/>
+          </w:tcPr>
+          <w:p>
+            <w:r>
+              <w:rPr>
+                <w:b w:val="0"/>
+              </w:rPr>
+              <w:t>(부서명) 담당 ________</w:t>
+            </w:r>
+          </w:p>
+        </w:tc>
+        <w:tc>
+          <w:tcPr>
+            <w:tcW w:type="dxa" w:w="2160"/>
+          </w:tcPr>
+          <w:p>
+            <w:r>
+              <w:rPr>
+                <w:b w:val="0"/>
+              </w:rPr>
+              <w:t>________</w:t>
+            </w:r>
+          </w:p>
+        </w:tc>
+      </w:tr>
+    </w:tbl>
+    <w:p/>
     <w:p>
-      <w:pPr>
-        <w:pStyle w:val="ListBullet"/>
-      </w:pPr>
       <w:r>
         <w:rPr>
           <w:b w:val="0"/>
         </w:rPr>
-        <w:t>행사 기록용 촬영 : □ 동의 □ 미동의</w:t>
+        <w:t>나. 참가 회신 — 회수 후 별도 보관</w:t>
       </w:r>
     </w:p>
+    <w:tbl>
+      <w:tblPr>
+        <w:tblStyle w:val="TableGrid"/>
+        <w:tblW w:type="auto" w:w="0"/>
+        <w:tblLook w:firstColumn="1" w:firstRow="1" w:lastColumn="0" w:lastRow="0" w:noHBand="0" w:noVBand="1" w:val="04A0"/>
+      </w:tblPr>
+      <w:tblGrid>
+        <w:gridCol w:w="4320"/>
+        <w:gridCol w:w="4320"/>
+      </w:tblGrid>
+      <w:tr>
+        <w:tc>
+          <w:tcPr>
+            <w:tcW w:type="dxa" w:w="4320"/>
+          </w:tcPr>
+          <w:p>
+            <w:r>
+              <w:rPr>
+                <w:b/>
+              </w:rPr>
+              <w:t>항목</w:t>
+            </w:r>
+          </w:p>
+        </w:tc>
+        <w:tc>
+          <w:tcPr>
+            <w:tcW w:type="dxa" w:w="4320"/>
+          </w:tcPr>
+          <w:p>
+            <w:r>
+              <w:rPr>
+                <w:b/>
+              </w:rPr>
+              <w:t>기재 내용</w:t>
+            </w:r>
+          </w:p>
+        </w:tc>
+      </w:tr>
+      <w:tr>
+        <w:tc>
+          <w:tcPr>
+            <w:tcW w:type="dxa" w:w="4320"/>
+          </w:tcPr>
+          <w:p>
+            <w:r>
+              <w:rPr>
+                <w:b w:val="0"/>
+              </w:rPr>
+              <w:t>부서 / 학생 이름</w:t>
+            </w:r>
+          </w:p>
+        </w:tc>
+        <w:tc>
+          <w:tcPr>
+            <w:tcW w:type="dxa" w:w="4320"/>
+          </w:tcPr>
+          <w:p>
+            <w:r>
+              <w:rPr>
+                <w:b w:val="0"/>
+              </w:rPr>
+              <w:t>________ / ________</w:t>
+            </w:r>
+          </w:p>
+        </w:tc>
+      </w:tr>
+      <w:tr>
+        <w:tc>
+          <w:tcPr>
+            <w:tcW w:type="dxa" w:w="4320"/>
+          </w:tcPr>
+          <w:p>
+            <w:r>
+              <w:rPr>
+                <w:b w:val="0"/>
+              </w:rPr>
+              <w:t>참가 여부 / 보호자 참석 인원</w:t>
+            </w:r>
+          </w:p>
+        </w:tc>
+        <w:tc>
+          <w:tcPr>
+            <w:tcW w:type="dxa" w:w="4320"/>
+          </w:tcPr>
+          <w:p>
+            <w:r>
+              <w:rPr>
+                <w:b w:val="0"/>
+              </w:rPr>
+              <w:t>________ / ________명</w:t>
+            </w:r>
+          </w:p>
+        </w:tc>
+      </w:tr>
+      <w:tr>
+        <w:tc>
+          <w:tcPr>
+            <w:tcW w:type="dxa" w:w="4320"/>
+          </w:tcPr>
+          <w:p>
+            <w:r>
+              <w:rPr>
+                <w:b w:val="0"/>
+              </w:rPr>
+              <w:t>보호자 연락처</w:t>
+            </w:r>
+          </w:p>
+        </w:tc>
+        <w:tc>
+          <w:tcPr>
+            <w:tcW w:type="dxa" w:w="4320"/>
+          </w:tcPr>
+          <w:p>
+            <w:r>
+              <w:rPr>
+                <w:b w:val="0"/>
+              </w:rPr>
+              <w:t>________</w:t>
+            </w:r>
+          </w:p>
+        </w:tc>
+      </w:tr>
+      <w:tr>
+        <w:tc>
+          <w:tcPr>
+            <w:tcW w:type="dxa" w:w="4320"/>
+          </w:tcPr>
+          <w:p>
+            <w:r>
+              <w:rPr>
+                <w:b w:val="0"/>
+              </w:rPr>
+              <w:t>귀가 인계 보호자</w:t>
+            </w:r>
+          </w:p>
+        </w:tc>
+        <w:tc>
+          <w:tcPr>
+            <w:tcW w:type="dxa" w:w="4320"/>
+          </w:tcPr>
+          <w:p>
+            <w:r>
+              <w:rPr>
+                <w:b w:val="0"/>
+              </w:rPr>
+              <w:t>________</w:t>
+            </w:r>
+          </w:p>
+        </w:tc>
+      </w:tr>
+      <w:tr>
+        <w:tc>
+          <w:tcPr>
+            <w:tcW w:type="dxa" w:w="4320"/>
+          </w:tcPr>
+          <w:p>
+            <w:r>
+              <w:rPr>
+                <w:b w:val="0"/>
+              </w:rPr>
+              <w:t>안전상 필요한 특이사항</w:t>
+            </w:r>
+          </w:p>
+        </w:tc>
+        <w:tc>
+          <w:tcPr>
+            <w:tcW w:type="dxa" w:w="4320"/>
+          </w:tcPr>
+          <w:p>
+            <w:r>
+              <w:rPr>
+                <w:b w:val="0"/>
+              </w:rPr>
+              <w:t>________</w:t>
+            </w:r>
+          </w:p>
+        </w:tc>
+      </w:tr>
+      <w:tr>
+        <w:tc>
+          <w:tcPr>
+            <w:tcW w:type="dxa" w:w="4320"/>
+          </w:tcPr>
+          <w:p>
+            <w:r>
+              <w:rPr>
+                <w:b w:val="0"/>
+              </w:rPr>
+              <w:t>보호자 성명 / 서명 / 작성일</w:t>
+            </w:r>
+          </w:p>
+        </w:tc>
+        <w:tc>
+          <w:tcPr>
+            <w:tcW w:type="dxa" w:w="4320"/>
+          </w:tcPr>
+          <w:p>
+            <w:r>
+              <w:rPr>
+                <w:b w:val="0"/>
+              </w:rPr>
+              <w:t>________ / ________ / ________</w:t>
+            </w:r>
+          </w:p>
+        </w:tc>
+      </w:tr>
+    </w:tbl>
+    <w:p/>
     <w:p>
-      <w:pPr>
-        <w:pStyle w:val="ListBullet"/>
-      </w:pPr>
       <w:r>
         <w:rPr>
           <w:b w:val="0"/>
         </w:rPr>
-        <w:t>교회 내부 공유(매체: ________) : □ 동의 □ 미동의</w:t>
+        <w:t>다. 개인정보 수집·이용 동의</w:t>
       </w:r>
     </w:p>
     <w:p>
-      <w:pPr>
-        <w:pStyle w:val="ListBullet"/>
-      </w:pPr>
       <w:r>
         <w:rPr>
           <w:b w:val="0"/>
         </w:rPr>
-        <w:t>외부 공개 게시(매체: ________) : □ 동의 □ 미동의</w:t>
+        <w:t>1) 수집·이용자는 (교회명) (부서명)이며, 참가 확인·안전관리·귀가 인계를 위해 학생 이름, 부서, 보호자 연락처 및 인계 정보를 수집하고 ________까지 보관한 후 파기합니다.</w:t>
       </w:r>
     </w:p>
     <w:p>
-      <w:pPr>
-        <w:pStyle w:val="ListBullet"/>
-      </w:pPr>
       <w:r>
         <w:rPr>
           <w:b w:val="0"/>
         </w:rPr>
-        <w:t>학생 이름 : ________ / 보호자 서명 : ________ / 작성일 : ________</w:t>
+        <w:t>2) 개인정보 수집·이용 동의: ________(동의/미동의). 동의를 거부할 수 있으며, 미동의 시 참가 확인·안전 인계 방법을 담당자와 별도 협의합니다.</w:t>
+      </w:r>
+    </w:p>
+    <w:p>
+      <w:r>
+        <w:rPr>
+          <w:b w:val="0"/>
+        </w:rPr>
+        <w:t>3) 건강 관련 특이사항은 선택 기재하며, 안전 대응 목적으로만 ________까지 보관합니다. 민감정보 수집·이용 별도 동의: ________(동의/미동의). 미동의 시 건강정보를 기재하지 않습니다.</w:t>
+      </w:r>
+    </w:p>
+    <w:p>
+      <w:r>
+        <w:rPr>
+          <w:b w:val="0"/>
+        </w:rPr>
+        <w:t>라. 사진 촬영·활용 선택 동의</w:t>
+      </w:r>
+    </w:p>
+    <w:p>
+      <w:r>
+        <w:rPr>
+          <w:b w:val="0"/>
+        </w:rPr>
+        <w:t>1) 촬영 목적은 행사 기록이며, 촬영과 각 활용 범위를 별도로 선택합니다. 미동의에 따른 행사 참여 불이익은 없습니다.</w:t>
+      </w:r>
+    </w:p>
+    <w:tbl>
+      <w:tblPr>
+        <w:tblStyle w:val="TableGrid"/>
+        <w:tblW w:type="auto" w:w="0"/>
+        <w:tblLook w:firstColumn="1" w:firstRow="1" w:lastColumn="0" w:lastRow="0" w:noHBand="0" w:noVBand="1" w:val="04A0"/>
+      </w:tblPr>
+      <w:tblGrid>
+        <w:gridCol w:w="2880"/>
+        <w:gridCol w:w="2880"/>
+        <w:gridCol w:w="2880"/>
+      </w:tblGrid>
+      <w:tr>
+        <w:tc>
+          <w:tcPr>
+            <w:tcW w:type="dxa" w:w="2880"/>
+          </w:tcPr>
+          <w:p>
+            <w:r>
+              <w:rPr>
+                <w:b/>
+              </w:rPr>
+              <w:t>구분</w:t>
+            </w:r>
+          </w:p>
+        </w:tc>
+        <w:tc>
+          <w:tcPr>
+            <w:tcW w:type="dxa" w:w="2880"/>
+          </w:tcPr>
+          <w:p>
+            <w:r>
+              <w:rPr>
+                <w:b/>
+              </w:rPr>
+              <w:t>범위</w:t>
+            </w:r>
+          </w:p>
+        </w:tc>
+        <w:tc>
+          <w:tcPr>
+            <w:tcW w:type="dxa" w:w="2880"/>
+          </w:tcPr>
+          <w:p>
+            <w:r>
+              <w:rPr>
+                <w:b/>
+              </w:rPr>
+              <w:t>선택(동의/미동의)</w:t>
+            </w:r>
+          </w:p>
+        </w:tc>
+      </w:tr>
+      <w:tr>
+        <w:tc>
+          <w:tcPr>
+            <w:tcW w:type="dxa" w:w="2880"/>
+          </w:tcPr>
+          <w:p>
+            <w:r>
+              <w:rPr>
+                <w:b w:val="0"/>
+              </w:rPr>
+              <w:t>촬영</w:t>
+            </w:r>
+          </w:p>
+        </w:tc>
+        <w:tc>
+          <w:tcPr>
+            <w:tcW w:type="dxa" w:w="2880"/>
+          </w:tcPr>
+          <w:p>
+            <w:r>
+              <w:rPr>
+                <w:b w:val="0"/>
+              </w:rPr>
+              <w:t>행사 중 사진 촬영</w:t>
+            </w:r>
+          </w:p>
+        </w:tc>
+        <w:tc>
+          <w:tcPr>
+            <w:tcW w:type="dxa" w:w="2880"/>
+          </w:tcPr>
+          <w:p>
+            <w:r>
+              <w:rPr>
+                <w:b w:val="0"/>
+              </w:rPr>
+              <w:t>________</w:t>
+            </w:r>
+          </w:p>
+        </w:tc>
+      </w:tr>
+      <w:tr>
+        <w:tc>
+          <w:tcPr>
+            <w:tcW w:type="dxa" w:w="2880"/>
+          </w:tcPr>
+          <w:p>
+            <w:r>
+              <w:rPr>
+                <w:b w:val="0"/>
+              </w:rPr>
+              <w:t>내부 공유</w:t>
+            </w:r>
+          </w:p>
+        </w:tc>
+        <w:tc>
+          <w:tcPr>
+            <w:tcW w:type="dxa" w:w="2880"/>
+          </w:tcPr>
+          <w:p>
+            <w:r>
+              <w:rPr>
+                <w:b w:val="0"/>
+              </w:rPr>
+              <w:t>참가 가정 대상 비공개 공유</w:t>
+            </w:r>
+          </w:p>
+        </w:tc>
+        <w:tc>
+          <w:tcPr>
+            <w:tcW w:type="dxa" w:w="2880"/>
+          </w:tcPr>
+          <w:p>
+            <w:r>
+              <w:rPr>
+                <w:b w:val="0"/>
+              </w:rPr>
+              <w:t>________</w:t>
+            </w:r>
+          </w:p>
+        </w:tc>
+      </w:tr>
+      <w:tr>
+        <w:tc>
+          <w:tcPr>
+            <w:tcW w:type="dxa" w:w="2880"/>
+          </w:tcPr>
+          <w:p>
+            <w:r>
+              <w:rPr>
+                <w:b w:val="0"/>
+              </w:rPr>
+              <w:t>외부 공개</w:t>
+            </w:r>
+          </w:p>
+        </w:tc>
+        <w:tc>
+          <w:tcPr>
+            <w:tcW w:type="dxa" w:w="2880"/>
+          </w:tcPr>
+          <w:p>
+            <w:r>
+              <w:rPr>
+                <w:b w:val="0"/>
+              </w:rPr>
+              <w:t>공개 매체명·게시 범위: ________</w:t>
+            </w:r>
+          </w:p>
+        </w:tc>
+        <w:tc>
+          <w:tcPr>
+            <w:tcW w:type="dxa" w:w="2880"/>
+          </w:tcPr>
+          <w:p>
+            <w:r>
+              <w:rPr>
+                <w:b w:val="0"/>
+              </w:rPr>
+              <w:t>________</w:t>
+            </w:r>
+          </w:p>
+        </w:tc>
+      </w:tr>
+    </w:tbl>
+    <w:p/>
+    <w:p>
+      <w:r>
+        <w:rPr>
+          <w:b w:val="0"/>
+        </w:rPr>
+        <w:t>2) 사진 보관·게시 종료일은 ________이며, 학생 이름·연락처·건강정보는 사진과 함께 공개하지 않습니다. 외부 공개 매체가 미확정이면 별도 동의 전까지 게시하지 않습니다.</w:t>
+      </w:r>
+    </w:p>
+    <w:p>
+      <w:r>
+        <w:rPr>
+          <w:b w:val="0"/>
+        </w:rPr>
+        <w:t>3) 동의 철회·삭제 요청 접수 담당은 ________, 문의처는 ________입니다. 담당자는 요청 접수 후 ________까지 조치 결과를 안내합니다.</w:t>
+      </w:r>
+    </w:p>
+    <w:p>
+      <w:r>
+        <w:rPr>
+          <w:b w:val="0"/>
+        </w:rPr>
+        <w:t>4) 보호자 확인: 성명 ________ / 서명 ________ / 작성일 ________.</w:t>
       </w:r>
     </w:p>
     <w:sectPr>
